--- a/Motion-AI_Technical_Specification.docx
+++ b/Motion-AI_Technical_Specification.docx
@@ -9,7 +9,7 @@
       </w:pPr>
       <w:r>
         <w:rPr>
-          <w:rFonts w:ascii="Arial" w:cs="Arial" w:eastAsia="Arial" w:hAnsi="Arial"/>
+          <w:rFonts w:ascii="Calibri" w:cs="Calibri" w:eastAsia="Calibri" w:hAnsi="Calibri"/>
           <w:b/>
           <w:bCs/>
           <w:color w:val="1E3A8A"/>
@@ -26,7 +26,7 @@
       </w:pPr>
       <w:r>
         <w:rPr>
-          <w:rFonts w:ascii="Arial" w:cs="Arial" w:eastAsia="Arial" w:hAnsi="Arial"/>
+          <w:rFonts w:ascii="Calibri" w:cs="Calibri" w:eastAsia="Calibri" w:hAnsi="Calibri"/>
           <w:color w:val="1F2937"/>
           <w:sz w:val="32"/>
           <w:szCs w:val="32"/>
@@ -41,7 +41,7 @@
       </w:pPr>
       <w:r>
         <w:rPr>
-          <w:rFonts w:ascii="Arial" w:cs="Arial" w:eastAsia="Arial" w:hAnsi="Arial"/>
+          <w:rFonts w:ascii="Calibri" w:cs="Calibri" w:eastAsia="Calibri" w:hAnsi="Calibri"/>
           <w:i/>
           <w:iCs/>
           <w:color w:val="4B5563"/>
@@ -58,7 +58,7 @@
       </w:pPr>
       <w:r>
         <w:rPr>
-          <w:rFonts w:ascii="Arial" w:cs="Arial" w:eastAsia="Arial" w:hAnsi="Arial"/>
+          <w:rFonts w:ascii="Calibri" w:cs="Calibri" w:eastAsia="Calibri" w:hAnsi="Calibri"/>
           <w:color w:val="4B5563"/>
           <w:sz w:val="22"/>
           <w:szCs w:val="22"/>
@@ -73,7 +73,7 @@
       </w:pPr>
       <w:r>
         <w:rPr>
-          <w:rFonts w:ascii="Arial" w:cs="Arial" w:eastAsia="Arial" w:hAnsi="Arial"/>
+          <w:rFonts w:ascii="Calibri" w:cs="Calibri" w:eastAsia="Calibri" w:hAnsi="Calibri"/>
           <w:color w:val="4B5563"/>
           <w:sz w:val="22"/>
           <w:szCs w:val="22"/>
@@ -87,7 +87,7 @@
       </w:pPr>
       <w:r>
         <w:rPr>
-          <w:rFonts w:ascii="Arial" w:cs="Arial" w:eastAsia="Arial" w:hAnsi="Arial"/>
+          <w:rFonts w:ascii="Calibri" w:cs="Calibri" w:eastAsia="Calibri" w:hAnsi="Calibri"/>
           <w:color w:val="4B5563"/>
           <w:sz w:val="22"/>
           <w:szCs w:val="22"/>
@@ -103,7 +103,7 @@
       </w:pPr>
       <w:r>
         <w:rPr>
-          <w:rFonts w:ascii="Arial" w:cs="Arial" w:eastAsia="Arial" w:hAnsi="Arial"/>
+          <w:rFonts w:ascii="Calibri" w:cs="Calibri" w:eastAsia="Calibri" w:hAnsi="Calibri"/>
           <w:b/>
           <w:bCs/>
           <w:color w:val="1E3A8A"/>
@@ -111,6 +111,33 @@
           <w:szCs w:val="36"/>
         </w:rPr>
         <w:t xml:space="preserve">Table of Contents</w:t>
+      </w:r>
+    </w:p>
+    <w:p>
+      <w:pPr>
+        <w:spacing w:after="60" w:before="60" w:line="300"/>
+        <w:jc w:val="left"/>
+      </w:pPr>
+      <w:r>
+        <w:rPr>
+          <w:rFonts w:ascii="Calibri" w:cs="Calibri" w:eastAsia="Calibri" w:hAnsi="Calibri"/>
+          <w:b w:val="false"/>
+          <w:bCs w:val="false"/>
+          <w:i/>
+          <w:iCs/>
+          <w:color w:val="6B7280"/>
+          <w:sz w:val="22"/>
+          <w:szCs w:val="22"/>
+        </w:rPr>
+        <w:t xml:space="preserve">Note: when you first open this document, the table of contents below will appear empty. Right-click anywhere in the contents block and choose Update Field (or press F9) to populate it.</w:t>
+      </w:r>
+    </w:p>
+    <w:p>
+      <w:pPr>
+        <w:spacing w:after="120"/>
+      </w:pPr>
+      <w:r>
+        <w:t xml:space="preserve"/>
       </w:r>
     </w:p>
     <w:sdt>
@@ -140,7 +167,7 @@
       </w:pPr>
       <w:r>
         <w:rPr>
-          <w:rFonts w:ascii="Arial" w:cs="Arial" w:eastAsia="Arial" w:hAnsi="Arial"/>
+          <w:rFonts w:ascii="Calibri" w:cs="Calibri" w:eastAsia="Calibri" w:hAnsi="Calibri"/>
           <w:b/>
           <w:bCs/>
           <w:color w:val="1E3A8A"/>
@@ -157,7 +184,7 @@
       </w:pPr>
       <w:r>
         <w:rPr>
-          <w:rFonts w:ascii="Arial" w:cs="Arial" w:eastAsia="Arial" w:hAnsi="Arial"/>
+          <w:rFonts w:ascii="Calibri" w:cs="Calibri" w:eastAsia="Calibri" w:hAnsi="Calibri"/>
           <w:b w:val="false"/>
           <w:bCs w:val="false"/>
           <w:i w:val="false"/>
@@ -176,7 +203,7 @@
       </w:pPr>
       <w:r>
         <w:rPr>
-          <w:rFonts w:ascii="Arial" w:cs="Arial" w:eastAsia="Arial" w:hAnsi="Arial"/>
+          <w:rFonts w:ascii="Calibri" w:cs="Calibri" w:eastAsia="Calibri" w:hAnsi="Calibri"/>
           <w:b w:val="false"/>
           <w:bCs w:val="false"/>
           <w:i w:val="false"/>
@@ -185,7 +212,7 @@
           <w:sz w:val="22"/>
           <w:szCs w:val="22"/>
         </w:rPr>
-        <w:t xml:space="preserve">Trained on a physics-informed synthetic corpus of 7,200 gait windows, the system achieves 99.5 % held-out binary accuracy (ROC-AUC 0.9999) and 95 % multi-class accuracy, with sub-300-millisecond median detection latency from pathology onset to alert. A cinematic 2-D sagittal-projection visualizer (rendered as a looping animated GIF) provides a real-time view of the patient walking side-by-side with a "healthy digital twin" — a counterfactual simulation of the same subject without the pathology — making the deficit immediately visible to clinicians and lay observers.</w:t>
+        <w:t xml:space="preserve">Trained on a physics-informed synthetic corpus of 7,200 gait windows, the system achieves 99.5 % held-out binary accuracy (ROC-AUC 0.9999) and 95 % multi-class accuracy, with sub-300-millisecond median detection latency from pathology onset to alert. A cinematic 2-D sagittal-projection visualizer (rendered as a looping animated GIF) provides a real-time view of the patient walking side-by-side with a "healthy digital twin" - a counterfactual simulation of the same subject without the pathology - making the deficit immediately visible to clinicians and lay observers.</w:t>
       </w:r>
     </w:p>
     <w:p>
@@ -195,7 +222,7 @@
       </w:pPr>
       <w:r>
         <w:rPr>
-          <w:rFonts w:ascii="Arial" w:cs="Arial" w:eastAsia="Arial" w:hAnsi="Arial"/>
+          <w:rFonts w:ascii="Calibri" w:cs="Calibri" w:eastAsia="Calibri" w:hAnsi="Calibri"/>
           <w:b w:val="false"/>
           <w:bCs w:val="false"/>
           <w:i w:val="false"/>
@@ -215,7 +242,7 @@
       </w:pPr>
       <w:r>
         <w:rPr>
-          <w:rFonts w:ascii="Arial" w:cs="Arial" w:eastAsia="Arial" w:hAnsi="Arial"/>
+          <w:rFonts w:ascii="Calibri" w:cs="Calibri" w:eastAsia="Calibri" w:hAnsi="Calibri"/>
           <w:b/>
           <w:bCs/>
           <w:color w:val="1E3A8A"/>
@@ -232,7 +259,7 @@
       </w:pPr>
       <w:r>
         <w:rPr>
-          <w:rFonts w:ascii="Arial" w:cs="Arial" w:eastAsia="Arial" w:hAnsi="Arial"/>
+          <w:rFonts w:ascii="Calibri" w:cs="Calibri" w:eastAsia="Calibri" w:hAnsi="Calibri"/>
           <w:b/>
           <w:bCs/>
           <w:color w:val="1E3A8A"/>
@@ -249,7 +276,7 @@
       </w:pPr>
       <w:r>
         <w:rPr>
-          <w:rFonts w:ascii="Arial" w:cs="Arial" w:eastAsia="Arial" w:hAnsi="Arial"/>
+          <w:rFonts w:ascii="Calibri" w:cs="Calibri" w:eastAsia="Calibri" w:hAnsi="Calibri"/>
           <w:b w:val="false"/>
           <w:bCs w:val="false"/>
           <w:i w:val="false"/>
@@ -258,7 +285,7 @@
           <w:sz w:val="22"/>
           <w:szCs w:val="22"/>
         </w:rPr>
-        <w:t xml:space="preserve">Acute ischemic stroke kills approximately 1.9 million neurons per minute of untreated cerebral hypoperfusion (Saver, 2006). Time from symptom onset to thrombolysis or thrombectomy is the single most powerful determinant of long-term functional outcome — every 15-minute reduction in door-to-needle time is associated with a measurable reduction in mortality and disability. Yet the median pre-hospital delay in witnessed stroke remains over 30 minutes, largely because bystanders and patients themselves fail to recognise subtle early motor signs (the classic FAST signs — Face droop, Arm weakness, Speech difficulty, Time — only catch obvious presentations).</w:t>
+        <w:t xml:space="preserve">Acute ischemic stroke kills approximately 1.9 million neurons per minute of untreated cerebral hypoperfusion (Saver, 2006). Time from symptom onset to thrombolysis or thrombectomy is the single most powerful determinant of long-term functional outcome - every 15-minute reduction in door-to-needle time is associated with a measurable reduction in mortality and disability. Yet the median pre-hospital delay in witnessed stroke remains over 30 minutes, largely because bystanders and patients themselves fail to recognise subtle early motor signs (the classic FAST signs - Face droop, Arm weakness, Speech difficulty, Time - only catch obvious presentations).</w:t>
       </w:r>
     </w:p>
     <w:p>
@@ -268,7 +295,7 @@
       </w:pPr>
       <w:r>
         <w:rPr>
-          <w:rFonts w:ascii="Arial" w:cs="Arial" w:eastAsia="Arial" w:hAnsi="Arial"/>
+          <w:rFonts w:ascii="Calibri" w:cs="Calibri" w:eastAsia="Calibri" w:hAnsi="Calibri"/>
           <w:b w:val="false"/>
           <w:bCs w:val="false"/>
           <w:i w:val="false"/>
@@ -277,7 +304,7 @@
           <w:sz w:val="22"/>
           <w:szCs w:val="22"/>
         </w:rPr>
-        <w:t xml:space="preserve">Beyond acute stroke, chronic neurological gait disorders — hemiparesis from prior stroke, Parkinsonian bradykinesia, cerebellar ataxia, post-injury spasticity — are massively underdiagnosed in community-dwelling older adults. They progress slowly, the patient adapts unconsciously, and the deficit is only flagged during an in-clinic exam. By that point a fall has often already happened.</w:t>
+        <w:t xml:space="preserve">Beyond acute stroke, chronic neurological gait disorders - hemiparesis from prior stroke, Parkinsonian bradykinesia, cerebellar ataxia, post-injury spasticity - are massively underdiagnosed in community-dwelling older adults. They progress slowly, the patient adapts unconsciously, and the deficit is only flagged during an in-clinic exam. By that point a fall has often already happened.</w:t>
       </w:r>
     </w:p>
     <w:p>
@@ -287,7 +314,7 @@
       </w:pPr>
       <w:r>
         <w:rPr>
-          <w:rFonts w:ascii="Arial" w:cs="Arial" w:eastAsia="Arial" w:hAnsi="Arial"/>
+          <w:rFonts w:ascii="Calibri" w:cs="Calibri" w:eastAsia="Calibri" w:hAnsi="Calibri"/>
           <w:b/>
           <w:bCs/>
           <w:color w:val="1E3A8A"/>
@@ -304,7 +331,7 @@
       </w:pPr>
       <w:r>
         <w:rPr>
-          <w:rFonts w:ascii="Arial" w:cs="Arial" w:eastAsia="Arial" w:hAnsi="Arial"/>
+          <w:rFonts w:ascii="Calibri" w:cs="Calibri" w:eastAsia="Calibri" w:hAnsi="Calibri"/>
           <w:b w:val="false"/>
           <w:bCs w:val="false"/>
           <w:i w:val="false"/>
@@ -327,7 +354,7 @@
       </w:pPr>
       <w:r>
         <w:rPr>
-          <w:rFonts w:ascii="Arial" w:cs="Arial" w:eastAsia="Arial" w:hAnsi="Arial"/>
+          <w:rFonts w:ascii="Calibri" w:cs="Calibri" w:eastAsia="Calibri" w:hAnsi="Calibri"/>
           <w:color w:val="111827"/>
           <w:sz w:val="22"/>
           <w:szCs w:val="22"/>
@@ -346,7 +373,7 @@
       </w:pPr>
       <w:r>
         <w:rPr>
-          <w:rFonts w:ascii="Arial" w:cs="Arial" w:eastAsia="Arial" w:hAnsi="Arial"/>
+          <w:rFonts w:ascii="Calibri" w:cs="Calibri" w:eastAsia="Calibri" w:hAnsi="Calibri"/>
           <w:color w:val="111827"/>
           <w:sz w:val="22"/>
           <w:szCs w:val="22"/>
@@ -365,7 +392,7 @@
       </w:pPr>
       <w:r>
         <w:rPr>
-          <w:rFonts w:ascii="Arial" w:cs="Arial" w:eastAsia="Arial" w:hAnsi="Arial"/>
+          <w:rFonts w:ascii="Calibri" w:cs="Calibri" w:eastAsia="Calibri" w:hAnsi="Calibri"/>
           <w:color w:val="111827"/>
           <w:sz w:val="22"/>
           <w:szCs w:val="22"/>
@@ -384,7 +411,7 @@
       </w:pPr>
       <w:r>
         <w:rPr>
-          <w:rFonts w:ascii="Arial" w:cs="Arial" w:eastAsia="Arial" w:hAnsi="Arial"/>
+          <w:rFonts w:ascii="Calibri" w:cs="Calibri" w:eastAsia="Calibri" w:hAnsi="Calibri"/>
           <w:color w:val="111827"/>
           <w:sz w:val="22"/>
           <w:szCs w:val="22"/>
@@ -400,14 +427,14 @@
       </w:pPr>
       <w:r>
         <w:rPr>
-          <w:rFonts w:ascii="Arial" w:cs="Arial" w:eastAsia="Arial" w:hAnsi="Arial"/>
+          <w:rFonts w:ascii="Calibri" w:cs="Calibri" w:eastAsia="Calibri" w:hAnsi="Calibri"/>
           <w:b/>
           <w:bCs/>
           <w:color w:val="1E3A8A"/>
           <w:sz w:val="36"/>
           <w:szCs w:val="36"/>
         </w:rPr>
-        <w:t xml:space="preserve">3. Clinical Background — Gait Pathologies Modelled</w:t>
+        <w:t xml:space="preserve">3. Clinical Background - Gait Pathologies Modelled</w:t>
       </w:r>
     </w:p>
     <w:p>
@@ -417,7 +444,7 @@
       </w:pPr>
       <w:r>
         <w:rPr>
-          <w:rFonts w:ascii="Arial" w:cs="Arial" w:eastAsia="Arial" w:hAnsi="Arial"/>
+          <w:rFonts w:ascii="Calibri" w:cs="Calibri" w:eastAsia="Calibri" w:hAnsi="Calibri"/>
           <w:b w:val="false"/>
           <w:bCs w:val="false"/>
           <w:i w:val="false"/>
@@ -478,7 +505,7 @@
           <w:p>
             <w:r>
               <w:rPr>
-                <w:rFonts w:ascii="Arial" w:cs="Arial" w:eastAsia="Arial" w:hAnsi="Arial"/>
+                <w:rFonts w:ascii="Calibri" w:cs="Calibri" w:eastAsia="Calibri" w:hAnsi="Calibri"/>
                 <w:b/>
                 <w:bCs/>
                 <w:color w:val="0F172A"/>
@@ -509,7 +536,7 @@
           <w:p>
             <w:r>
               <w:rPr>
-                <w:rFonts w:ascii="Arial" w:cs="Arial" w:eastAsia="Arial" w:hAnsi="Arial"/>
+                <w:rFonts w:ascii="Calibri" w:cs="Calibri" w:eastAsia="Calibri" w:hAnsi="Calibri"/>
                 <w:b/>
                 <w:bCs/>
                 <w:color w:val="0F172A"/>
@@ -540,7 +567,7 @@
           <w:p>
             <w:r>
               <w:rPr>
-                <w:rFonts w:ascii="Arial" w:cs="Arial" w:eastAsia="Arial" w:hAnsi="Arial"/>
+                <w:rFonts w:ascii="Calibri" w:cs="Calibri" w:eastAsia="Calibri" w:hAnsi="Calibri"/>
                 <w:b/>
                 <w:bCs/>
                 <w:color w:val="0F172A"/>
@@ -573,7 +600,7 @@
           <w:p>
             <w:r>
               <w:rPr>
-                <w:rFonts w:ascii="Arial" w:cs="Arial" w:eastAsia="Arial" w:hAnsi="Arial"/>
+                <w:rFonts w:ascii="Calibri" w:cs="Calibri" w:eastAsia="Calibri" w:hAnsi="Calibri"/>
                 <w:color w:val="111827"/>
                 <w:sz w:val="20"/>
                 <w:szCs w:val="20"/>
@@ -602,7 +629,7 @@
           <w:p>
             <w:r>
               <w:rPr>
-                <w:rFonts w:ascii="Arial" w:cs="Arial" w:eastAsia="Arial" w:hAnsi="Arial"/>
+                <w:rFonts w:ascii="Calibri" w:cs="Calibri" w:eastAsia="Calibri" w:hAnsi="Calibri"/>
                 <w:color w:val="111827"/>
                 <w:sz w:val="20"/>
                 <w:szCs w:val="20"/>
@@ -631,7 +658,7 @@
           <w:p>
             <w:r>
               <w:rPr>
-                <w:rFonts w:ascii="Arial" w:cs="Arial" w:eastAsia="Arial" w:hAnsi="Arial"/>
+                <w:rFonts w:ascii="Calibri" w:cs="Calibri" w:eastAsia="Calibri" w:hAnsi="Calibri"/>
                 <w:color w:val="111827"/>
                 <w:sz w:val="20"/>
                 <w:szCs w:val="20"/>
@@ -662,7 +689,7 @@
           <w:p>
             <w:r>
               <w:rPr>
-                <w:rFonts w:ascii="Arial" w:cs="Arial" w:eastAsia="Arial" w:hAnsi="Arial"/>
+                <w:rFonts w:ascii="Calibri" w:cs="Calibri" w:eastAsia="Calibri" w:hAnsi="Calibri"/>
                 <w:color w:val="111827"/>
                 <w:sz w:val="20"/>
                 <w:szCs w:val="20"/>
@@ -691,7 +718,7 @@
           <w:p>
             <w:r>
               <w:rPr>
-                <w:rFonts w:ascii="Arial" w:cs="Arial" w:eastAsia="Arial" w:hAnsi="Arial"/>
+                <w:rFonts w:ascii="Calibri" w:cs="Calibri" w:eastAsia="Calibri" w:hAnsi="Calibri"/>
                 <w:color w:val="111827"/>
                 <w:sz w:val="20"/>
                 <w:szCs w:val="20"/>
@@ -720,7 +747,7 @@
           <w:p>
             <w:r>
               <w:rPr>
-                <w:rFonts w:ascii="Arial" w:cs="Arial" w:eastAsia="Arial" w:hAnsi="Arial"/>
+                <w:rFonts w:ascii="Calibri" w:cs="Calibri" w:eastAsia="Calibri" w:hAnsi="Calibri"/>
                 <w:color w:val="111827"/>
                 <w:sz w:val="20"/>
                 <w:szCs w:val="20"/>
@@ -751,7 +778,7 @@
           <w:p>
             <w:r>
               <w:rPr>
-                <w:rFonts w:ascii="Arial" w:cs="Arial" w:eastAsia="Arial" w:hAnsi="Arial"/>
+                <w:rFonts w:ascii="Calibri" w:cs="Calibri" w:eastAsia="Calibri" w:hAnsi="Calibri"/>
                 <w:color w:val="111827"/>
                 <w:sz w:val="20"/>
                 <w:szCs w:val="20"/>
@@ -780,7 +807,7 @@
           <w:p>
             <w:r>
               <w:rPr>
-                <w:rFonts w:ascii="Arial" w:cs="Arial" w:eastAsia="Arial" w:hAnsi="Arial"/>
+                <w:rFonts w:ascii="Calibri" w:cs="Calibri" w:eastAsia="Calibri" w:hAnsi="Calibri"/>
                 <w:color w:val="111827"/>
                 <w:sz w:val="20"/>
                 <w:szCs w:val="20"/>
@@ -809,7 +836,7 @@
           <w:p>
             <w:r>
               <w:rPr>
-                <w:rFonts w:ascii="Arial" w:cs="Arial" w:eastAsia="Arial" w:hAnsi="Arial"/>
+                <w:rFonts w:ascii="Calibri" w:cs="Calibri" w:eastAsia="Calibri" w:hAnsi="Calibri"/>
                 <w:color w:val="111827"/>
                 <w:sz w:val="20"/>
                 <w:szCs w:val="20"/>
@@ -840,7 +867,7 @@
           <w:p>
             <w:r>
               <w:rPr>
-                <w:rFonts w:ascii="Arial" w:cs="Arial" w:eastAsia="Arial" w:hAnsi="Arial"/>
+                <w:rFonts w:ascii="Calibri" w:cs="Calibri" w:eastAsia="Calibri" w:hAnsi="Calibri"/>
                 <w:color w:val="111827"/>
                 <w:sz w:val="20"/>
                 <w:szCs w:val="20"/>
@@ -869,7 +896,7 @@
           <w:p>
             <w:r>
               <w:rPr>
-                <w:rFonts w:ascii="Arial" w:cs="Arial" w:eastAsia="Arial" w:hAnsi="Arial"/>
+                <w:rFonts w:ascii="Calibri" w:cs="Calibri" w:eastAsia="Calibri" w:hAnsi="Calibri"/>
                 <w:color w:val="111827"/>
                 <w:sz w:val="20"/>
                 <w:szCs w:val="20"/>
@@ -898,7 +925,7 @@
           <w:p>
             <w:r>
               <w:rPr>
-                <w:rFonts w:ascii="Arial" w:cs="Arial" w:eastAsia="Arial" w:hAnsi="Arial"/>
+                <w:rFonts w:ascii="Calibri" w:cs="Calibri" w:eastAsia="Calibri" w:hAnsi="Calibri"/>
                 <w:color w:val="111827"/>
                 <w:sz w:val="20"/>
                 <w:szCs w:val="20"/>
@@ -929,7 +956,7 @@
           <w:p>
             <w:r>
               <w:rPr>
-                <w:rFonts w:ascii="Arial" w:cs="Arial" w:eastAsia="Arial" w:hAnsi="Arial"/>
+                <w:rFonts w:ascii="Calibri" w:cs="Calibri" w:eastAsia="Calibri" w:hAnsi="Calibri"/>
                 <w:color w:val="111827"/>
                 <w:sz w:val="20"/>
                 <w:szCs w:val="20"/>
@@ -958,7 +985,7 @@
           <w:p>
             <w:r>
               <w:rPr>
-                <w:rFonts w:ascii="Arial" w:cs="Arial" w:eastAsia="Arial" w:hAnsi="Arial"/>
+                <w:rFonts w:ascii="Calibri" w:cs="Calibri" w:eastAsia="Calibri" w:hAnsi="Calibri"/>
                 <w:color w:val="111827"/>
                 <w:sz w:val="20"/>
                 <w:szCs w:val="20"/>
@@ -987,7 +1014,7 @@
           <w:p>
             <w:r>
               <w:rPr>
-                <w:rFonts w:ascii="Arial" w:cs="Arial" w:eastAsia="Arial" w:hAnsi="Arial"/>
+                <w:rFonts w:ascii="Calibri" w:cs="Calibri" w:eastAsia="Calibri" w:hAnsi="Calibri"/>
                 <w:color w:val="111827"/>
                 <w:sz w:val="20"/>
                 <w:szCs w:val="20"/>
@@ -1018,7 +1045,7 @@
           <w:p>
             <w:r>
               <w:rPr>
-                <w:rFonts w:ascii="Arial" w:cs="Arial" w:eastAsia="Arial" w:hAnsi="Arial"/>
+                <w:rFonts w:ascii="Calibri" w:cs="Calibri" w:eastAsia="Calibri" w:hAnsi="Calibri"/>
                 <w:color w:val="111827"/>
                 <w:sz w:val="20"/>
                 <w:szCs w:val="20"/>
@@ -1047,7 +1074,7 @@
           <w:p>
             <w:r>
               <w:rPr>
-                <w:rFonts w:ascii="Arial" w:cs="Arial" w:eastAsia="Arial" w:hAnsi="Arial"/>
+                <w:rFonts w:ascii="Calibri" w:cs="Calibri" w:eastAsia="Calibri" w:hAnsi="Calibri"/>
                 <w:color w:val="111827"/>
                 <w:sz w:val="20"/>
                 <w:szCs w:val="20"/>
@@ -1076,7 +1103,7 @@
           <w:p>
             <w:r>
               <w:rPr>
-                <w:rFonts w:ascii="Arial" w:cs="Arial" w:eastAsia="Arial" w:hAnsi="Arial"/>
+                <w:rFonts w:ascii="Calibri" w:cs="Calibri" w:eastAsia="Calibri" w:hAnsi="Calibri"/>
                 <w:color w:val="111827"/>
                 <w:sz w:val="20"/>
                 <w:szCs w:val="20"/>
@@ -1095,7 +1122,7 @@
       </w:pPr>
       <w:r>
         <w:rPr>
-          <w:rFonts w:ascii="Arial" w:cs="Arial" w:eastAsia="Arial" w:hAnsi="Arial"/>
+          <w:rFonts w:ascii="Calibri" w:cs="Calibri" w:eastAsia="Calibri" w:hAnsi="Calibri"/>
           <w:b/>
           <w:bCs/>
           <w:color w:val="1E3A8A"/>
@@ -1112,7 +1139,7 @@
       </w:pPr>
       <w:r>
         <w:rPr>
-          <w:rFonts w:ascii="Arial" w:cs="Arial" w:eastAsia="Arial" w:hAnsi="Arial"/>
+          <w:rFonts w:ascii="Calibri" w:cs="Calibri" w:eastAsia="Calibri" w:hAnsi="Calibri"/>
           <w:b w:val="false"/>
           <w:bCs w:val="false"/>
           <w:i w:val="false"/>
@@ -1173,7 +1200,7 @@
           <w:p>
             <w:r>
               <w:rPr>
-                <w:rFonts w:ascii="Arial" w:cs="Arial" w:eastAsia="Arial" w:hAnsi="Arial"/>
+                <w:rFonts w:ascii="Calibri" w:cs="Calibri" w:eastAsia="Calibri" w:hAnsi="Calibri"/>
                 <w:b/>
                 <w:bCs/>
                 <w:color w:val="0F172A"/>
@@ -1204,7 +1231,7 @@
           <w:p>
             <w:r>
               <w:rPr>
-                <w:rFonts w:ascii="Arial" w:cs="Arial" w:eastAsia="Arial" w:hAnsi="Arial"/>
+                <w:rFonts w:ascii="Calibri" w:cs="Calibri" w:eastAsia="Calibri" w:hAnsi="Calibri"/>
                 <w:b/>
                 <w:bCs/>
                 <w:color w:val="0F172A"/>
@@ -1235,7 +1262,7 @@
           <w:p>
             <w:r>
               <w:rPr>
-                <w:rFonts w:ascii="Arial" w:cs="Arial" w:eastAsia="Arial" w:hAnsi="Arial"/>
+                <w:rFonts w:ascii="Calibri" w:cs="Calibri" w:eastAsia="Calibri" w:hAnsi="Calibri"/>
                 <w:b/>
                 <w:bCs/>
                 <w:color w:val="0F172A"/>
@@ -1268,7 +1295,7 @@
           <w:p>
             <w:r>
               <w:rPr>
-                <w:rFonts w:ascii="Arial" w:cs="Arial" w:eastAsia="Arial" w:hAnsi="Arial"/>
+                <w:rFonts w:ascii="Calibri" w:cs="Calibri" w:eastAsia="Calibri" w:hAnsi="Calibri"/>
                 <w:color w:val="111827"/>
                 <w:sz w:val="20"/>
                 <w:szCs w:val="20"/>
@@ -1297,7 +1324,7 @@
           <w:p>
             <w:r>
               <w:rPr>
-                <w:rFonts w:ascii="Arial" w:cs="Arial" w:eastAsia="Arial" w:hAnsi="Arial"/>
+                <w:rFonts w:ascii="Calibri" w:cs="Calibri" w:eastAsia="Calibri" w:hAnsi="Calibri"/>
                 <w:color w:val="111827"/>
                 <w:sz w:val="20"/>
                 <w:szCs w:val="20"/>
@@ -1326,7 +1353,7 @@
           <w:p>
             <w:r>
               <w:rPr>
-                <w:rFonts w:ascii="Arial" w:cs="Arial" w:eastAsia="Arial" w:hAnsi="Arial"/>
+                <w:rFonts w:ascii="Calibri" w:cs="Calibri" w:eastAsia="Calibri" w:hAnsi="Calibri"/>
                 <w:color w:val="111827"/>
                 <w:sz w:val="20"/>
                 <w:szCs w:val="20"/>
@@ -1357,7 +1384,7 @@
           <w:p>
             <w:r>
               <w:rPr>
-                <w:rFonts w:ascii="Arial" w:cs="Arial" w:eastAsia="Arial" w:hAnsi="Arial"/>
+                <w:rFonts w:ascii="Calibri" w:cs="Calibri" w:eastAsia="Calibri" w:hAnsi="Calibri"/>
                 <w:color w:val="111827"/>
                 <w:sz w:val="20"/>
                 <w:szCs w:val="20"/>
@@ -1386,7 +1413,7 @@
           <w:p>
             <w:r>
               <w:rPr>
-                <w:rFonts w:ascii="Arial" w:cs="Arial" w:eastAsia="Arial" w:hAnsi="Arial"/>
+                <w:rFonts w:ascii="Calibri" w:cs="Calibri" w:eastAsia="Calibri" w:hAnsi="Calibri"/>
                 <w:color w:val="111827"/>
                 <w:sz w:val="20"/>
                 <w:szCs w:val="20"/>
@@ -1415,7 +1442,7 @@
           <w:p>
             <w:r>
               <w:rPr>
-                <w:rFonts w:ascii="Arial" w:cs="Arial" w:eastAsia="Arial" w:hAnsi="Arial"/>
+                <w:rFonts w:ascii="Calibri" w:cs="Calibri" w:eastAsia="Calibri" w:hAnsi="Calibri"/>
                 <w:color w:val="111827"/>
                 <w:sz w:val="20"/>
                 <w:szCs w:val="20"/>
@@ -1446,7 +1473,7 @@
           <w:p>
             <w:r>
               <w:rPr>
-                <w:rFonts w:ascii="Arial" w:cs="Arial" w:eastAsia="Arial" w:hAnsi="Arial"/>
+                <w:rFonts w:ascii="Calibri" w:cs="Calibri" w:eastAsia="Calibri" w:hAnsi="Calibri"/>
                 <w:color w:val="111827"/>
                 <w:sz w:val="20"/>
                 <w:szCs w:val="20"/>
@@ -1475,7 +1502,7 @@
           <w:p>
             <w:r>
               <w:rPr>
-                <w:rFonts w:ascii="Arial" w:cs="Arial" w:eastAsia="Arial" w:hAnsi="Arial"/>
+                <w:rFonts w:ascii="Calibri" w:cs="Calibri" w:eastAsia="Calibri" w:hAnsi="Calibri"/>
                 <w:color w:val="111827"/>
                 <w:sz w:val="20"/>
                 <w:szCs w:val="20"/>
@@ -1504,7 +1531,7 @@
           <w:p>
             <w:r>
               <w:rPr>
-                <w:rFonts w:ascii="Arial" w:cs="Arial" w:eastAsia="Arial" w:hAnsi="Arial"/>
+                <w:rFonts w:ascii="Calibri" w:cs="Calibri" w:eastAsia="Calibri" w:hAnsi="Calibri"/>
                 <w:color w:val="111827"/>
                 <w:sz w:val="20"/>
                 <w:szCs w:val="20"/>
@@ -1535,7 +1562,7 @@
           <w:p>
             <w:r>
               <w:rPr>
-                <w:rFonts w:ascii="Arial" w:cs="Arial" w:eastAsia="Arial" w:hAnsi="Arial"/>
+                <w:rFonts w:ascii="Calibri" w:cs="Calibri" w:eastAsia="Calibri" w:hAnsi="Calibri"/>
                 <w:color w:val="111827"/>
                 <w:sz w:val="20"/>
                 <w:szCs w:val="20"/>
@@ -1564,7 +1591,7 @@
           <w:p>
             <w:r>
               <w:rPr>
-                <w:rFonts w:ascii="Arial" w:cs="Arial" w:eastAsia="Arial" w:hAnsi="Arial"/>
+                <w:rFonts w:ascii="Calibri" w:cs="Calibri" w:eastAsia="Calibri" w:hAnsi="Calibri"/>
                 <w:color w:val="111827"/>
                 <w:sz w:val="20"/>
                 <w:szCs w:val="20"/>
@@ -1593,7 +1620,7 @@
           <w:p>
             <w:r>
               <w:rPr>
-                <w:rFonts w:ascii="Arial" w:cs="Arial" w:eastAsia="Arial" w:hAnsi="Arial"/>
+                <w:rFonts w:ascii="Calibri" w:cs="Calibri" w:eastAsia="Calibri" w:hAnsi="Calibri"/>
                 <w:color w:val="111827"/>
                 <w:sz w:val="20"/>
                 <w:szCs w:val="20"/>
@@ -1624,7 +1651,7 @@
           <w:p>
             <w:r>
               <w:rPr>
-                <w:rFonts w:ascii="Arial" w:cs="Arial" w:eastAsia="Arial" w:hAnsi="Arial"/>
+                <w:rFonts w:ascii="Calibri" w:cs="Calibri" w:eastAsia="Calibri" w:hAnsi="Calibri"/>
                 <w:color w:val="111827"/>
                 <w:sz w:val="20"/>
                 <w:szCs w:val="20"/>
@@ -1653,7 +1680,7 @@
           <w:p>
             <w:r>
               <w:rPr>
-                <w:rFonts w:ascii="Arial" w:cs="Arial" w:eastAsia="Arial" w:hAnsi="Arial"/>
+                <w:rFonts w:ascii="Calibri" w:cs="Calibri" w:eastAsia="Calibri" w:hAnsi="Calibri"/>
                 <w:color w:val="111827"/>
                 <w:sz w:val="20"/>
                 <w:szCs w:val="20"/>
@@ -1682,7 +1709,7 @@
           <w:p>
             <w:r>
               <w:rPr>
-                <w:rFonts w:ascii="Arial" w:cs="Arial" w:eastAsia="Arial" w:hAnsi="Arial"/>
+                <w:rFonts w:ascii="Calibri" w:cs="Calibri" w:eastAsia="Calibri" w:hAnsi="Calibri"/>
                 <w:color w:val="111827"/>
                 <w:sz w:val="20"/>
                 <w:szCs w:val="20"/>
@@ -1700,7 +1727,7 @@
       </w:pPr>
       <w:r>
         <w:rPr>
-          <w:rFonts w:ascii="Arial" w:cs="Arial" w:eastAsia="Arial" w:hAnsi="Arial"/>
+          <w:rFonts w:ascii="Calibri" w:cs="Calibri" w:eastAsia="Calibri" w:hAnsi="Calibri"/>
           <w:b/>
           <w:bCs/>
           <w:color w:val="1E3A8A"/>
@@ -1718,7 +1745,7 @@
       </w:pPr>
       <w:r>
         <w:rPr>
-          <w:rFonts w:ascii="Courier New" w:cs="Courier New" w:eastAsia="Courier New" w:hAnsi="Courier New"/>
+          <w:rFonts w:ascii="Consolas" w:cs="Consolas" w:eastAsia="Consolas" w:hAnsi="Consolas"/>
           <w:color w:val="0F172A"/>
           <w:sz w:val="18"/>
           <w:szCs w:val="18"/>
@@ -1734,7 +1761,7 @@
       </w:pPr>
       <w:r>
         <w:rPr>
-          <w:rFonts w:ascii="Courier New" w:cs="Courier New" w:eastAsia="Courier New" w:hAnsi="Courier New"/>
+          <w:rFonts w:ascii="Consolas" w:cs="Consolas" w:eastAsia="Consolas" w:hAnsi="Consolas"/>
           <w:color w:val="0F172A"/>
           <w:sz w:val="18"/>
           <w:szCs w:val="18"/>
@@ -1750,7 +1777,7 @@
       </w:pPr>
       <w:r>
         <w:rPr>
-          <w:rFonts w:ascii="Courier New" w:cs="Courier New" w:eastAsia="Courier New" w:hAnsi="Courier New"/>
+          <w:rFonts w:ascii="Consolas" w:cs="Consolas" w:eastAsia="Consolas" w:hAnsi="Consolas"/>
           <w:color w:val="0F172A"/>
           <w:sz w:val="18"/>
           <w:szCs w:val="18"/>
@@ -1766,7 +1793,7 @@
       </w:pPr>
       <w:r>
         <w:rPr>
-          <w:rFonts w:ascii="Courier New" w:cs="Courier New" w:eastAsia="Courier New" w:hAnsi="Courier New"/>
+          <w:rFonts w:ascii="Consolas" w:cs="Consolas" w:eastAsia="Consolas" w:hAnsi="Consolas"/>
           <w:color w:val="0F172A"/>
           <w:sz w:val="18"/>
           <w:szCs w:val="18"/>
@@ -1782,7 +1809,7 @@
       </w:pPr>
       <w:r>
         <w:rPr>
-          <w:rFonts w:ascii="Courier New" w:cs="Courier New" w:eastAsia="Courier New" w:hAnsi="Courier New"/>
+          <w:rFonts w:ascii="Consolas" w:cs="Consolas" w:eastAsia="Consolas" w:hAnsi="Consolas"/>
           <w:color w:val="0F172A"/>
           <w:sz w:val="18"/>
           <w:szCs w:val="18"/>
@@ -1798,7 +1825,7 @@
       </w:pPr>
       <w:r>
         <w:rPr>
-          <w:rFonts w:ascii="Courier New" w:cs="Courier New" w:eastAsia="Courier New" w:hAnsi="Courier New"/>
+          <w:rFonts w:ascii="Consolas" w:cs="Consolas" w:eastAsia="Consolas" w:hAnsi="Consolas"/>
           <w:color w:val="0F172A"/>
           <w:sz w:val="18"/>
           <w:szCs w:val="18"/>
@@ -1814,7 +1841,7 @@
       </w:pPr>
       <w:r>
         <w:rPr>
-          <w:rFonts w:ascii="Courier New" w:cs="Courier New" w:eastAsia="Courier New" w:hAnsi="Courier New"/>
+          <w:rFonts w:ascii="Consolas" w:cs="Consolas" w:eastAsia="Consolas" w:hAnsi="Consolas"/>
           <w:color w:val="0F172A"/>
           <w:sz w:val="18"/>
           <w:szCs w:val="18"/>
@@ -1830,7 +1857,7 @@
       </w:pPr>
       <w:r>
         <w:rPr>
-          <w:rFonts w:ascii="Courier New" w:cs="Courier New" w:eastAsia="Courier New" w:hAnsi="Courier New"/>
+          <w:rFonts w:ascii="Consolas" w:cs="Consolas" w:eastAsia="Consolas" w:hAnsi="Consolas"/>
           <w:color w:val="0F172A"/>
           <w:sz w:val="18"/>
           <w:szCs w:val="18"/>
@@ -1846,7 +1873,7 @@
       </w:pPr>
       <w:r>
         <w:rPr>
-          <w:rFonts w:ascii="Courier New" w:cs="Courier New" w:eastAsia="Courier New" w:hAnsi="Courier New"/>
+          <w:rFonts w:ascii="Consolas" w:cs="Consolas" w:eastAsia="Consolas" w:hAnsi="Consolas"/>
           <w:color w:val="0F172A"/>
           <w:sz w:val="18"/>
           <w:szCs w:val="18"/>
@@ -1862,7 +1889,7 @@
       </w:pPr>
       <w:r>
         <w:rPr>
-          <w:rFonts w:ascii="Courier New" w:cs="Courier New" w:eastAsia="Courier New" w:hAnsi="Courier New"/>
+          <w:rFonts w:ascii="Consolas" w:cs="Consolas" w:eastAsia="Consolas" w:hAnsi="Consolas"/>
           <w:color w:val="0F172A"/>
           <w:sz w:val="18"/>
           <w:szCs w:val="18"/>
@@ -1878,7 +1905,7 @@
       </w:pPr>
       <w:r>
         <w:rPr>
-          <w:rFonts w:ascii="Courier New" w:cs="Courier New" w:eastAsia="Courier New" w:hAnsi="Courier New"/>
+          <w:rFonts w:ascii="Consolas" w:cs="Consolas" w:eastAsia="Consolas" w:hAnsi="Consolas"/>
           <w:color w:val="0F172A"/>
           <w:sz w:val="18"/>
           <w:szCs w:val="18"/>
@@ -1894,7 +1921,7 @@
       </w:pPr>
       <w:r>
         <w:rPr>
-          <w:rFonts w:ascii="Courier New" w:cs="Courier New" w:eastAsia="Courier New" w:hAnsi="Courier New"/>
+          <w:rFonts w:ascii="Consolas" w:cs="Consolas" w:eastAsia="Consolas" w:hAnsi="Consolas"/>
           <w:color w:val="0F172A"/>
           <w:sz w:val="18"/>
           <w:szCs w:val="18"/>
@@ -1910,7 +1937,7 @@
       </w:pPr>
       <w:r>
         <w:rPr>
-          <w:rFonts w:ascii="Courier New" w:cs="Courier New" w:eastAsia="Courier New" w:hAnsi="Courier New"/>
+          <w:rFonts w:ascii="Consolas" w:cs="Consolas" w:eastAsia="Consolas" w:hAnsi="Consolas"/>
           <w:color w:val="0F172A"/>
           <w:sz w:val="18"/>
           <w:szCs w:val="18"/>
@@ -1926,7 +1953,7 @@
       </w:pPr>
       <w:r>
         <w:rPr>
-          <w:rFonts w:ascii="Courier New" w:cs="Courier New" w:eastAsia="Courier New" w:hAnsi="Courier New"/>
+          <w:rFonts w:ascii="Consolas" w:cs="Consolas" w:eastAsia="Consolas" w:hAnsi="Consolas"/>
           <w:color w:val="0F172A"/>
           <w:sz w:val="18"/>
           <w:szCs w:val="18"/>
@@ -1942,7 +1969,7 @@
       </w:pPr>
       <w:r>
         <w:rPr>
-          <w:rFonts w:ascii="Courier New" w:cs="Courier New" w:eastAsia="Courier New" w:hAnsi="Courier New"/>
+          <w:rFonts w:ascii="Consolas" w:cs="Consolas" w:eastAsia="Consolas" w:hAnsi="Consolas"/>
           <w:color w:val="0F172A"/>
           <w:sz w:val="18"/>
           <w:szCs w:val="18"/>
@@ -1958,7 +1985,7 @@
       </w:pPr>
       <w:r>
         <w:rPr>
-          <w:rFonts w:ascii="Courier New" w:cs="Courier New" w:eastAsia="Courier New" w:hAnsi="Courier New"/>
+          <w:rFonts w:ascii="Consolas" w:cs="Consolas" w:eastAsia="Consolas" w:hAnsi="Consolas"/>
           <w:color w:val="0F172A"/>
           <w:sz w:val="18"/>
           <w:szCs w:val="18"/>
@@ -1974,7 +2001,7 @@
       </w:pPr>
       <w:r>
         <w:rPr>
-          <w:rFonts w:ascii="Courier New" w:cs="Courier New" w:eastAsia="Courier New" w:hAnsi="Courier New"/>
+          <w:rFonts w:ascii="Consolas" w:cs="Consolas" w:eastAsia="Consolas" w:hAnsi="Consolas"/>
           <w:color w:val="0F172A"/>
           <w:sz w:val="18"/>
           <w:szCs w:val="18"/>
@@ -1990,7 +2017,7 @@
       </w:pPr>
       <w:r>
         <w:rPr>
-          <w:rFonts w:ascii="Courier New" w:cs="Courier New" w:eastAsia="Courier New" w:hAnsi="Courier New"/>
+          <w:rFonts w:ascii="Consolas" w:cs="Consolas" w:eastAsia="Consolas" w:hAnsi="Consolas"/>
           <w:color w:val="0F172A"/>
           <w:sz w:val="18"/>
           <w:szCs w:val="18"/>
@@ -2006,7 +2033,7 @@
       </w:pPr>
       <w:r>
         <w:rPr>
-          <w:rFonts w:ascii="Arial" w:cs="Arial" w:eastAsia="Arial" w:hAnsi="Arial"/>
+          <w:rFonts w:ascii="Calibri" w:cs="Calibri" w:eastAsia="Calibri" w:hAnsi="Calibri"/>
           <w:b/>
           <w:bCs/>
           <w:color w:val="1E3A8A"/>
@@ -2023,7 +2050,7 @@
       </w:pPr>
       <w:r>
         <w:rPr>
-          <w:rFonts w:ascii="Arial" w:cs="Arial" w:eastAsia="Arial" w:hAnsi="Arial"/>
+          <w:rFonts w:ascii="Calibri" w:cs="Calibri" w:eastAsia="Calibri" w:hAnsi="Calibri"/>
           <w:b w:val="false"/>
           <w:bCs w:val="false"/>
           <w:i w:val="false"/>
@@ -2032,7 +2059,7 @@
           <w:sz w:val="22"/>
           <w:szCs w:val="22"/>
         </w:rPr>
-        <w:t xml:space="preserve">Motion-AI assumes a minimal wearable kit of four IMU bands worn on each wrist and ankle. The sensor format is deliberately minimal — minimum number of sensors that still discriminate among the modelled pathologies, so the system is affordable and unobtrusive.</w:t>
+        <w:t xml:space="preserve">Motion-AI assumes a minimal wearable kit of four IMU bands worn on each wrist and ankle. The sensor format is deliberately minimal - minimum number of sensors that still discriminate among the modelled pathologies, so the system is affordable and unobtrusive.</w:t>
       </w:r>
     </w:p>
     <w:p>
@@ -2042,7 +2069,7 @@
       </w:pPr>
       <w:r>
         <w:rPr>
-          <w:rFonts w:ascii="Arial" w:cs="Arial" w:eastAsia="Arial" w:hAnsi="Arial"/>
+          <w:rFonts w:ascii="Calibri" w:cs="Calibri" w:eastAsia="Calibri" w:hAnsi="Calibri"/>
           <w:b/>
           <w:bCs/>
           <w:color w:val="1E3A8A"/>
@@ -2093,7 +2120,7 @@
           <w:p>
             <w:r>
               <w:rPr>
-                <w:rFonts w:ascii="Arial" w:cs="Arial" w:eastAsia="Arial" w:hAnsi="Arial"/>
+                <w:rFonts w:ascii="Calibri" w:cs="Calibri" w:eastAsia="Calibri" w:hAnsi="Calibri"/>
                 <w:b/>
                 <w:bCs/>
                 <w:color w:val="0F172A"/>
@@ -2124,7 +2151,7 @@
           <w:p>
             <w:r>
               <w:rPr>
-                <w:rFonts w:ascii="Arial" w:cs="Arial" w:eastAsia="Arial" w:hAnsi="Arial"/>
+                <w:rFonts w:ascii="Calibri" w:cs="Calibri" w:eastAsia="Calibri" w:hAnsi="Calibri"/>
                 <w:b/>
                 <w:bCs/>
                 <w:color w:val="0F172A"/>
@@ -2155,7 +2182,7 @@
           <w:p>
             <w:r>
               <w:rPr>
-                <w:rFonts w:ascii="Arial" w:cs="Arial" w:eastAsia="Arial" w:hAnsi="Arial"/>
+                <w:rFonts w:ascii="Calibri" w:cs="Calibri" w:eastAsia="Calibri" w:hAnsi="Calibri"/>
                 <w:b/>
                 <w:bCs/>
                 <w:color w:val="0F172A"/>
@@ -2188,7 +2215,7 @@
           <w:p>
             <w:r>
               <w:rPr>
-                <w:rFonts w:ascii="Arial" w:cs="Arial" w:eastAsia="Arial" w:hAnsi="Arial"/>
+                <w:rFonts w:ascii="Calibri" w:cs="Calibri" w:eastAsia="Calibri" w:hAnsi="Calibri"/>
                 <w:color w:val="111827"/>
                 <w:sz w:val="20"/>
                 <w:szCs w:val="20"/>
@@ -2217,7 +2244,7 @@
           <w:p>
             <w:r>
               <w:rPr>
-                <w:rFonts w:ascii="Arial" w:cs="Arial" w:eastAsia="Arial" w:hAnsi="Arial"/>
+                <w:rFonts w:ascii="Calibri" w:cs="Calibri" w:eastAsia="Calibri" w:hAnsi="Calibri"/>
                 <w:color w:val="111827"/>
                 <w:sz w:val="20"/>
                 <w:szCs w:val="20"/>
@@ -2246,7 +2273,7 @@
           <w:p>
             <w:r>
               <w:rPr>
-                <w:rFonts w:ascii="Arial" w:cs="Arial" w:eastAsia="Arial" w:hAnsi="Arial"/>
+                <w:rFonts w:ascii="Calibri" w:cs="Calibri" w:eastAsia="Calibri" w:hAnsi="Calibri"/>
                 <w:color w:val="111827"/>
                 <w:sz w:val="20"/>
                 <w:szCs w:val="20"/>
@@ -2277,7 +2304,7 @@
           <w:p>
             <w:r>
               <w:rPr>
-                <w:rFonts w:ascii="Arial" w:cs="Arial" w:eastAsia="Arial" w:hAnsi="Arial"/>
+                <w:rFonts w:ascii="Calibri" w:cs="Calibri" w:eastAsia="Calibri" w:hAnsi="Calibri"/>
                 <w:color w:val="111827"/>
                 <w:sz w:val="20"/>
                 <w:szCs w:val="20"/>
@@ -2306,7 +2333,7 @@
           <w:p>
             <w:r>
               <w:rPr>
-                <w:rFonts w:ascii="Arial" w:cs="Arial" w:eastAsia="Arial" w:hAnsi="Arial"/>
+                <w:rFonts w:ascii="Calibri" w:cs="Calibri" w:eastAsia="Calibri" w:hAnsi="Calibri"/>
                 <w:color w:val="111827"/>
                 <w:sz w:val="20"/>
                 <w:szCs w:val="20"/>
@@ -2335,7 +2362,7 @@
           <w:p>
             <w:r>
               <w:rPr>
-                <w:rFonts w:ascii="Arial" w:cs="Arial" w:eastAsia="Arial" w:hAnsi="Arial"/>
+                <w:rFonts w:ascii="Calibri" w:cs="Calibri" w:eastAsia="Calibri" w:hAnsi="Calibri"/>
                 <w:color w:val="111827"/>
                 <w:sz w:val="20"/>
                 <w:szCs w:val="20"/>
@@ -2366,7 +2393,7 @@
           <w:p>
             <w:r>
               <w:rPr>
-                <w:rFonts w:ascii="Arial" w:cs="Arial" w:eastAsia="Arial" w:hAnsi="Arial"/>
+                <w:rFonts w:ascii="Calibri" w:cs="Calibri" w:eastAsia="Calibri" w:hAnsi="Calibri"/>
                 <w:color w:val="111827"/>
                 <w:sz w:val="20"/>
                 <w:szCs w:val="20"/>
@@ -2395,7 +2422,7 @@
           <w:p>
             <w:r>
               <w:rPr>
-                <w:rFonts w:ascii="Arial" w:cs="Arial" w:eastAsia="Arial" w:hAnsi="Arial"/>
+                <w:rFonts w:ascii="Calibri" w:cs="Calibri" w:eastAsia="Calibri" w:hAnsi="Calibri"/>
                 <w:color w:val="111827"/>
                 <w:sz w:val="20"/>
                 <w:szCs w:val="20"/>
@@ -2424,7 +2451,7 @@
           <w:p>
             <w:r>
               <w:rPr>
-                <w:rFonts w:ascii="Arial" w:cs="Arial" w:eastAsia="Arial" w:hAnsi="Arial"/>
+                <w:rFonts w:ascii="Calibri" w:cs="Calibri" w:eastAsia="Calibri" w:hAnsi="Calibri"/>
                 <w:color w:val="111827"/>
                 <w:sz w:val="20"/>
                 <w:szCs w:val="20"/>
@@ -2455,7 +2482,7 @@
           <w:p>
             <w:r>
               <w:rPr>
-                <w:rFonts w:ascii="Arial" w:cs="Arial" w:eastAsia="Arial" w:hAnsi="Arial"/>
+                <w:rFonts w:ascii="Calibri" w:cs="Calibri" w:eastAsia="Calibri" w:hAnsi="Calibri"/>
                 <w:color w:val="111827"/>
                 <w:sz w:val="20"/>
                 <w:szCs w:val="20"/>
@@ -2484,7 +2511,7 @@
           <w:p>
             <w:r>
               <w:rPr>
-                <w:rFonts w:ascii="Arial" w:cs="Arial" w:eastAsia="Arial" w:hAnsi="Arial"/>
+                <w:rFonts w:ascii="Calibri" w:cs="Calibri" w:eastAsia="Calibri" w:hAnsi="Calibri"/>
                 <w:color w:val="111827"/>
                 <w:sz w:val="20"/>
                 <w:szCs w:val="20"/>
@@ -2513,7 +2540,7 @@
           <w:p>
             <w:r>
               <w:rPr>
-                <w:rFonts w:ascii="Arial" w:cs="Arial" w:eastAsia="Arial" w:hAnsi="Arial"/>
+                <w:rFonts w:ascii="Calibri" w:cs="Calibri" w:eastAsia="Calibri" w:hAnsi="Calibri"/>
                 <w:color w:val="111827"/>
                 <w:sz w:val="20"/>
                 <w:szCs w:val="20"/>
@@ -2531,7 +2558,7 @@
       </w:pPr>
       <w:r>
         <w:rPr>
-          <w:rFonts w:ascii="Arial" w:cs="Arial" w:eastAsia="Arial" w:hAnsi="Arial"/>
+          <w:rFonts w:ascii="Calibri" w:cs="Calibri" w:eastAsia="Calibri" w:hAnsi="Calibri"/>
           <w:b/>
           <w:bCs/>
           <w:color w:val="1E3A8A"/>
@@ -2581,7 +2608,7 @@
           <w:p>
             <w:r>
               <w:rPr>
-                <w:rFonts w:ascii="Arial" w:cs="Arial" w:eastAsia="Arial" w:hAnsi="Arial"/>
+                <w:rFonts w:ascii="Calibri" w:cs="Calibri" w:eastAsia="Calibri" w:hAnsi="Calibri"/>
                 <w:b/>
                 <w:bCs/>
                 <w:color w:val="0F172A"/>
@@ -2612,7 +2639,7 @@
           <w:p>
             <w:r>
               <w:rPr>
-                <w:rFonts w:ascii="Arial" w:cs="Arial" w:eastAsia="Arial" w:hAnsi="Arial"/>
+                <w:rFonts w:ascii="Calibri" w:cs="Calibri" w:eastAsia="Calibri" w:hAnsi="Calibri"/>
                 <w:b/>
                 <w:bCs/>
                 <w:color w:val="0F172A"/>
@@ -2645,7 +2672,7 @@
           <w:p>
             <w:r>
               <w:rPr>
-                <w:rFonts w:ascii="Arial" w:cs="Arial" w:eastAsia="Arial" w:hAnsi="Arial"/>
+                <w:rFonts w:ascii="Calibri" w:cs="Calibri" w:eastAsia="Calibri" w:hAnsi="Calibri"/>
                 <w:color w:val="111827"/>
                 <w:sz w:val="20"/>
                 <w:szCs w:val="20"/>
@@ -2674,7 +2701,7 @@
           <w:p>
             <w:r>
               <w:rPr>
-                <w:rFonts w:ascii="Arial" w:cs="Arial" w:eastAsia="Arial" w:hAnsi="Arial"/>
+                <w:rFonts w:ascii="Calibri" w:cs="Calibri" w:eastAsia="Calibri" w:hAnsi="Calibri"/>
                 <w:color w:val="111827"/>
                 <w:sz w:val="20"/>
                 <w:szCs w:val="20"/>
@@ -2705,7 +2732,7 @@
           <w:p>
             <w:r>
               <w:rPr>
-                <w:rFonts w:ascii="Arial" w:cs="Arial" w:eastAsia="Arial" w:hAnsi="Arial"/>
+                <w:rFonts w:ascii="Calibri" w:cs="Calibri" w:eastAsia="Calibri" w:hAnsi="Calibri"/>
                 <w:color w:val="111827"/>
                 <w:sz w:val="20"/>
                 <w:szCs w:val="20"/>
@@ -2734,7 +2761,7 @@
           <w:p>
             <w:r>
               <w:rPr>
-                <w:rFonts w:ascii="Arial" w:cs="Arial" w:eastAsia="Arial" w:hAnsi="Arial"/>
+                <w:rFonts w:ascii="Calibri" w:cs="Calibri" w:eastAsia="Calibri" w:hAnsi="Calibri"/>
                 <w:color w:val="111827"/>
                 <w:sz w:val="20"/>
                 <w:szCs w:val="20"/>
@@ -2765,7 +2792,7 @@
           <w:p>
             <w:r>
               <w:rPr>
-                <w:rFonts w:ascii="Arial" w:cs="Arial" w:eastAsia="Arial" w:hAnsi="Arial"/>
+                <w:rFonts w:ascii="Calibri" w:cs="Calibri" w:eastAsia="Calibri" w:hAnsi="Calibri"/>
                 <w:color w:val="111827"/>
                 <w:sz w:val="20"/>
                 <w:szCs w:val="20"/>
@@ -2794,7 +2821,7 @@
           <w:p>
             <w:r>
               <w:rPr>
-                <w:rFonts w:ascii="Arial" w:cs="Arial" w:eastAsia="Arial" w:hAnsi="Arial"/>
+                <w:rFonts w:ascii="Calibri" w:cs="Calibri" w:eastAsia="Calibri" w:hAnsi="Calibri"/>
                 <w:color w:val="111827"/>
                 <w:sz w:val="20"/>
                 <w:szCs w:val="20"/>
@@ -2825,7 +2852,7 @@
           <w:p>
             <w:r>
               <w:rPr>
-                <w:rFonts w:ascii="Arial" w:cs="Arial" w:eastAsia="Arial" w:hAnsi="Arial"/>
+                <w:rFonts w:ascii="Calibri" w:cs="Calibri" w:eastAsia="Calibri" w:hAnsi="Calibri"/>
                 <w:color w:val="111827"/>
                 <w:sz w:val="20"/>
                 <w:szCs w:val="20"/>
@@ -2854,12 +2881,12 @@
           <w:p>
             <w:r>
               <w:rPr>
-                <w:rFonts w:ascii="Arial" w:cs="Arial" w:eastAsia="Arial" w:hAnsi="Arial"/>
-                <w:color w:val="111827"/>
-                <w:sz w:val="20"/>
-                <w:szCs w:val="20"/>
-              </w:rPr>
-              <w:t xml:space="preserve">Bluetooth Low Energy 5 (standard) — bands stream to a hub (phone or local edge device) which runs the model</w:t>
+                <w:rFonts w:ascii="Calibri" w:cs="Calibri" w:eastAsia="Calibri" w:hAnsi="Calibri"/>
+                <w:color w:val="111827"/>
+                <w:sz w:val="20"/>
+                <w:szCs w:val="20"/>
+              </w:rPr>
+              <w:t xml:space="preserve">Bluetooth Low Energy 5 (standard) - bands stream to a hub (phone or local edge device) which runs the model</w:t>
             </w:r>
           </w:p>
         </w:tc>
@@ -2885,7 +2912,7 @@
           <w:p>
             <w:r>
               <w:rPr>
-                <w:rFonts w:ascii="Arial" w:cs="Arial" w:eastAsia="Arial" w:hAnsi="Arial"/>
+                <w:rFonts w:ascii="Calibri" w:cs="Calibri" w:eastAsia="Calibri" w:hAnsi="Calibri"/>
                 <w:color w:val="111827"/>
                 <w:sz w:val="20"/>
                 <w:szCs w:val="20"/>
@@ -2914,7 +2941,7 @@
           <w:p>
             <w:r>
               <w:rPr>
-                <w:rFonts w:ascii="Arial" w:cs="Arial" w:eastAsia="Arial" w:hAnsi="Arial"/>
+                <w:rFonts w:ascii="Calibri" w:cs="Calibri" w:eastAsia="Calibri" w:hAnsi="Calibri"/>
                 <w:color w:val="111827"/>
                 <w:sz w:val="20"/>
                 <w:szCs w:val="20"/>
@@ -2945,7 +2972,7 @@
           <w:p>
             <w:r>
               <w:rPr>
-                <w:rFonts w:ascii="Arial" w:cs="Arial" w:eastAsia="Arial" w:hAnsi="Arial"/>
+                <w:rFonts w:ascii="Calibri" w:cs="Calibri" w:eastAsia="Calibri" w:hAnsi="Calibri"/>
                 <w:color w:val="111827"/>
                 <w:sz w:val="20"/>
                 <w:szCs w:val="20"/>
@@ -2974,7 +3001,7 @@
           <w:p>
             <w:r>
               <w:rPr>
-                <w:rFonts w:ascii="Arial" w:cs="Arial" w:eastAsia="Arial" w:hAnsi="Arial"/>
+                <w:rFonts w:ascii="Calibri" w:cs="Calibri" w:eastAsia="Calibri" w:hAnsi="Calibri"/>
                 <w:color w:val="111827"/>
                 <w:sz w:val="20"/>
                 <w:szCs w:val="20"/>
@@ -3005,7 +3032,7 @@
           <w:p>
             <w:r>
               <w:rPr>
-                <w:rFonts w:ascii="Arial" w:cs="Arial" w:eastAsia="Arial" w:hAnsi="Arial"/>
+                <w:rFonts w:ascii="Calibri" w:cs="Calibri" w:eastAsia="Calibri" w:hAnsi="Calibri"/>
                 <w:color w:val="111827"/>
                 <w:sz w:val="20"/>
                 <w:szCs w:val="20"/>
@@ -3034,7 +3061,7 @@
           <w:p>
             <w:r>
               <w:rPr>
-                <w:rFonts w:ascii="Arial" w:cs="Arial" w:eastAsia="Arial" w:hAnsi="Arial"/>
+                <w:rFonts w:ascii="Calibri" w:cs="Calibri" w:eastAsia="Calibri" w:hAnsi="Calibri"/>
                 <w:color w:val="111827"/>
                 <w:sz w:val="20"/>
                 <w:szCs w:val="20"/>
@@ -3052,7 +3079,7 @@
       </w:pPr>
       <w:r>
         <w:rPr>
-          <w:rFonts w:ascii="Arial" w:cs="Arial" w:eastAsia="Arial" w:hAnsi="Arial"/>
+          <w:rFonts w:ascii="Calibri" w:cs="Calibri" w:eastAsia="Calibri" w:hAnsi="Calibri"/>
           <w:b/>
           <w:bCs/>
           <w:color w:val="1E3A8A"/>
@@ -3069,7 +3096,7 @@
       </w:pPr>
       <w:r>
         <w:rPr>
-          <w:rFonts w:ascii="Arial" w:cs="Arial" w:eastAsia="Arial" w:hAnsi="Arial"/>
+          <w:rFonts w:ascii="Calibri" w:cs="Calibri" w:eastAsia="Calibri" w:hAnsi="Calibri"/>
           <w:b w:val="false"/>
           <w:bCs w:val="false"/>
           <w:i w:val="false"/>
@@ -3121,7 +3148,7 @@
           <w:p>
             <w:r>
               <w:rPr>
-                <w:rFonts w:ascii="Arial" w:cs="Arial" w:eastAsia="Arial" w:hAnsi="Arial"/>
+                <w:rFonts w:ascii="Calibri" w:cs="Calibri" w:eastAsia="Calibri" w:hAnsi="Calibri"/>
                 <w:b/>
                 <w:bCs/>
                 <w:color w:val="0F172A"/>
@@ -3152,7 +3179,7 @@
           <w:p>
             <w:r>
               <w:rPr>
-                <w:rFonts w:ascii="Arial" w:cs="Arial" w:eastAsia="Arial" w:hAnsi="Arial"/>
+                <w:rFonts w:ascii="Calibri" w:cs="Calibri" w:eastAsia="Calibri" w:hAnsi="Calibri"/>
                 <w:b/>
                 <w:bCs/>
                 <w:color w:val="0F172A"/>
@@ -3185,7 +3212,7 @@
           <w:p>
             <w:r>
               <w:rPr>
-                <w:rFonts w:ascii="Arial" w:cs="Arial" w:eastAsia="Arial" w:hAnsi="Arial"/>
+                <w:rFonts w:ascii="Calibri" w:cs="Calibri" w:eastAsia="Calibri" w:hAnsi="Calibri"/>
                 <w:color w:val="111827"/>
                 <w:sz w:val="20"/>
                 <w:szCs w:val="20"/>
@@ -3214,7 +3241,7 @@
           <w:p>
             <w:r>
               <w:rPr>
-                <w:rFonts w:ascii="Arial" w:cs="Arial" w:eastAsia="Arial" w:hAnsi="Arial"/>
+                <w:rFonts w:ascii="Calibri" w:cs="Calibri" w:eastAsia="Calibri" w:hAnsi="Calibri"/>
                 <w:color w:val="111827"/>
                 <w:sz w:val="20"/>
                 <w:szCs w:val="20"/>
@@ -3245,7 +3272,7 @@
           <w:p>
             <w:r>
               <w:rPr>
-                <w:rFonts w:ascii="Arial" w:cs="Arial" w:eastAsia="Arial" w:hAnsi="Arial"/>
+                <w:rFonts w:ascii="Calibri" w:cs="Calibri" w:eastAsia="Calibri" w:hAnsi="Calibri"/>
                 <w:color w:val="111827"/>
                 <w:sz w:val="20"/>
                 <w:szCs w:val="20"/>
@@ -3274,7 +3301,7 @@
           <w:p>
             <w:r>
               <w:rPr>
-                <w:rFonts w:ascii="Arial" w:cs="Arial" w:eastAsia="Arial" w:hAnsi="Arial"/>
+                <w:rFonts w:ascii="Calibri" w:cs="Calibri" w:eastAsia="Calibri" w:hAnsi="Calibri"/>
                 <w:color w:val="111827"/>
                 <w:sz w:val="20"/>
                 <w:szCs w:val="20"/>
@@ -3305,7 +3332,7 @@
           <w:p>
             <w:r>
               <w:rPr>
-                <w:rFonts w:ascii="Arial" w:cs="Arial" w:eastAsia="Arial" w:hAnsi="Arial"/>
+                <w:rFonts w:ascii="Calibri" w:cs="Calibri" w:eastAsia="Calibri" w:hAnsi="Calibri"/>
                 <w:color w:val="111827"/>
                 <w:sz w:val="20"/>
                 <w:szCs w:val="20"/>
@@ -3334,7 +3361,7 @@
           <w:p>
             <w:r>
               <w:rPr>
-                <w:rFonts w:ascii="Arial" w:cs="Arial" w:eastAsia="Arial" w:hAnsi="Arial"/>
+                <w:rFonts w:ascii="Calibri" w:cs="Calibri" w:eastAsia="Calibri" w:hAnsi="Calibri"/>
                 <w:color w:val="111827"/>
                 <w:sz w:val="20"/>
                 <w:szCs w:val="20"/>
@@ -3365,7 +3392,7 @@
           <w:p>
             <w:r>
               <w:rPr>
-                <w:rFonts w:ascii="Arial" w:cs="Arial" w:eastAsia="Arial" w:hAnsi="Arial"/>
+                <w:rFonts w:ascii="Calibri" w:cs="Calibri" w:eastAsia="Calibri" w:hAnsi="Calibri"/>
                 <w:color w:val="111827"/>
                 <w:sz w:val="20"/>
                 <w:szCs w:val="20"/>
@@ -3394,7 +3421,7 @@
           <w:p>
             <w:r>
               <w:rPr>
-                <w:rFonts w:ascii="Arial" w:cs="Arial" w:eastAsia="Arial" w:hAnsi="Arial"/>
+                <w:rFonts w:ascii="Calibri" w:cs="Calibri" w:eastAsia="Calibri" w:hAnsi="Calibri"/>
                 <w:color w:val="111827"/>
                 <w:sz w:val="20"/>
                 <w:szCs w:val="20"/>
@@ -3412,7 +3439,7 @@
       </w:pPr>
       <w:r>
         <w:rPr>
-          <w:rFonts w:ascii="Arial" w:cs="Arial" w:eastAsia="Arial" w:hAnsi="Arial"/>
+          <w:rFonts w:ascii="Calibri" w:cs="Calibri" w:eastAsia="Calibri" w:hAnsi="Calibri"/>
           <w:b w:val="false"/>
           <w:bCs w:val="false"/>
           <w:i w:val="false"/>
@@ -3432,7 +3459,7 @@
       </w:pPr>
       <w:r>
         <w:rPr>
-          <w:rFonts w:ascii="Arial" w:cs="Arial" w:eastAsia="Arial" w:hAnsi="Arial"/>
+          <w:rFonts w:ascii="Calibri" w:cs="Calibri" w:eastAsia="Calibri" w:hAnsi="Calibri"/>
           <w:b/>
           <w:bCs/>
           <w:color w:val="1E3A8A"/>
@@ -3449,7 +3476,7 @@
       </w:pPr>
       <w:r>
         <w:rPr>
-          <w:rFonts w:ascii="Arial" w:cs="Arial" w:eastAsia="Arial" w:hAnsi="Arial"/>
+          <w:rFonts w:ascii="Calibri" w:cs="Calibri" w:eastAsia="Calibri" w:hAnsi="Calibri"/>
           <w:b/>
           <w:bCs/>
           <w:color w:val="1E3A8A"/>
@@ -3466,7 +3493,7 @@
       </w:pPr>
       <w:r>
         <w:rPr>
-          <w:rFonts w:ascii="Arial" w:cs="Arial" w:eastAsia="Arial" w:hAnsi="Arial"/>
+          <w:rFonts w:ascii="Calibri" w:cs="Calibri" w:eastAsia="Calibri" w:hAnsi="Calibri"/>
           <w:b w:val="false"/>
           <w:bCs w:val="false"/>
           <w:i w:val="false"/>
@@ -3485,7 +3512,7 @@
       </w:pPr>
       <w:r>
         <w:rPr>
-          <w:rFonts w:ascii="Arial" w:cs="Arial" w:eastAsia="Arial" w:hAnsi="Arial"/>
+          <w:rFonts w:ascii="Calibri" w:cs="Calibri" w:eastAsia="Calibri" w:hAnsi="Calibri"/>
           <w:b/>
           <w:bCs/>
           <w:color w:val="1E3A8A"/>
@@ -3502,7 +3529,7 @@
       </w:pPr>
       <w:r>
         <w:rPr>
-          <w:rFonts w:ascii="Arial" w:cs="Arial" w:eastAsia="Arial" w:hAnsi="Arial"/>
+          <w:rFonts w:ascii="Calibri" w:cs="Calibri" w:eastAsia="Calibri" w:hAnsi="Calibri"/>
           <w:b w:val="false"/>
           <w:bCs w:val="false"/>
           <w:i w:val="false"/>
@@ -3555,7 +3582,7 @@
           <w:p>
             <w:r>
               <w:rPr>
-                <w:rFonts w:ascii="Arial" w:cs="Arial" w:eastAsia="Arial" w:hAnsi="Arial"/>
+                <w:rFonts w:ascii="Calibri" w:cs="Calibri" w:eastAsia="Calibri" w:hAnsi="Calibri"/>
                 <w:b/>
                 <w:bCs/>
                 <w:color w:val="0F172A"/>
@@ -3586,7 +3613,7 @@
           <w:p>
             <w:r>
               <w:rPr>
-                <w:rFonts w:ascii="Arial" w:cs="Arial" w:eastAsia="Arial" w:hAnsi="Arial"/>
+                <w:rFonts w:ascii="Calibri" w:cs="Calibri" w:eastAsia="Calibri" w:hAnsi="Calibri"/>
                 <w:b/>
                 <w:bCs/>
                 <w:color w:val="0F172A"/>
@@ -3617,7 +3644,7 @@
           <w:p>
             <w:r>
               <w:rPr>
-                <w:rFonts w:ascii="Arial" w:cs="Arial" w:eastAsia="Arial" w:hAnsi="Arial"/>
+                <w:rFonts w:ascii="Calibri" w:cs="Calibri" w:eastAsia="Calibri" w:hAnsi="Calibri"/>
                 <w:b/>
                 <w:bCs/>
                 <w:color w:val="0F172A"/>
@@ -3650,7 +3677,7 @@
           <w:p>
             <w:r>
               <w:rPr>
-                <w:rFonts w:ascii="Arial" w:cs="Arial" w:eastAsia="Arial" w:hAnsi="Arial"/>
+                <w:rFonts w:ascii="Calibri" w:cs="Calibri" w:eastAsia="Calibri" w:hAnsi="Calibri"/>
                 <w:color w:val="111827"/>
                 <w:sz w:val="20"/>
                 <w:szCs w:val="20"/>
@@ -3679,7 +3706,7 @@
           <w:p>
             <w:r>
               <w:rPr>
-                <w:rFonts w:ascii="Arial" w:cs="Arial" w:eastAsia="Arial" w:hAnsi="Arial"/>
+                <w:rFonts w:ascii="Calibri" w:cs="Calibri" w:eastAsia="Calibri" w:hAnsi="Calibri"/>
                 <w:color w:val="111827"/>
                 <w:sz w:val="20"/>
                 <w:szCs w:val="20"/>
@@ -3708,7 +3735,7 @@
           <w:p>
             <w:r>
               <w:rPr>
-                <w:rFonts w:ascii="Arial" w:cs="Arial" w:eastAsia="Arial" w:hAnsi="Arial"/>
+                <w:rFonts w:ascii="Calibri" w:cs="Calibri" w:eastAsia="Calibri" w:hAnsi="Calibri"/>
                 <w:color w:val="111827"/>
                 <w:sz w:val="20"/>
                 <w:szCs w:val="20"/>
@@ -3739,7 +3766,7 @@
           <w:p>
             <w:r>
               <w:rPr>
-                <w:rFonts w:ascii="Arial" w:cs="Arial" w:eastAsia="Arial" w:hAnsi="Arial"/>
+                <w:rFonts w:ascii="Calibri" w:cs="Calibri" w:eastAsia="Calibri" w:hAnsi="Calibri"/>
                 <w:color w:val="111827"/>
                 <w:sz w:val="20"/>
                 <w:szCs w:val="20"/>
@@ -3768,7 +3795,7 @@
           <w:p>
             <w:r>
               <w:rPr>
-                <w:rFonts w:ascii="Arial" w:cs="Arial" w:eastAsia="Arial" w:hAnsi="Arial"/>
+                <w:rFonts w:ascii="Calibri" w:cs="Calibri" w:eastAsia="Calibri" w:hAnsi="Calibri"/>
                 <w:color w:val="111827"/>
                 <w:sz w:val="20"/>
                 <w:szCs w:val="20"/>
@@ -3797,7 +3824,7 @@
           <w:p>
             <w:r>
               <w:rPr>
-                <w:rFonts w:ascii="Arial" w:cs="Arial" w:eastAsia="Arial" w:hAnsi="Arial"/>
+                <w:rFonts w:ascii="Calibri" w:cs="Calibri" w:eastAsia="Calibri" w:hAnsi="Calibri"/>
                 <w:color w:val="111827"/>
                 <w:sz w:val="20"/>
                 <w:szCs w:val="20"/>
@@ -3828,7 +3855,7 @@
           <w:p>
             <w:r>
               <w:rPr>
-                <w:rFonts w:ascii="Arial" w:cs="Arial" w:eastAsia="Arial" w:hAnsi="Arial"/>
+                <w:rFonts w:ascii="Calibri" w:cs="Calibri" w:eastAsia="Calibri" w:hAnsi="Calibri"/>
                 <w:color w:val="111827"/>
                 <w:sz w:val="20"/>
                 <w:szCs w:val="20"/>
@@ -3857,7 +3884,7 @@
           <w:p>
             <w:r>
               <w:rPr>
-                <w:rFonts w:ascii="Arial" w:cs="Arial" w:eastAsia="Arial" w:hAnsi="Arial"/>
+                <w:rFonts w:ascii="Calibri" w:cs="Calibri" w:eastAsia="Calibri" w:hAnsi="Calibri"/>
                 <w:color w:val="111827"/>
                 <w:sz w:val="20"/>
                 <w:szCs w:val="20"/>
@@ -3886,7 +3913,7 @@
           <w:p>
             <w:r>
               <w:rPr>
-                <w:rFonts w:ascii="Arial" w:cs="Arial" w:eastAsia="Arial" w:hAnsi="Arial"/>
+                <w:rFonts w:ascii="Calibri" w:cs="Calibri" w:eastAsia="Calibri" w:hAnsi="Calibri"/>
                 <w:color w:val="111827"/>
                 <w:sz w:val="20"/>
                 <w:szCs w:val="20"/>
@@ -3917,7 +3944,7 @@
           <w:p>
             <w:r>
               <w:rPr>
-                <w:rFonts w:ascii="Arial" w:cs="Arial" w:eastAsia="Arial" w:hAnsi="Arial"/>
+                <w:rFonts w:ascii="Calibri" w:cs="Calibri" w:eastAsia="Calibri" w:hAnsi="Calibri"/>
                 <w:color w:val="111827"/>
                 <w:sz w:val="20"/>
                 <w:szCs w:val="20"/>
@@ -3946,7 +3973,7 @@
           <w:p>
             <w:r>
               <w:rPr>
-                <w:rFonts w:ascii="Arial" w:cs="Arial" w:eastAsia="Arial" w:hAnsi="Arial"/>
+                <w:rFonts w:ascii="Calibri" w:cs="Calibri" w:eastAsia="Calibri" w:hAnsi="Calibri"/>
                 <w:color w:val="111827"/>
                 <w:sz w:val="20"/>
                 <w:szCs w:val="20"/>
@@ -3975,7 +4002,7 @@
           <w:p>
             <w:r>
               <w:rPr>
-                <w:rFonts w:ascii="Arial" w:cs="Arial" w:eastAsia="Arial" w:hAnsi="Arial"/>
+                <w:rFonts w:ascii="Calibri" w:cs="Calibri" w:eastAsia="Calibri" w:hAnsi="Calibri"/>
                 <w:color w:val="111827"/>
                 <w:sz w:val="20"/>
                 <w:szCs w:val="20"/>
@@ -4006,7 +4033,7 @@
           <w:p>
             <w:r>
               <w:rPr>
-                <w:rFonts w:ascii="Arial" w:cs="Arial" w:eastAsia="Arial" w:hAnsi="Arial"/>
+                <w:rFonts w:ascii="Calibri" w:cs="Calibri" w:eastAsia="Calibri" w:hAnsi="Calibri"/>
                 <w:color w:val="111827"/>
                 <w:sz w:val="20"/>
                 <w:szCs w:val="20"/>
@@ -4035,7 +4062,7 @@
           <w:p>
             <w:r>
               <w:rPr>
-                <w:rFonts w:ascii="Arial" w:cs="Arial" w:eastAsia="Arial" w:hAnsi="Arial"/>
+                <w:rFonts w:ascii="Calibri" w:cs="Calibri" w:eastAsia="Calibri" w:hAnsi="Calibri"/>
                 <w:color w:val="111827"/>
                 <w:sz w:val="20"/>
                 <w:szCs w:val="20"/>
@@ -4064,7 +4091,7 @@
           <w:p>
             <w:r>
               <w:rPr>
-                <w:rFonts w:ascii="Arial" w:cs="Arial" w:eastAsia="Arial" w:hAnsi="Arial"/>
+                <w:rFonts w:ascii="Calibri" w:cs="Calibri" w:eastAsia="Calibri" w:hAnsi="Calibri"/>
                 <w:color w:val="111827"/>
                 <w:sz w:val="20"/>
                 <w:szCs w:val="20"/>
@@ -4095,7 +4122,7 @@
           <w:p>
             <w:r>
               <w:rPr>
-                <w:rFonts w:ascii="Arial" w:cs="Arial" w:eastAsia="Arial" w:hAnsi="Arial"/>
+                <w:rFonts w:ascii="Calibri" w:cs="Calibri" w:eastAsia="Calibri" w:hAnsi="Calibri"/>
                 <w:color w:val="111827"/>
                 <w:sz w:val="20"/>
                 <w:szCs w:val="20"/>
@@ -4124,7 +4151,7 @@
           <w:p>
             <w:r>
               <w:rPr>
-                <w:rFonts w:ascii="Arial" w:cs="Arial" w:eastAsia="Arial" w:hAnsi="Arial"/>
+                <w:rFonts w:ascii="Calibri" w:cs="Calibri" w:eastAsia="Calibri" w:hAnsi="Calibri"/>
                 <w:color w:val="111827"/>
                 <w:sz w:val="20"/>
                 <w:szCs w:val="20"/>
@@ -4153,7 +4180,7 @@
           <w:p>
             <w:r>
               <w:rPr>
-                <w:rFonts w:ascii="Arial" w:cs="Arial" w:eastAsia="Arial" w:hAnsi="Arial"/>
+                <w:rFonts w:ascii="Calibri" w:cs="Calibri" w:eastAsia="Calibri" w:hAnsi="Calibri"/>
                 <w:color w:val="111827"/>
                 <w:sz w:val="20"/>
                 <w:szCs w:val="20"/>
@@ -4184,7 +4211,7 @@
           <w:p>
             <w:r>
               <w:rPr>
-                <w:rFonts w:ascii="Arial" w:cs="Arial" w:eastAsia="Arial" w:hAnsi="Arial"/>
+                <w:rFonts w:ascii="Calibri" w:cs="Calibri" w:eastAsia="Calibri" w:hAnsi="Calibri"/>
                 <w:color w:val="111827"/>
                 <w:sz w:val="20"/>
                 <w:szCs w:val="20"/>
@@ -4213,7 +4240,7 @@
           <w:p>
             <w:r>
               <w:rPr>
-                <w:rFonts w:ascii="Arial" w:cs="Arial" w:eastAsia="Arial" w:hAnsi="Arial"/>
+                <w:rFonts w:ascii="Calibri" w:cs="Calibri" w:eastAsia="Calibri" w:hAnsi="Calibri"/>
                 <w:color w:val="111827"/>
                 <w:sz w:val="20"/>
                 <w:szCs w:val="20"/>
@@ -4242,7 +4269,7 @@
           <w:p>
             <w:r>
               <w:rPr>
-                <w:rFonts w:ascii="Arial" w:cs="Arial" w:eastAsia="Arial" w:hAnsi="Arial"/>
+                <w:rFonts w:ascii="Calibri" w:cs="Calibri" w:eastAsia="Calibri" w:hAnsi="Calibri"/>
                 <w:color w:val="111827"/>
                 <w:sz w:val="20"/>
                 <w:szCs w:val="20"/>
@@ -4260,7 +4287,7 @@
       </w:pPr>
       <w:r>
         <w:rPr>
-          <w:rFonts w:ascii="Arial" w:cs="Arial" w:eastAsia="Arial" w:hAnsi="Arial"/>
+          <w:rFonts w:ascii="Calibri" w:cs="Calibri" w:eastAsia="Calibri" w:hAnsi="Calibri"/>
           <w:b/>
           <w:bCs/>
           <w:color w:val="1E3A8A"/>
@@ -4277,7 +4304,7 @@
       </w:pPr>
       <w:r>
         <w:rPr>
-          <w:rFonts w:ascii="Arial" w:cs="Arial" w:eastAsia="Arial" w:hAnsi="Arial"/>
+          <w:rFonts w:ascii="Calibri" w:cs="Calibri" w:eastAsia="Calibri" w:hAnsi="Calibri"/>
           <w:b w:val="false"/>
           <w:bCs w:val="false"/>
           <w:i w:val="false"/>
@@ -4297,7 +4324,7 @@
       </w:pPr>
       <w:r>
         <w:rPr>
-          <w:rFonts w:ascii="Courier New" w:cs="Courier New" w:eastAsia="Courier New" w:hAnsi="Courier New"/>
+          <w:rFonts w:ascii="Consolas" w:cs="Consolas" w:eastAsia="Consolas" w:hAnsi="Consolas"/>
           <w:color w:val="0F172A"/>
           <w:sz w:val="18"/>
           <w:szCs w:val="18"/>
@@ -4313,7 +4340,7 @@
       </w:pPr>
       <w:r>
         <w:rPr>
-          <w:rFonts w:ascii="Courier New" w:cs="Courier New" w:eastAsia="Courier New" w:hAnsi="Courier New"/>
+          <w:rFonts w:ascii="Consolas" w:cs="Consolas" w:eastAsia="Consolas" w:hAnsi="Consolas"/>
           <w:color w:val="0F172A"/>
           <w:sz w:val="18"/>
           <w:szCs w:val="18"/>
@@ -4329,7 +4356,7 @@
       </w:pPr>
       <w:r>
         <w:rPr>
-          <w:rFonts w:ascii="Courier New" w:cs="Courier New" w:eastAsia="Courier New" w:hAnsi="Courier New"/>
+          <w:rFonts w:ascii="Consolas" w:cs="Consolas" w:eastAsia="Consolas" w:hAnsi="Consolas"/>
           <w:color w:val="0F172A"/>
           <w:sz w:val="18"/>
           <w:szCs w:val="18"/>
@@ -4345,7 +4372,7 @@
       </w:pPr>
       <w:r>
         <w:rPr>
-          <w:rFonts w:ascii="Courier New" w:cs="Courier New" w:eastAsia="Courier New" w:hAnsi="Courier New"/>
+          <w:rFonts w:ascii="Consolas" w:cs="Consolas" w:eastAsia="Consolas" w:hAnsi="Consolas"/>
           <w:color w:val="0F172A"/>
           <w:sz w:val="18"/>
           <w:szCs w:val="18"/>
@@ -4361,7 +4388,7 @@
       </w:pPr>
       <w:r>
         <w:rPr>
-          <w:rFonts w:ascii="Courier New" w:cs="Courier New" w:eastAsia="Courier New" w:hAnsi="Courier New"/>
+          <w:rFonts w:ascii="Consolas" w:cs="Consolas" w:eastAsia="Consolas" w:hAnsi="Consolas"/>
           <w:color w:val="0F172A"/>
           <w:sz w:val="18"/>
           <w:szCs w:val="18"/>
@@ -4377,7 +4404,7 @@
       </w:pPr>
       <w:r>
         <w:rPr>
-          <w:rFonts w:ascii="Courier New" w:cs="Courier New" w:eastAsia="Courier New" w:hAnsi="Courier New"/>
+          <w:rFonts w:ascii="Consolas" w:cs="Consolas" w:eastAsia="Consolas" w:hAnsi="Consolas"/>
           <w:color w:val="0F172A"/>
           <w:sz w:val="18"/>
           <w:szCs w:val="18"/>
@@ -4393,7 +4420,7 @@
       </w:pPr>
       <w:r>
         <w:rPr>
-          <w:rFonts w:ascii="Courier New" w:cs="Courier New" w:eastAsia="Courier New" w:hAnsi="Courier New"/>
+          <w:rFonts w:ascii="Consolas" w:cs="Consolas" w:eastAsia="Consolas" w:hAnsi="Consolas"/>
           <w:color w:val="0F172A"/>
           <w:sz w:val="18"/>
           <w:szCs w:val="18"/>
@@ -4408,7 +4435,7 @@
       </w:pPr>
       <w:r>
         <w:rPr>
-          <w:rFonts w:ascii="Arial" w:cs="Arial" w:eastAsia="Arial" w:hAnsi="Arial"/>
+          <w:rFonts w:ascii="Calibri" w:cs="Calibri" w:eastAsia="Calibri" w:hAnsi="Calibri"/>
           <w:b w:val="false"/>
           <w:bCs w:val="false"/>
           <w:i w:val="false"/>
@@ -4417,7 +4444,7 @@
           <w:sz w:val="22"/>
           <w:szCs w:val="22"/>
         </w:rPr>
-        <w:t xml:space="preserve">Wrists swing antiphase to the ipsilateral leg (normal counter-rotation). Foot clearance follows a half-rectified cosine — the foot only lifts during the swing phase of each stride.</w:t>
+        <w:t xml:space="preserve">Wrists swing antiphase to the ipsilateral leg (normal counter-rotation). Foot clearance follows a half-rectified cosine - the foot only lifts during the swing phase of each stride.</w:t>
       </w:r>
     </w:p>
     <w:p>
@@ -4427,7 +4454,7 @@
       </w:pPr>
       <w:r>
         <w:rPr>
-          <w:rFonts w:ascii="Arial" w:cs="Arial" w:eastAsia="Arial" w:hAnsi="Arial"/>
+          <w:rFonts w:ascii="Calibri" w:cs="Calibri" w:eastAsia="Calibri" w:hAnsi="Calibri"/>
           <w:b/>
           <w:bCs/>
           <w:color w:val="1E3A8A"/>
@@ -4444,7 +4471,7 @@
       </w:pPr>
       <w:r>
         <w:rPr>
-          <w:rFonts w:ascii="Arial" w:cs="Arial" w:eastAsia="Arial" w:hAnsi="Arial"/>
+          <w:rFonts w:ascii="Calibri" w:cs="Calibri" w:eastAsia="Calibri" w:hAnsi="Calibri"/>
           <w:b w:val="false"/>
           <w:bCs w:val="false"/>
           <w:i w:val="false"/>
@@ -4463,7 +4490,7 @@
       </w:pPr>
       <w:r>
         <w:rPr>
-          <w:rFonts w:ascii="Arial" w:cs="Arial" w:eastAsia="Arial" w:hAnsi="Arial"/>
+          <w:rFonts w:ascii="Calibri" w:cs="Calibri" w:eastAsia="Calibri" w:hAnsi="Calibri"/>
           <w:b/>
           <w:bCs/>
           <w:color w:val="1F2937"/>
@@ -4481,7 +4508,7 @@
       </w:pPr>
       <w:r>
         <w:rPr>
-          <w:rFonts w:ascii="Courier New" w:cs="Courier New" w:eastAsia="Courier New" w:hAnsi="Courier New"/>
+          <w:rFonts w:ascii="Consolas" w:cs="Consolas" w:eastAsia="Consolas" w:hAnsi="Consolas"/>
           <w:color w:val="0F172A"/>
           <w:sz w:val="18"/>
           <w:szCs w:val="18"/>
@@ -4497,7 +4524,7 @@
       </w:pPr>
       <w:r>
         <w:rPr>
-          <w:rFonts w:ascii="Courier New" w:cs="Courier New" w:eastAsia="Courier New" w:hAnsi="Courier New"/>
+          <w:rFonts w:ascii="Consolas" w:cs="Consolas" w:eastAsia="Consolas" w:hAnsi="Consolas"/>
           <w:color w:val="0F172A"/>
           <w:sz w:val="18"/>
           <w:szCs w:val="18"/>
@@ -4513,7 +4540,7 @@
       </w:pPr>
       <w:r>
         <w:rPr>
-          <w:rFonts w:ascii="Courier New" w:cs="Courier New" w:eastAsia="Courier New" w:hAnsi="Courier New"/>
+          <w:rFonts w:ascii="Consolas" w:cs="Consolas" w:eastAsia="Consolas" w:hAnsi="Consolas"/>
           <w:color w:val="0F172A"/>
           <w:sz w:val="18"/>
           <w:szCs w:val="18"/>
@@ -4529,7 +4556,7 @@
       </w:pPr>
       <w:r>
         <w:rPr>
-          <w:rFonts w:ascii="Courier New" w:cs="Courier New" w:eastAsia="Courier New" w:hAnsi="Courier New"/>
+          <w:rFonts w:ascii="Consolas" w:cs="Consolas" w:eastAsia="Consolas" w:hAnsi="Consolas"/>
           <w:color w:val="0F172A"/>
           <w:sz w:val="18"/>
           <w:szCs w:val="18"/>
@@ -4545,7 +4572,7 @@
       </w:pPr>
       <w:r>
         <w:rPr>
-          <w:rFonts w:ascii="Courier New" w:cs="Courier New" w:eastAsia="Courier New" w:hAnsi="Courier New"/>
+          <w:rFonts w:ascii="Consolas" w:cs="Consolas" w:eastAsia="Consolas" w:hAnsi="Consolas"/>
           <w:color w:val="0F172A"/>
           <w:sz w:val="18"/>
           <w:szCs w:val="18"/>
@@ -4560,7 +4587,7 @@
       </w:pPr>
       <w:r>
         <w:rPr>
-          <w:rFonts w:ascii="Arial" w:cs="Arial" w:eastAsia="Arial" w:hAnsi="Arial"/>
+          <w:rFonts w:ascii="Calibri" w:cs="Calibri" w:eastAsia="Calibri" w:hAnsi="Calibri"/>
           <w:b/>
           <w:bCs/>
           <w:color w:val="1F2937"/>
@@ -4577,7 +4604,7 @@
       </w:pPr>
       <w:r>
         <w:rPr>
-          <w:rFonts w:ascii="Arial" w:cs="Arial" w:eastAsia="Arial" w:hAnsi="Arial"/>
+          <w:rFonts w:ascii="Calibri" w:cs="Calibri" w:eastAsia="Calibri" w:hAnsi="Calibri"/>
           <w:b w:val="false"/>
           <w:bCs w:val="false"/>
           <w:i w:val="false"/>
@@ -4596,7 +4623,7 @@
       </w:pPr>
       <w:r>
         <w:rPr>
-          <w:rFonts w:ascii="Arial" w:cs="Arial" w:eastAsia="Arial" w:hAnsi="Arial"/>
+          <w:rFonts w:ascii="Calibri" w:cs="Calibri" w:eastAsia="Calibri" w:hAnsi="Calibri"/>
           <w:b/>
           <w:bCs/>
           <w:color w:val="1F2937"/>
@@ -4613,7 +4640,7 @@
       </w:pPr>
       <w:r>
         <w:rPr>
-          <w:rFonts w:ascii="Arial" w:cs="Arial" w:eastAsia="Arial" w:hAnsi="Arial"/>
+          <w:rFonts w:ascii="Calibri" w:cs="Calibri" w:eastAsia="Calibri" w:hAnsi="Calibri"/>
           <w:b w:val="false"/>
           <w:bCs w:val="false"/>
           <w:i w:val="false"/>
@@ -4632,7 +4659,7 @@
       </w:pPr>
       <w:r>
         <w:rPr>
-          <w:rFonts w:ascii="Arial" w:cs="Arial" w:eastAsia="Arial" w:hAnsi="Arial"/>
+          <w:rFonts w:ascii="Calibri" w:cs="Calibri" w:eastAsia="Calibri" w:hAnsi="Calibri"/>
           <w:b/>
           <w:bCs/>
           <w:color w:val="1F2937"/>
@@ -4650,7 +4677,7 @@
       </w:pPr>
       <w:r>
         <w:rPr>
-          <w:rFonts w:ascii="Courier New" w:cs="Courier New" w:eastAsia="Courier New" w:hAnsi="Courier New"/>
+          <w:rFonts w:ascii="Consolas" w:cs="Consolas" w:eastAsia="Consolas" w:hAnsi="Consolas"/>
           <w:color w:val="0F172A"/>
           <w:sz w:val="18"/>
           <w:szCs w:val="18"/>
@@ -4666,7 +4693,7 @@
       </w:pPr>
       <w:r>
         <w:rPr>
-          <w:rFonts w:ascii="Courier New" w:cs="Courier New" w:eastAsia="Courier New" w:hAnsi="Courier New"/>
+          <w:rFonts w:ascii="Consolas" w:cs="Consolas" w:eastAsia="Consolas" w:hAnsi="Consolas"/>
           <w:color w:val="0F172A"/>
           <w:sz w:val="18"/>
           <w:szCs w:val="18"/>
@@ -4682,7 +4709,7 @@
       </w:pPr>
       <w:r>
         <w:rPr>
-          <w:rFonts w:ascii="Courier New" w:cs="Courier New" w:eastAsia="Courier New" w:hAnsi="Courier New"/>
+          <w:rFonts w:ascii="Consolas" w:cs="Consolas" w:eastAsia="Consolas" w:hAnsi="Consolas"/>
           <w:color w:val="0F172A"/>
           <w:sz w:val="18"/>
           <w:szCs w:val="18"/>
@@ -4698,7 +4725,7 @@
       </w:pPr>
       <w:r>
         <w:rPr>
-          <w:rFonts w:ascii="Courier New" w:cs="Courier New" w:eastAsia="Courier New" w:hAnsi="Courier New"/>
+          <w:rFonts w:ascii="Consolas" w:cs="Consolas" w:eastAsia="Consolas" w:hAnsi="Consolas"/>
           <w:color w:val="0F172A"/>
           <w:sz w:val="18"/>
           <w:szCs w:val="18"/>
@@ -4714,7 +4741,7 @@
       </w:pPr>
       <w:r>
         <w:rPr>
-          <w:rFonts w:ascii="Courier New" w:cs="Courier New" w:eastAsia="Courier New" w:hAnsi="Courier New"/>
+          <w:rFonts w:ascii="Consolas" w:cs="Consolas" w:eastAsia="Consolas" w:hAnsi="Consolas"/>
           <w:color w:val="0F172A"/>
           <w:sz w:val="18"/>
           <w:szCs w:val="18"/>
@@ -4730,7 +4757,7 @@
       </w:pPr>
       <w:r>
         <w:rPr>
-          <w:rFonts w:ascii="Courier New" w:cs="Courier New" w:eastAsia="Courier New" w:hAnsi="Courier New"/>
+          <w:rFonts w:ascii="Consolas" w:cs="Consolas" w:eastAsia="Consolas" w:hAnsi="Consolas"/>
           <w:color w:val="0F172A"/>
           <w:sz w:val="18"/>
           <w:szCs w:val="18"/>
@@ -4746,7 +4773,7 @@
       </w:pPr>
       <w:r>
         <w:rPr>
-          <w:rFonts w:ascii="Courier New" w:cs="Courier New" w:eastAsia="Courier New" w:hAnsi="Courier New"/>
+          <w:rFonts w:ascii="Consolas" w:cs="Consolas" w:eastAsia="Consolas" w:hAnsi="Consolas"/>
           <w:color w:val="0F172A"/>
           <w:sz w:val="18"/>
           <w:szCs w:val="18"/>
@@ -4762,7 +4789,7 @@
       </w:pPr>
       <w:r>
         <w:rPr>
-          <w:rFonts w:ascii="Courier New" w:cs="Courier New" w:eastAsia="Courier New" w:hAnsi="Courier New"/>
+          <w:rFonts w:ascii="Consolas" w:cs="Consolas" w:eastAsia="Consolas" w:hAnsi="Consolas"/>
           <w:color w:val="0F172A"/>
           <w:sz w:val="18"/>
           <w:szCs w:val="18"/>
@@ -4777,7 +4804,7 @@
       </w:pPr>
       <w:r>
         <w:rPr>
-          <w:rFonts w:ascii="Arial" w:cs="Arial" w:eastAsia="Arial" w:hAnsi="Arial"/>
+          <w:rFonts w:ascii="Calibri" w:cs="Calibri" w:eastAsia="Calibri" w:hAnsi="Calibri"/>
           <w:b/>
           <w:bCs/>
           <w:color w:val="1F2937"/>
@@ -4794,7 +4821,7 @@
       </w:pPr>
       <w:r>
         <w:rPr>
-          <w:rFonts w:ascii="Arial" w:cs="Arial" w:eastAsia="Arial" w:hAnsi="Arial"/>
+          <w:rFonts w:ascii="Calibri" w:cs="Calibri" w:eastAsia="Calibri" w:hAnsi="Calibri"/>
           <w:b w:val="false"/>
           <w:bCs w:val="false"/>
           <w:i w:val="false"/>
@@ -4803,7 +4830,7 @@
           <w:sz w:val="22"/>
           <w:szCs w:val="22"/>
         </w:rPr>
-        <w:t xml:space="preserve">Gaussian jitter applied to lateral (x) and forward (y) components of every limb, scaled by severity. This reproduces the high stride-to-stride variability that is the hallmark cerebellar sign — symmetric in expectation but unpredictable in detail.</w:t>
+        <w:t xml:space="preserve">Gaussian jitter applied to lateral (x) and forward (y) components of every limb, scaled by severity. This reproduces the high stride-to-stride variability that is the hallmark cerebellar sign - symmetric in expectation but unpredictable in detail.</w:t>
       </w:r>
     </w:p>
     <w:p>
@@ -4813,7 +4840,7 @@
       </w:pPr>
       <w:r>
         <w:rPr>
-          <w:rFonts w:ascii="Arial" w:cs="Arial" w:eastAsia="Arial" w:hAnsi="Arial"/>
+          <w:rFonts w:ascii="Calibri" w:cs="Calibri" w:eastAsia="Calibri" w:hAnsi="Calibri"/>
           <w:b/>
           <w:bCs/>
           <w:color w:val="1E3A8A"/>
@@ -4863,7 +4890,7 @@
           <w:p>
             <w:r>
               <w:rPr>
-                <w:rFonts w:ascii="Arial" w:cs="Arial" w:eastAsia="Arial" w:hAnsi="Arial"/>
+                <w:rFonts w:ascii="Calibri" w:cs="Calibri" w:eastAsia="Calibri" w:hAnsi="Calibri"/>
                 <w:b/>
                 <w:bCs/>
                 <w:color w:val="0F172A"/>
@@ -4894,7 +4921,7 @@
           <w:p>
             <w:r>
               <w:rPr>
-                <w:rFonts w:ascii="Arial" w:cs="Arial" w:eastAsia="Arial" w:hAnsi="Arial"/>
+                <w:rFonts w:ascii="Calibri" w:cs="Calibri" w:eastAsia="Calibri" w:hAnsi="Calibri"/>
                 <w:b/>
                 <w:bCs/>
                 <w:color w:val="0F172A"/>
@@ -4927,7 +4954,7 @@
           <w:p>
             <w:r>
               <w:rPr>
-                <w:rFonts w:ascii="Arial" w:cs="Arial" w:eastAsia="Arial" w:hAnsi="Arial"/>
+                <w:rFonts w:ascii="Calibri" w:cs="Calibri" w:eastAsia="Calibri" w:hAnsi="Calibri"/>
                 <w:color w:val="111827"/>
                 <w:sz w:val="20"/>
                 <w:szCs w:val="20"/>
@@ -4956,7 +4983,7 @@
           <w:p>
             <w:r>
               <w:rPr>
-                <w:rFonts w:ascii="Arial" w:cs="Arial" w:eastAsia="Arial" w:hAnsi="Arial"/>
+                <w:rFonts w:ascii="Calibri" w:cs="Calibri" w:eastAsia="Calibri" w:hAnsi="Calibri"/>
                 <w:color w:val="111827"/>
                 <w:sz w:val="20"/>
                 <w:szCs w:val="20"/>
@@ -4987,7 +5014,7 @@
           <w:p>
             <w:r>
               <w:rPr>
-                <w:rFonts w:ascii="Arial" w:cs="Arial" w:eastAsia="Arial" w:hAnsi="Arial"/>
+                <w:rFonts w:ascii="Calibri" w:cs="Calibri" w:eastAsia="Calibri" w:hAnsi="Calibri"/>
                 <w:color w:val="111827"/>
                 <w:sz w:val="20"/>
                 <w:szCs w:val="20"/>
@@ -5016,7 +5043,7 @@
           <w:p>
             <w:r>
               <w:rPr>
-                <w:rFonts w:ascii="Arial" w:cs="Arial" w:eastAsia="Arial" w:hAnsi="Arial"/>
+                <w:rFonts w:ascii="Calibri" w:cs="Calibri" w:eastAsia="Calibri" w:hAnsi="Calibri"/>
                 <w:color w:val="111827"/>
                 <w:sz w:val="20"/>
                 <w:szCs w:val="20"/>
@@ -5047,7 +5074,7 @@
           <w:p>
             <w:r>
               <w:rPr>
-                <w:rFonts w:ascii="Arial" w:cs="Arial" w:eastAsia="Arial" w:hAnsi="Arial"/>
+                <w:rFonts w:ascii="Calibri" w:cs="Calibri" w:eastAsia="Calibri" w:hAnsi="Calibri"/>
                 <w:color w:val="111827"/>
                 <w:sz w:val="20"/>
                 <w:szCs w:val="20"/>
@@ -5076,7 +5103,7 @@
           <w:p>
             <w:r>
               <w:rPr>
-                <w:rFonts w:ascii="Arial" w:cs="Arial" w:eastAsia="Arial" w:hAnsi="Arial"/>
+                <w:rFonts w:ascii="Calibri" w:cs="Calibri" w:eastAsia="Calibri" w:hAnsi="Calibri"/>
                 <w:color w:val="111827"/>
                 <w:sz w:val="20"/>
                 <w:szCs w:val="20"/>
@@ -5107,7 +5134,7 @@
           <w:p>
             <w:r>
               <w:rPr>
-                <w:rFonts w:ascii="Arial" w:cs="Arial" w:eastAsia="Arial" w:hAnsi="Arial"/>
+                <w:rFonts w:ascii="Calibri" w:cs="Calibri" w:eastAsia="Calibri" w:hAnsi="Calibri"/>
                 <w:color w:val="111827"/>
                 <w:sz w:val="20"/>
                 <w:szCs w:val="20"/>
@@ -5136,7 +5163,7 @@
           <w:p>
             <w:r>
               <w:rPr>
-                <w:rFonts w:ascii="Arial" w:cs="Arial" w:eastAsia="Arial" w:hAnsi="Arial"/>
+                <w:rFonts w:ascii="Calibri" w:cs="Calibri" w:eastAsia="Calibri" w:hAnsi="Calibri"/>
                 <w:color w:val="111827"/>
                 <w:sz w:val="20"/>
                 <w:szCs w:val="20"/>
@@ -5167,7 +5194,7 @@
           <w:p>
             <w:r>
               <w:rPr>
-                <w:rFonts w:ascii="Arial" w:cs="Arial" w:eastAsia="Arial" w:hAnsi="Arial"/>
+                <w:rFonts w:ascii="Calibri" w:cs="Calibri" w:eastAsia="Calibri" w:hAnsi="Calibri"/>
                 <w:color w:val="111827"/>
                 <w:sz w:val="20"/>
                 <w:szCs w:val="20"/>
@@ -5196,7 +5223,7 @@
           <w:p>
             <w:r>
               <w:rPr>
-                <w:rFonts w:ascii="Arial" w:cs="Arial" w:eastAsia="Arial" w:hAnsi="Arial"/>
+                <w:rFonts w:ascii="Calibri" w:cs="Calibri" w:eastAsia="Calibri" w:hAnsi="Calibri"/>
                 <w:color w:val="111827"/>
                 <w:sz w:val="20"/>
                 <w:szCs w:val="20"/>
@@ -5227,7 +5254,7 @@
           <w:p>
             <w:r>
               <w:rPr>
-                <w:rFonts w:ascii="Arial" w:cs="Arial" w:eastAsia="Arial" w:hAnsi="Arial"/>
+                <w:rFonts w:ascii="Calibri" w:cs="Calibri" w:eastAsia="Calibri" w:hAnsi="Calibri"/>
                 <w:color w:val="111827"/>
                 <w:sz w:val="20"/>
                 <w:szCs w:val="20"/>
@@ -5256,7 +5283,7 @@
           <w:p>
             <w:r>
               <w:rPr>
-                <w:rFonts w:ascii="Arial" w:cs="Arial" w:eastAsia="Arial" w:hAnsi="Arial"/>
+                <w:rFonts w:ascii="Calibri" w:cs="Calibri" w:eastAsia="Calibri" w:hAnsi="Calibri"/>
                 <w:color w:val="111827"/>
                 <w:sz w:val="20"/>
                 <w:szCs w:val="20"/>
@@ -5287,7 +5314,7 @@
           <w:p>
             <w:r>
               <w:rPr>
-                <w:rFonts w:ascii="Arial" w:cs="Arial" w:eastAsia="Arial" w:hAnsi="Arial"/>
+                <w:rFonts w:ascii="Calibri" w:cs="Calibri" w:eastAsia="Calibri" w:hAnsi="Calibri"/>
                 <w:color w:val="111827"/>
                 <w:sz w:val="20"/>
                 <w:szCs w:val="20"/>
@@ -5316,7 +5343,7 @@
           <w:p>
             <w:r>
               <w:rPr>
-                <w:rFonts w:ascii="Arial" w:cs="Arial" w:eastAsia="Arial" w:hAnsi="Arial"/>
+                <w:rFonts w:ascii="Calibri" w:cs="Calibri" w:eastAsia="Calibri" w:hAnsi="Calibri"/>
                 <w:color w:val="111827"/>
                 <w:sz w:val="20"/>
                 <w:szCs w:val="20"/>
@@ -5347,7 +5374,7 @@
           <w:p>
             <w:r>
               <w:rPr>
-                <w:rFonts w:ascii="Arial" w:cs="Arial" w:eastAsia="Arial" w:hAnsi="Arial"/>
+                <w:rFonts w:ascii="Calibri" w:cs="Calibri" w:eastAsia="Calibri" w:hAnsi="Calibri"/>
                 <w:color w:val="111827"/>
                 <w:sz w:val="20"/>
                 <w:szCs w:val="20"/>
@@ -5376,7 +5403,7 @@
           <w:p>
             <w:r>
               <w:rPr>
-                <w:rFonts w:ascii="Arial" w:cs="Arial" w:eastAsia="Arial" w:hAnsi="Arial"/>
+                <w:rFonts w:ascii="Calibri" w:cs="Calibri" w:eastAsia="Calibri" w:hAnsi="Calibri"/>
                 <w:color w:val="111827"/>
                 <w:sz w:val="20"/>
                 <w:szCs w:val="20"/>
@@ -5407,7 +5434,7 @@
           <w:p>
             <w:r>
               <w:rPr>
-                <w:rFonts w:ascii="Arial" w:cs="Arial" w:eastAsia="Arial" w:hAnsi="Arial"/>
+                <w:rFonts w:ascii="Calibri" w:cs="Calibri" w:eastAsia="Calibri" w:hAnsi="Calibri"/>
                 <w:color w:val="111827"/>
                 <w:sz w:val="20"/>
                 <w:szCs w:val="20"/>
@@ -5436,7 +5463,7 @@
           <w:p>
             <w:r>
               <w:rPr>
-                <w:rFonts w:ascii="Arial" w:cs="Arial" w:eastAsia="Arial" w:hAnsi="Arial"/>
+                <w:rFonts w:ascii="Calibri" w:cs="Calibri" w:eastAsia="Calibri" w:hAnsi="Calibri"/>
                 <w:color w:val="111827"/>
                 <w:sz w:val="20"/>
                 <w:szCs w:val="20"/>
@@ -5455,7 +5482,7 @@
       </w:pPr>
       <w:r>
         <w:rPr>
-          <w:rFonts w:ascii="Arial" w:cs="Arial" w:eastAsia="Arial" w:hAnsi="Arial"/>
+          <w:rFonts w:ascii="Calibri" w:cs="Calibri" w:eastAsia="Calibri" w:hAnsi="Calibri"/>
           <w:b/>
           <w:bCs/>
           <w:color w:val="1E3A8A"/>
@@ -5472,7 +5499,7 @@
       </w:pPr>
       <w:r>
         <w:rPr>
-          <w:rFonts w:ascii="Arial" w:cs="Arial" w:eastAsia="Arial" w:hAnsi="Arial"/>
+          <w:rFonts w:ascii="Calibri" w:cs="Calibri" w:eastAsia="Calibri" w:hAnsi="Calibri"/>
           <w:b w:val="false"/>
           <w:bCs w:val="false"/>
           <w:i w:val="false"/>
@@ -5481,7 +5508,7 @@
           <w:sz w:val="22"/>
           <w:szCs w:val="22"/>
         </w:rPr>
-        <w:t xml:space="preserve">The raw 12-channel sensor stream is expanded into a 24-channel "biomarker tensor" before the model sees it. This deliberate hand-crafted expansion encodes the clinical knowledge of what makes gait pathological — bilateral asymmetry, drift, and energy magnitude — and lets the network focus on temporal patterns rather than re-learning those derived quantities from scratch. The transformation is implemented in gait_sim.build_features().</w:t>
+        <w:t xml:space="preserve">The raw 12-channel sensor stream is expanded into a 24-channel "biomarker tensor" before the model sees it. This deliberate hand-crafted expansion encodes the clinical knowledge of what makes gait pathological - bilateral asymmetry, drift, and energy magnitude - and lets the network focus on temporal patterns rather than re-learning those derived quantities from scratch. The transformation is implemented in gait_sim.build_features().</w:t>
       </w:r>
     </w:p>
     <w:p>
@@ -5534,7 +5561,7 @@
           <w:p>
             <w:r>
               <w:rPr>
-                <w:rFonts w:ascii="Arial" w:cs="Arial" w:eastAsia="Arial" w:hAnsi="Arial"/>
+                <w:rFonts w:ascii="Calibri" w:cs="Calibri" w:eastAsia="Calibri" w:hAnsi="Calibri"/>
                 <w:b/>
                 <w:bCs/>
                 <w:color w:val="0F172A"/>
@@ -5565,7 +5592,7 @@
           <w:p>
             <w:r>
               <w:rPr>
-                <w:rFonts w:ascii="Arial" w:cs="Arial" w:eastAsia="Arial" w:hAnsi="Arial"/>
+                <w:rFonts w:ascii="Calibri" w:cs="Calibri" w:eastAsia="Calibri" w:hAnsi="Calibri"/>
                 <w:b/>
                 <w:bCs/>
                 <w:color w:val="0F172A"/>
@@ -5596,7 +5623,7 @@
           <w:p>
             <w:r>
               <w:rPr>
-                <w:rFonts w:ascii="Arial" w:cs="Arial" w:eastAsia="Arial" w:hAnsi="Arial"/>
+                <w:rFonts w:ascii="Calibri" w:cs="Calibri" w:eastAsia="Calibri" w:hAnsi="Calibri"/>
                 <w:b/>
                 <w:bCs/>
                 <w:color w:val="0F172A"/>
@@ -5627,7 +5654,7 @@
           <w:p>
             <w:r>
               <w:rPr>
-                <w:rFonts w:ascii="Arial" w:cs="Arial" w:eastAsia="Arial" w:hAnsi="Arial"/>
+                <w:rFonts w:ascii="Calibri" w:cs="Calibri" w:eastAsia="Calibri" w:hAnsi="Calibri"/>
                 <w:b/>
                 <w:bCs/>
                 <w:color w:val="0F172A"/>
@@ -5660,7 +5687,7 @@
           <w:p>
             <w:r>
               <w:rPr>
-                <w:rFonts w:ascii="Arial" w:cs="Arial" w:eastAsia="Arial" w:hAnsi="Arial"/>
+                <w:rFonts w:ascii="Calibri" w:cs="Calibri" w:eastAsia="Calibri" w:hAnsi="Calibri"/>
                 <w:color w:val="111827"/>
                 <w:sz w:val="20"/>
                 <w:szCs w:val="20"/>
@@ -5689,7 +5716,7 @@
           <w:p>
             <w:r>
               <w:rPr>
-                <w:rFonts w:ascii="Arial" w:cs="Arial" w:eastAsia="Arial" w:hAnsi="Arial"/>
+                <w:rFonts w:ascii="Calibri" w:cs="Calibri" w:eastAsia="Calibri" w:hAnsi="Calibri"/>
                 <w:color w:val="111827"/>
                 <w:sz w:val="20"/>
                 <w:szCs w:val="20"/>
@@ -5718,7 +5745,7 @@
           <w:p>
             <w:r>
               <w:rPr>
-                <w:rFonts w:ascii="Arial" w:cs="Arial" w:eastAsia="Arial" w:hAnsi="Arial"/>
+                <w:rFonts w:ascii="Calibri" w:cs="Calibri" w:eastAsia="Calibri" w:hAnsi="Calibri"/>
                 <w:color w:val="111827"/>
                 <w:sz w:val="20"/>
                 <w:szCs w:val="20"/>
@@ -5747,7 +5774,7 @@
           <w:p>
             <w:r>
               <w:rPr>
-                <w:rFonts w:ascii="Arial" w:cs="Arial" w:eastAsia="Arial" w:hAnsi="Arial"/>
+                <w:rFonts w:ascii="Calibri" w:cs="Calibri" w:eastAsia="Calibri" w:hAnsi="Calibri"/>
                 <w:color w:val="111827"/>
                 <w:sz w:val="20"/>
                 <w:szCs w:val="20"/>
@@ -5778,7 +5805,7 @@
           <w:p>
             <w:r>
               <w:rPr>
-                <w:rFonts w:ascii="Arial" w:cs="Arial" w:eastAsia="Arial" w:hAnsi="Arial"/>
+                <w:rFonts w:ascii="Calibri" w:cs="Calibri" w:eastAsia="Calibri" w:hAnsi="Calibri"/>
                 <w:color w:val="111827"/>
                 <w:sz w:val="20"/>
                 <w:szCs w:val="20"/>
@@ -5807,7 +5834,7 @@
           <w:p>
             <w:r>
               <w:rPr>
-                <w:rFonts w:ascii="Arial" w:cs="Arial" w:eastAsia="Arial" w:hAnsi="Arial"/>
+                <w:rFonts w:ascii="Calibri" w:cs="Calibri" w:eastAsia="Calibri" w:hAnsi="Calibri"/>
                 <w:color w:val="111827"/>
                 <w:sz w:val="20"/>
                 <w:szCs w:val="20"/>
@@ -5836,7 +5863,7 @@
           <w:p>
             <w:r>
               <w:rPr>
-                <w:rFonts w:ascii="Arial" w:cs="Arial" w:eastAsia="Arial" w:hAnsi="Arial"/>
+                <w:rFonts w:ascii="Calibri" w:cs="Calibri" w:eastAsia="Calibri" w:hAnsi="Calibri"/>
                 <w:color w:val="111827"/>
                 <w:sz w:val="20"/>
                 <w:szCs w:val="20"/>
@@ -5865,7 +5892,7 @@
           <w:p>
             <w:r>
               <w:rPr>
-                <w:rFonts w:ascii="Arial" w:cs="Arial" w:eastAsia="Arial" w:hAnsi="Arial"/>
+                <w:rFonts w:ascii="Calibri" w:cs="Calibri" w:eastAsia="Calibri" w:hAnsi="Calibri"/>
                 <w:color w:val="111827"/>
                 <w:sz w:val="20"/>
                 <w:szCs w:val="20"/>
@@ -5896,7 +5923,7 @@
           <w:p>
             <w:r>
               <w:rPr>
-                <w:rFonts w:ascii="Arial" w:cs="Arial" w:eastAsia="Arial" w:hAnsi="Arial"/>
+                <w:rFonts w:ascii="Calibri" w:cs="Calibri" w:eastAsia="Calibri" w:hAnsi="Calibri"/>
                 <w:color w:val="111827"/>
                 <w:sz w:val="20"/>
                 <w:szCs w:val="20"/>
@@ -5925,7 +5952,7 @@
           <w:p>
             <w:r>
               <w:rPr>
-                <w:rFonts w:ascii="Arial" w:cs="Arial" w:eastAsia="Arial" w:hAnsi="Arial"/>
+                <w:rFonts w:ascii="Calibri" w:cs="Calibri" w:eastAsia="Calibri" w:hAnsi="Calibri"/>
                 <w:color w:val="111827"/>
                 <w:sz w:val="20"/>
                 <w:szCs w:val="20"/>
@@ -5954,7 +5981,7 @@
           <w:p>
             <w:r>
               <w:rPr>
-                <w:rFonts w:ascii="Arial" w:cs="Arial" w:eastAsia="Arial" w:hAnsi="Arial"/>
+                <w:rFonts w:ascii="Calibri" w:cs="Calibri" w:eastAsia="Calibri" w:hAnsi="Calibri"/>
                 <w:color w:val="111827"/>
                 <w:sz w:val="20"/>
                 <w:szCs w:val="20"/>
@@ -5983,7 +6010,7 @@
           <w:p>
             <w:r>
               <w:rPr>
-                <w:rFonts w:ascii="Arial" w:cs="Arial" w:eastAsia="Arial" w:hAnsi="Arial"/>
+                <w:rFonts w:ascii="Calibri" w:cs="Calibri" w:eastAsia="Calibri" w:hAnsi="Calibri"/>
                 <w:color w:val="111827"/>
                 <w:sz w:val="20"/>
                 <w:szCs w:val="20"/>
@@ -6014,7 +6041,7 @@
           <w:p>
             <w:r>
               <w:rPr>
-                <w:rFonts w:ascii="Arial" w:cs="Arial" w:eastAsia="Arial" w:hAnsi="Arial"/>
+                <w:rFonts w:ascii="Calibri" w:cs="Calibri" w:eastAsia="Calibri" w:hAnsi="Calibri"/>
                 <w:color w:val="111827"/>
                 <w:sz w:val="20"/>
                 <w:szCs w:val="20"/>
@@ -6043,7 +6070,7 @@
           <w:p>
             <w:r>
               <w:rPr>
-                <w:rFonts w:ascii="Arial" w:cs="Arial" w:eastAsia="Arial" w:hAnsi="Arial"/>
+                <w:rFonts w:ascii="Calibri" w:cs="Calibri" w:eastAsia="Calibri" w:hAnsi="Calibri"/>
                 <w:color w:val="111827"/>
                 <w:sz w:val="20"/>
                 <w:szCs w:val="20"/>
@@ -6072,7 +6099,7 @@
           <w:p>
             <w:r>
               <w:rPr>
-                <w:rFonts w:ascii="Arial" w:cs="Arial" w:eastAsia="Arial" w:hAnsi="Arial"/>
+                <w:rFonts w:ascii="Calibri" w:cs="Calibri" w:eastAsia="Calibri" w:hAnsi="Calibri"/>
                 <w:color w:val="111827"/>
                 <w:sz w:val="20"/>
                 <w:szCs w:val="20"/>
@@ -6101,7 +6128,7 @@
           <w:p>
             <w:r>
               <w:rPr>
-                <w:rFonts w:ascii="Arial" w:cs="Arial" w:eastAsia="Arial" w:hAnsi="Arial"/>
+                <w:rFonts w:ascii="Calibri" w:cs="Calibri" w:eastAsia="Calibri" w:hAnsi="Calibri"/>
                 <w:color w:val="111827"/>
                 <w:sz w:val="20"/>
                 <w:szCs w:val="20"/>
@@ -6132,7 +6159,7 @@
           <w:p>
             <w:r>
               <w:rPr>
-                <w:rFonts w:ascii="Arial" w:cs="Arial" w:eastAsia="Arial" w:hAnsi="Arial"/>
+                <w:rFonts w:ascii="Calibri" w:cs="Calibri" w:eastAsia="Calibri" w:hAnsi="Calibri"/>
                 <w:color w:val="111827"/>
                 <w:sz w:val="20"/>
                 <w:szCs w:val="20"/>
@@ -6161,7 +6188,7 @@
           <w:p>
             <w:r>
               <w:rPr>
-                <w:rFonts w:ascii="Arial" w:cs="Arial" w:eastAsia="Arial" w:hAnsi="Arial"/>
+                <w:rFonts w:ascii="Calibri" w:cs="Calibri" w:eastAsia="Calibri" w:hAnsi="Calibri"/>
                 <w:color w:val="111827"/>
                 <w:sz w:val="20"/>
                 <w:szCs w:val="20"/>
@@ -6190,7 +6217,7 @@
           <w:p>
             <w:r>
               <w:rPr>
-                <w:rFonts w:ascii="Arial" w:cs="Arial" w:eastAsia="Arial" w:hAnsi="Arial"/>
+                <w:rFonts w:ascii="Calibri" w:cs="Calibri" w:eastAsia="Calibri" w:hAnsi="Calibri"/>
                 <w:color w:val="111827"/>
                 <w:sz w:val="20"/>
                 <w:szCs w:val="20"/>
@@ -6219,7 +6246,7 @@
           <w:p>
             <w:r>
               <w:rPr>
-                <w:rFonts w:ascii="Arial" w:cs="Arial" w:eastAsia="Arial" w:hAnsi="Arial"/>
+                <w:rFonts w:ascii="Calibri" w:cs="Calibri" w:eastAsia="Calibri" w:hAnsi="Calibri"/>
                 <w:color w:val="111827"/>
                 <w:sz w:val="20"/>
                 <w:szCs w:val="20"/>
@@ -6250,7 +6277,7 @@
           <w:p>
             <w:r>
               <w:rPr>
-                <w:rFonts w:ascii="Arial" w:cs="Arial" w:eastAsia="Arial" w:hAnsi="Arial"/>
+                <w:rFonts w:ascii="Calibri" w:cs="Calibri" w:eastAsia="Calibri" w:hAnsi="Calibri"/>
                 <w:color w:val="111827"/>
                 <w:sz w:val="20"/>
                 <w:szCs w:val="20"/>
@@ -6279,7 +6306,7 @@
           <w:p>
             <w:r>
               <w:rPr>
-                <w:rFonts w:ascii="Arial" w:cs="Arial" w:eastAsia="Arial" w:hAnsi="Arial"/>
+                <w:rFonts w:ascii="Calibri" w:cs="Calibri" w:eastAsia="Calibri" w:hAnsi="Calibri"/>
                 <w:color w:val="111827"/>
                 <w:sz w:val="20"/>
                 <w:szCs w:val="20"/>
@@ -6308,7 +6335,7 @@
           <w:p>
             <w:r>
               <w:rPr>
-                <w:rFonts w:ascii="Arial" w:cs="Arial" w:eastAsia="Arial" w:hAnsi="Arial"/>
+                <w:rFonts w:ascii="Calibri" w:cs="Calibri" w:eastAsia="Calibri" w:hAnsi="Calibri"/>
                 <w:color w:val="111827"/>
                 <w:sz w:val="20"/>
                 <w:szCs w:val="20"/>
@@ -6337,7 +6364,7 @@
           <w:p>
             <w:r>
               <w:rPr>
-                <w:rFonts w:ascii="Arial" w:cs="Arial" w:eastAsia="Arial" w:hAnsi="Arial"/>
+                <w:rFonts w:ascii="Calibri" w:cs="Calibri" w:eastAsia="Calibri" w:hAnsi="Calibri"/>
                 <w:color w:val="111827"/>
                 <w:sz w:val="20"/>
                 <w:szCs w:val="20"/>
@@ -6368,7 +6395,7 @@
           <w:p>
             <w:r>
               <w:rPr>
-                <w:rFonts w:ascii="Arial" w:cs="Arial" w:eastAsia="Arial" w:hAnsi="Arial"/>
+                <w:rFonts w:ascii="Calibri" w:cs="Calibri" w:eastAsia="Calibri" w:hAnsi="Calibri"/>
                 <w:color w:val="111827"/>
                 <w:sz w:val="20"/>
                 <w:szCs w:val="20"/>
@@ -6397,7 +6424,7 @@
           <w:p>
             <w:r>
               <w:rPr>
-                <w:rFonts w:ascii="Arial" w:cs="Arial" w:eastAsia="Arial" w:hAnsi="Arial"/>
+                <w:rFonts w:ascii="Calibri" w:cs="Calibri" w:eastAsia="Calibri" w:hAnsi="Calibri"/>
                 <w:color w:val="111827"/>
                 <w:sz w:val="20"/>
                 <w:szCs w:val="20"/>
@@ -6426,7 +6453,7 @@
           <w:p>
             <w:r>
               <w:rPr>
-                <w:rFonts w:ascii="Arial" w:cs="Arial" w:eastAsia="Arial" w:hAnsi="Arial"/>
+                <w:rFonts w:ascii="Calibri" w:cs="Calibri" w:eastAsia="Calibri" w:hAnsi="Calibri"/>
                 <w:color w:val="111827"/>
                 <w:sz w:val="20"/>
                 <w:szCs w:val="20"/>
@@ -6455,7 +6482,7 @@
           <w:p>
             <w:r>
               <w:rPr>
-                <w:rFonts w:ascii="Arial" w:cs="Arial" w:eastAsia="Arial" w:hAnsi="Arial"/>
+                <w:rFonts w:ascii="Calibri" w:cs="Calibri" w:eastAsia="Calibri" w:hAnsi="Calibri"/>
                 <w:color w:val="111827"/>
                 <w:sz w:val="20"/>
                 <w:szCs w:val="20"/>
@@ -6486,7 +6513,7 @@
           <w:p>
             <w:r>
               <w:rPr>
-                <w:rFonts w:ascii="Arial" w:cs="Arial" w:eastAsia="Arial" w:hAnsi="Arial"/>
+                <w:rFonts w:ascii="Calibri" w:cs="Calibri" w:eastAsia="Calibri" w:hAnsi="Calibri"/>
                 <w:color w:val="111827"/>
                 <w:sz w:val="20"/>
                 <w:szCs w:val="20"/>
@@ -6515,7 +6542,7 @@
           <w:p>
             <w:r>
               <w:rPr>
-                <w:rFonts w:ascii="Arial" w:cs="Arial" w:eastAsia="Arial" w:hAnsi="Arial"/>
+                <w:rFonts w:ascii="Calibri" w:cs="Calibri" w:eastAsia="Calibri" w:hAnsi="Calibri"/>
                 <w:color w:val="111827"/>
                 <w:sz w:val="20"/>
                 <w:szCs w:val="20"/>
@@ -6544,7 +6571,7 @@
           <w:p>
             <w:r>
               <w:rPr>
-                <w:rFonts w:ascii="Arial" w:cs="Arial" w:eastAsia="Arial" w:hAnsi="Arial"/>
+                <w:rFonts w:ascii="Calibri" w:cs="Calibri" w:eastAsia="Calibri" w:hAnsi="Calibri"/>
                 <w:color w:val="111827"/>
                 <w:sz w:val="20"/>
                 <w:szCs w:val="20"/>
@@ -6573,7 +6600,7 @@
           <w:p>
             <w:r>
               <w:rPr>
-                <w:rFonts w:ascii="Arial" w:cs="Arial" w:eastAsia="Arial" w:hAnsi="Arial"/>
+                <w:rFonts w:ascii="Calibri" w:cs="Calibri" w:eastAsia="Calibri" w:hAnsi="Calibri"/>
                 <w:color w:val="111827"/>
                 <w:sz w:val="20"/>
                 <w:szCs w:val="20"/>
@@ -6604,7 +6631,7 @@
           <w:p>
             <w:r>
               <w:rPr>
-                <w:rFonts w:ascii="Arial" w:cs="Arial" w:eastAsia="Arial" w:hAnsi="Arial"/>
+                <w:rFonts w:ascii="Calibri" w:cs="Calibri" w:eastAsia="Calibri" w:hAnsi="Calibri"/>
                 <w:color w:val="111827"/>
                 <w:sz w:val="20"/>
                 <w:szCs w:val="20"/>
@@ -6633,7 +6660,7 @@
           <w:p>
             <w:r>
               <w:rPr>
-                <w:rFonts w:ascii="Arial" w:cs="Arial" w:eastAsia="Arial" w:hAnsi="Arial"/>
+                <w:rFonts w:ascii="Calibri" w:cs="Calibri" w:eastAsia="Calibri" w:hAnsi="Calibri"/>
                 <w:color w:val="111827"/>
                 <w:sz w:val="20"/>
                 <w:szCs w:val="20"/>
@@ -6662,7 +6689,7 @@
           <w:p>
             <w:r>
               <w:rPr>
-                <w:rFonts w:ascii="Arial" w:cs="Arial" w:eastAsia="Arial" w:hAnsi="Arial"/>
+                <w:rFonts w:ascii="Calibri" w:cs="Calibri" w:eastAsia="Calibri" w:hAnsi="Calibri"/>
                 <w:color w:val="111827"/>
                 <w:sz w:val="20"/>
                 <w:szCs w:val="20"/>
@@ -6691,7 +6718,7 @@
           <w:p>
             <w:r>
               <w:rPr>
-                <w:rFonts w:ascii="Arial" w:cs="Arial" w:eastAsia="Arial" w:hAnsi="Arial"/>
+                <w:rFonts w:ascii="Calibri" w:cs="Calibri" w:eastAsia="Calibri" w:hAnsi="Calibri"/>
                 <w:color w:val="111827"/>
                 <w:sz w:val="20"/>
                 <w:szCs w:val="20"/>
@@ -6722,7 +6749,7 @@
           <w:p>
             <w:r>
               <w:rPr>
-                <w:rFonts w:ascii="Arial" w:cs="Arial" w:eastAsia="Arial" w:hAnsi="Arial"/>
+                <w:rFonts w:ascii="Calibri" w:cs="Calibri" w:eastAsia="Calibri" w:hAnsi="Calibri"/>
                 <w:color w:val="111827"/>
                 <w:sz w:val="20"/>
                 <w:szCs w:val="20"/>
@@ -6751,7 +6778,7 @@
           <w:p>
             <w:r>
               <w:rPr>
-                <w:rFonts w:ascii="Arial" w:cs="Arial" w:eastAsia="Arial" w:hAnsi="Arial"/>
+                <w:rFonts w:ascii="Calibri" w:cs="Calibri" w:eastAsia="Calibri" w:hAnsi="Calibri"/>
                 <w:color w:val="111827"/>
                 <w:sz w:val="20"/>
                 <w:szCs w:val="20"/>
@@ -6780,7 +6807,7 @@
           <w:p>
             <w:r>
               <w:rPr>
-                <w:rFonts w:ascii="Arial" w:cs="Arial" w:eastAsia="Arial" w:hAnsi="Arial"/>
+                <w:rFonts w:ascii="Calibri" w:cs="Calibri" w:eastAsia="Calibri" w:hAnsi="Calibri"/>
                 <w:color w:val="111827"/>
                 <w:sz w:val="20"/>
                 <w:szCs w:val="20"/>
@@ -6809,7 +6836,7 @@
           <w:p>
             <w:r>
               <w:rPr>
-                <w:rFonts w:ascii="Arial" w:cs="Arial" w:eastAsia="Arial" w:hAnsi="Arial"/>
+                <w:rFonts w:ascii="Calibri" w:cs="Calibri" w:eastAsia="Calibri" w:hAnsi="Calibri"/>
                 <w:color w:val="111827"/>
                 <w:sz w:val="20"/>
                 <w:szCs w:val="20"/>
@@ -6840,7 +6867,7 @@
           <w:p>
             <w:r>
               <w:rPr>
-                <w:rFonts w:ascii="Arial" w:cs="Arial" w:eastAsia="Arial" w:hAnsi="Arial"/>
+                <w:rFonts w:ascii="Calibri" w:cs="Calibri" w:eastAsia="Calibri" w:hAnsi="Calibri"/>
                 <w:color w:val="111827"/>
                 <w:sz w:val="20"/>
                 <w:szCs w:val="20"/>
@@ -6869,7 +6896,7 @@
           <w:p>
             <w:r>
               <w:rPr>
-                <w:rFonts w:ascii="Arial" w:cs="Arial" w:eastAsia="Arial" w:hAnsi="Arial"/>
+                <w:rFonts w:ascii="Calibri" w:cs="Calibri" w:eastAsia="Calibri" w:hAnsi="Calibri"/>
                 <w:color w:val="111827"/>
                 <w:sz w:val="20"/>
                 <w:szCs w:val="20"/>
@@ -6898,7 +6925,7 @@
           <w:p>
             <w:r>
               <w:rPr>
-                <w:rFonts w:ascii="Arial" w:cs="Arial" w:eastAsia="Arial" w:hAnsi="Arial"/>
+                <w:rFonts w:ascii="Calibri" w:cs="Calibri" w:eastAsia="Calibri" w:hAnsi="Calibri"/>
                 <w:color w:val="111827"/>
                 <w:sz w:val="20"/>
                 <w:szCs w:val="20"/>
@@ -6927,7 +6954,7 @@
           <w:p>
             <w:r>
               <w:rPr>
-                <w:rFonts w:ascii="Arial" w:cs="Arial" w:eastAsia="Arial" w:hAnsi="Arial"/>
+                <w:rFonts w:ascii="Calibri" w:cs="Calibri" w:eastAsia="Calibri" w:hAnsi="Calibri"/>
                 <w:color w:val="111827"/>
                 <w:sz w:val="20"/>
                 <w:szCs w:val="20"/>
@@ -6958,7 +6985,7 @@
           <w:p>
             <w:r>
               <w:rPr>
-                <w:rFonts w:ascii="Arial" w:cs="Arial" w:eastAsia="Arial" w:hAnsi="Arial"/>
+                <w:rFonts w:ascii="Calibri" w:cs="Calibri" w:eastAsia="Calibri" w:hAnsi="Calibri"/>
                 <w:color w:val="111827"/>
                 <w:sz w:val="20"/>
                 <w:szCs w:val="20"/>
@@ -6987,7 +7014,7 @@
           <w:p>
             <w:r>
               <w:rPr>
-                <w:rFonts w:ascii="Arial" w:cs="Arial" w:eastAsia="Arial" w:hAnsi="Arial"/>
+                <w:rFonts w:ascii="Calibri" w:cs="Calibri" w:eastAsia="Calibri" w:hAnsi="Calibri"/>
                 <w:color w:val="111827"/>
                 <w:sz w:val="20"/>
                 <w:szCs w:val="20"/>
@@ -7016,7 +7043,7 @@
           <w:p>
             <w:r>
               <w:rPr>
-                <w:rFonts w:ascii="Arial" w:cs="Arial" w:eastAsia="Arial" w:hAnsi="Arial"/>
+                <w:rFonts w:ascii="Calibri" w:cs="Calibri" w:eastAsia="Calibri" w:hAnsi="Calibri"/>
                 <w:color w:val="111827"/>
                 <w:sz w:val="20"/>
                 <w:szCs w:val="20"/>
@@ -7045,7 +7072,7 @@
           <w:p>
             <w:r>
               <w:rPr>
-                <w:rFonts w:ascii="Arial" w:cs="Arial" w:eastAsia="Arial" w:hAnsi="Arial"/>
+                <w:rFonts w:ascii="Calibri" w:cs="Calibri" w:eastAsia="Calibri" w:hAnsi="Calibri"/>
                 <w:color w:val="111827"/>
                 <w:sz w:val="20"/>
                 <w:szCs w:val="20"/>
@@ -7063,7 +7090,7 @@
       </w:pPr>
       <w:r>
         <w:rPr>
-          <w:rFonts w:ascii="Arial" w:cs="Arial" w:eastAsia="Arial" w:hAnsi="Arial"/>
+          <w:rFonts w:ascii="Calibri" w:cs="Calibri" w:eastAsia="Calibri" w:hAnsi="Calibri"/>
           <w:b w:val="false"/>
           <w:bCs w:val="false"/>
           <w:i w:val="false"/>
@@ -7083,7 +7110,7 @@
       </w:pPr>
       <w:r>
         <w:rPr>
-          <w:rFonts w:ascii="Arial" w:cs="Arial" w:eastAsia="Arial" w:hAnsi="Arial"/>
+          <w:rFonts w:ascii="Calibri" w:cs="Calibri" w:eastAsia="Calibri" w:hAnsi="Calibri"/>
           <w:b/>
           <w:bCs/>
           <w:color w:val="1E3A8A"/>
@@ -7100,7 +7127,7 @@
       </w:pPr>
       <w:r>
         <w:rPr>
-          <w:rFonts w:ascii="Arial" w:cs="Arial" w:eastAsia="Arial" w:hAnsi="Arial"/>
+          <w:rFonts w:ascii="Calibri" w:cs="Calibri" w:eastAsia="Calibri" w:hAnsi="Calibri"/>
           <w:b w:val="false"/>
           <w:bCs w:val="false"/>
           <w:i w:val="false"/>
@@ -7119,7 +7146,7 @@
       </w:pPr>
       <w:r>
         <w:rPr>
-          <w:rFonts w:ascii="Arial" w:cs="Arial" w:eastAsia="Arial" w:hAnsi="Arial"/>
+          <w:rFonts w:ascii="Calibri" w:cs="Calibri" w:eastAsia="Calibri" w:hAnsi="Calibri"/>
           <w:b/>
           <w:bCs/>
           <w:color w:val="1E3A8A"/>
@@ -7171,7 +7198,7 @@
           <w:p>
             <w:r>
               <w:rPr>
-                <w:rFonts w:ascii="Arial" w:cs="Arial" w:eastAsia="Arial" w:hAnsi="Arial"/>
+                <w:rFonts w:ascii="Calibri" w:cs="Calibri" w:eastAsia="Calibri" w:hAnsi="Calibri"/>
                 <w:b/>
                 <w:bCs/>
                 <w:color w:val="0F172A"/>
@@ -7202,7 +7229,7 @@
           <w:p>
             <w:r>
               <w:rPr>
-                <w:rFonts w:ascii="Arial" w:cs="Arial" w:eastAsia="Arial" w:hAnsi="Arial"/>
+                <w:rFonts w:ascii="Calibri" w:cs="Calibri" w:eastAsia="Calibri" w:hAnsi="Calibri"/>
                 <w:b/>
                 <w:bCs/>
                 <w:color w:val="0F172A"/>
@@ -7233,7 +7260,7 @@
           <w:p>
             <w:r>
               <w:rPr>
-                <w:rFonts w:ascii="Arial" w:cs="Arial" w:eastAsia="Arial" w:hAnsi="Arial"/>
+                <w:rFonts w:ascii="Calibri" w:cs="Calibri" w:eastAsia="Calibri" w:hAnsi="Calibri"/>
                 <w:b/>
                 <w:bCs/>
                 <w:color w:val="0F172A"/>
@@ -7264,7 +7291,7 @@
           <w:p>
             <w:r>
               <w:rPr>
-                <w:rFonts w:ascii="Arial" w:cs="Arial" w:eastAsia="Arial" w:hAnsi="Arial"/>
+                <w:rFonts w:ascii="Calibri" w:cs="Calibri" w:eastAsia="Calibri" w:hAnsi="Calibri"/>
                 <w:b/>
                 <w:bCs/>
                 <w:color w:val="0F172A"/>
@@ -7297,7 +7324,7 @@
           <w:p>
             <w:r>
               <w:rPr>
-                <w:rFonts w:ascii="Arial" w:cs="Arial" w:eastAsia="Arial" w:hAnsi="Arial"/>
+                <w:rFonts w:ascii="Calibri" w:cs="Calibri" w:eastAsia="Calibri" w:hAnsi="Calibri"/>
                 <w:color w:val="111827"/>
                 <w:sz w:val="20"/>
                 <w:szCs w:val="20"/>
@@ -7326,7 +7353,7 @@
           <w:p>
             <w:r>
               <w:rPr>
-                <w:rFonts w:ascii="Arial" w:cs="Arial" w:eastAsia="Arial" w:hAnsi="Arial"/>
+                <w:rFonts w:ascii="Calibri" w:cs="Calibri" w:eastAsia="Calibri" w:hAnsi="Calibri"/>
                 <w:color w:val="111827"/>
                 <w:sz w:val="20"/>
                 <w:szCs w:val="20"/>
@@ -7355,7 +7382,7 @@
           <w:p>
             <w:r>
               <w:rPr>
-                <w:rFonts w:ascii="Arial" w:cs="Arial" w:eastAsia="Arial" w:hAnsi="Arial"/>
+                <w:rFonts w:ascii="Calibri" w:cs="Calibri" w:eastAsia="Calibri" w:hAnsi="Calibri"/>
                 <w:color w:val="111827"/>
                 <w:sz w:val="20"/>
                 <w:szCs w:val="20"/>
@@ -7384,7 +7411,7 @@
           <w:p>
             <w:r>
               <w:rPr>
-                <w:rFonts w:ascii="Arial" w:cs="Arial" w:eastAsia="Arial" w:hAnsi="Arial"/>
+                <w:rFonts w:ascii="Calibri" w:cs="Calibri" w:eastAsia="Calibri" w:hAnsi="Calibri"/>
                 <w:color w:val="111827"/>
                 <w:sz w:val="20"/>
                 <w:szCs w:val="20"/>
@@ -7415,7 +7442,7 @@
           <w:p>
             <w:r>
               <w:rPr>
-                <w:rFonts w:ascii="Arial" w:cs="Arial" w:eastAsia="Arial" w:hAnsi="Arial"/>
+                <w:rFonts w:ascii="Calibri" w:cs="Calibri" w:eastAsia="Calibri" w:hAnsi="Calibri"/>
                 <w:color w:val="111827"/>
                 <w:sz w:val="20"/>
                 <w:szCs w:val="20"/>
@@ -7444,7 +7471,7 @@
           <w:p>
             <w:r>
               <w:rPr>
-                <w:rFonts w:ascii="Arial" w:cs="Arial" w:eastAsia="Arial" w:hAnsi="Arial"/>
+                <w:rFonts w:ascii="Calibri" w:cs="Calibri" w:eastAsia="Calibri" w:hAnsi="Calibri"/>
                 <w:color w:val="111827"/>
                 <w:sz w:val="20"/>
                 <w:szCs w:val="20"/>
@@ -7473,7 +7500,7 @@
           <w:p>
             <w:r>
               <w:rPr>
-                <w:rFonts w:ascii="Arial" w:cs="Arial" w:eastAsia="Arial" w:hAnsi="Arial"/>
+                <w:rFonts w:ascii="Calibri" w:cs="Calibri" w:eastAsia="Calibri" w:hAnsi="Calibri"/>
                 <w:color w:val="111827"/>
                 <w:sz w:val="20"/>
                 <w:szCs w:val="20"/>
@@ -7502,7 +7529,7 @@
           <w:p>
             <w:r>
               <w:rPr>
-                <w:rFonts w:ascii="Arial" w:cs="Arial" w:eastAsia="Arial" w:hAnsi="Arial"/>
+                <w:rFonts w:ascii="Calibri" w:cs="Calibri" w:eastAsia="Calibri" w:hAnsi="Calibri"/>
                 <w:color w:val="111827"/>
                 <w:sz w:val="20"/>
                 <w:szCs w:val="20"/>
@@ -7533,7 +7560,7 @@
           <w:p>
             <w:r>
               <w:rPr>
-                <w:rFonts w:ascii="Arial" w:cs="Arial" w:eastAsia="Arial" w:hAnsi="Arial"/>
+                <w:rFonts w:ascii="Calibri" w:cs="Calibri" w:eastAsia="Calibri" w:hAnsi="Calibri"/>
                 <w:color w:val="111827"/>
                 <w:sz w:val="20"/>
                 <w:szCs w:val="20"/>
@@ -7562,7 +7589,7 @@
           <w:p>
             <w:r>
               <w:rPr>
-                <w:rFonts w:ascii="Arial" w:cs="Arial" w:eastAsia="Arial" w:hAnsi="Arial"/>
+                <w:rFonts w:ascii="Calibri" w:cs="Calibri" w:eastAsia="Calibri" w:hAnsi="Calibri"/>
                 <w:color w:val="111827"/>
                 <w:sz w:val="20"/>
                 <w:szCs w:val="20"/>
@@ -7591,7 +7618,7 @@
           <w:p>
             <w:r>
               <w:rPr>
-                <w:rFonts w:ascii="Arial" w:cs="Arial" w:eastAsia="Arial" w:hAnsi="Arial"/>
+                <w:rFonts w:ascii="Calibri" w:cs="Calibri" w:eastAsia="Calibri" w:hAnsi="Calibri"/>
                 <w:color w:val="111827"/>
                 <w:sz w:val="20"/>
                 <w:szCs w:val="20"/>
@@ -7620,7 +7647,7 @@
           <w:p>
             <w:r>
               <w:rPr>
-                <w:rFonts w:ascii="Arial" w:cs="Arial" w:eastAsia="Arial" w:hAnsi="Arial"/>
+                <w:rFonts w:ascii="Calibri" w:cs="Calibri" w:eastAsia="Calibri" w:hAnsi="Calibri"/>
                 <w:color w:val="111827"/>
                 <w:sz w:val="20"/>
                 <w:szCs w:val="20"/>
@@ -7651,7 +7678,7 @@
           <w:p>
             <w:r>
               <w:rPr>
-                <w:rFonts w:ascii="Arial" w:cs="Arial" w:eastAsia="Arial" w:hAnsi="Arial"/>
+                <w:rFonts w:ascii="Calibri" w:cs="Calibri" w:eastAsia="Calibri" w:hAnsi="Calibri"/>
                 <w:color w:val="111827"/>
                 <w:sz w:val="20"/>
                 <w:szCs w:val="20"/>
@@ -7680,7 +7707,7 @@
           <w:p>
             <w:r>
               <w:rPr>
-                <w:rFonts w:ascii="Arial" w:cs="Arial" w:eastAsia="Arial" w:hAnsi="Arial"/>
+                <w:rFonts w:ascii="Calibri" w:cs="Calibri" w:eastAsia="Calibri" w:hAnsi="Calibri"/>
                 <w:color w:val="111827"/>
                 <w:sz w:val="20"/>
                 <w:szCs w:val="20"/>
@@ -7709,7 +7736,7 @@
           <w:p>
             <w:r>
               <w:rPr>
-                <w:rFonts w:ascii="Arial" w:cs="Arial" w:eastAsia="Arial" w:hAnsi="Arial"/>
+                <w:rFonts w:ascii="Calibri" w:cs="Calibri" w:eastAsia="Calibri" w:hAnsi="Calibri"/>
                 <w:color w:val="111827"/>
                 <w:sz w:val="20"/>
                 <w:szCs w:val="20"/>
@@ -7738,7 +7765,7 @@
           <w:p>
             <w:r>
               <w:rPr>
-                <w:rFonts w:ascii="Arial" w:cs="Arial" w:eastAsia="Arial" w:hAnsi="Arial"/>
+                <w:rFonts w:ascii="Calibri" w:cs="Calibri" w:eastAsia="Calibri" w:hAnsi="Calibri"/>
                 <w:color w:val="111827"/>
                 <w:sz w:val="20"/>
                 <w:szCs w:val="20"/>
@@ -7769,7 +7796,7 @@
           <w:p>
             <w:r>
               <w:rPr>
-                <w:rFonts w:ascii="Arial" w:cs="Arial" w:eastAsia="Arial" w:hAnsi="Arial"/>
+                <w:rFonts w:ascii="Calibri" w:cs="Calibri" w:eastAsia="Calibri" w:hAnsi="Calibri"/>
                 <w:color w:val="111827"/>
                 <w:sz w:val="20"/>
                 <w:szCs w:val="20"/>
@@ -7798,7 +7825,7 @@
           <w:p>
             <w:r>
               <w:rPr>
-                <w:rFonts w:ascii="Arial" w:cs="Arial" w:eastAsia="Arial" w:hAnsi="Arial"/>
+                <w:rFonts w:ascii="Calibri" w:cs="Calibri" w:eastAsia="Calibri" w:hAnsi="Calibri"/>
                 <w:color w:val="111827"/>
                 <w:sz w:val="20"/>
                 <w:szCs w:val="20"/>
@@ -7827,7 +7854,7 @@
           <w:p>
             <w:r>
               <w:rPr>
-                <w:rFonts w:ascii="Arial" w:cs="Arial" w:eastAsia="Arial" w:hAnsi="Arial"/>
+                <w:rFonts w:ascii="Calibri" w:cs="Calibri" w:eastAsia="Calibri" w:hAnsi="Calibri"/>
                 <w:color w:val="111827"/>
                 <w:sz w:val="20"/>
                 <w:szCs w:val="20"/>
@@ -7856,7 +7883,7 @@
           <w:p>
             <w:r>
               <w:rPr>
-                <w:rFonts w:ascii="Arial" w:cs="Arial" w:eastAsia="Arial" w:hAnsi="Arial"/>
+                <w:rFonts w:ascii="Calibri" w:cs="Calibri" w:eastAsia="Calibri" w:hAnsi="Calibri"/>
                 <w:color w:val="111827"/>
                 <w:sz w:val="20"/>
                 <w:szCs w:val="20"/>
@@ -7887,7 +7914,7 @@
           <w:p>
             <w:r>
               <w:rPr>
-                <w:rFonts w:ascii="Arial" w:cs="Arial" w:eastAsia="Arial" w:hAnsi="Arial"/>
+                <w:rFonts w:ascii="Calibri" w:cs="Calibri" w:eastAsia="Calibri" w:hAnsi="Calibri"/>
                 <w:color w:val="111827"/>
                 <w:sz w:val="20"/>
                 <w:szCs w:val="20"/>
@@ -7916,7 +7943,7 @@
           <w:p>
             <w:r>
               <w:rPr>
-                <w:rFonts w:ascii="Arial" w:cs="Arial" w:eastAsia="Arial" w:hAnsi="Arial"/>
+                <w:rFonts w:ascii="Calibri" w:cs="Calibri" w:eastAsia="Calibri" w:hAnsi="Calibri"/>
                 <w:color w:val="111827"/>
                 <w:sz w:val="20"/>
                 <w:szCs w:val="20"/>
@@ -7945,7 +7972,7 @@
           <w:p>
             <w:r>
               <w:rPr>
-                <w:rFonts w:ascii="Arial" w:cs="Arial" w:eastAsia="Arial" w:hAnsi="Arial"/>
+                <w:rFonts w:ascii="Calibri" w:cs="Calibri" w:eastAsia="Calibri" w:hAnsi="Calibri"/>
                 <w:color w:val="111827"/>
                 <w:sz w:val="20"/>
                 <w:szCs w:val="20"/>
@@ -7974,7 +8001,7 @@
           <w:p>
             <w:r>
               <w:rPr>
-                <w:rFonts w:ascii="Arial" w:cs="Arial" w:eastAsia="Arial" w:hAnsi="Arial"/>
+                <w:rFonts w:ascii="Calibri" w:cs="Calibri" w:eastAsia="Calibri" w:hAnsi="Calibri"/>
                 <w:color w:val="111827"/>
                 <w:sz w:val="20"/>
                 <w:szCs w:val="20"/>
@@ -8005,7 +8032,7 @@
           <w:p>
             <w:r>
               <w:rPr>
-                <w:rFonts w:ascii="Arial" w:cs="Arial" w:eastAsia="Arial" w:hAnsi="Arial"/>
+                <w:rFonts w:ascii="Calibri" w:cs="Calibri" w:eastAsia="Calibri" w:hAnsi="Calibri"/>
                 <w:color w:val="111827"/>
                 <w:sz w:val="20"/>
                 <w:szCs w:val="20"/>
@@ -8034,7 +8061,7 @@
           <w:p>
             <w:r>
               <w:rPr>
-                <w:rFonts w:ascii="Arial" w:cs="Arial" w:eastAsia="Arial" w:hAnsi="Arial"/>
+                <w:rFonts w:ascii="Calibri" w:cs="Calibri" w:eastAsia="Calibri" w:hAnsi="Calibri"/>
                 <w:color w:val="111827"/>
                 <w:sz w:val="20"/>
                 <w:szCs w:val="20"/>
@@ -8063,7 +8090,7 @@
           <w:p>
             <w:r>
               <w:rPr>
-                <w:rFonts w:ascii="Arial" w:cs="Arial" w:eastAsia="Arial" w:hAnsi="Arial"/>
+                <w:rFonts w:ascii="Calibri" w:cs="Calibri" w:eastAsia="Calibri" w:hAnsi="Calibri"/>
                 <w:color w:val="111827"/>
                 <w:sz w:val="20"/>
                 <w:szCs w:val="20"/>
@@ -8092,7 +8119,7 @@
           <w:p>
             <w:r>
               <w:rPr>
-                <w:rFonts w:ascii="Arial" w:cs="Arial" w:eastAsia="Arial" w:hAnsi="Arial"/>
+                <w:rFonts w:ascii="Calibri" w:cs="Calibri" w:eastAsia="Calibri" w:hAnsi="Calibri"/>
                 <w:color w:val="111827"/>
                 <w:sz w:val="20"/>
                 <w:szCs w:val="20"/>
@@ -8123,7 +8150,7 @@
           <w:p>
             <w:r>
               <w:rPr>
-                <w:rFonts w:ascii="Arial" w:cs="Arial" w:eastAsia="Arial" w:hAnsi="Arial"/>
+                <w:rFonts w:ascii="Calibri" w:cs="Calibri" w:eastAsia="Calibri" w:hAnsi="Calibri"/>
                 <w:color w:val="111827"/>
                 <w:sz w:val="20"/>
                 <w:szCs w:val="20"/>
@@ -8152,7 +8179,7 @@
           <w:p>
             <w:r>
               <w:rPr>
-                <w:rFonts w:ascii="Arial" w:cs="Arial" w:eastAsia="Arial" w:hAnsi="Arial"/>
+                <w:rFonts w:ascii="Calibri" w:cs="Calibri" w:eastAsia="Calibri" w:hAnsi="Calibri"/>
                 <w:color w:val="111827"/>
                 <w:sz w:val="20"/>
                 <w:szCs w:val="20"/>
@@ -8181,7 +8208,7 @@
           <w:p>
             <w:r>
               <w:rPr>
-                <w:rFonts w:ascii="Arial" w:cs="Arial" w:eastAsia="Arial" w:hAnsi="Arial"/>
+                <w:rFonts w:ascii="Calibri" w:cs="Calibri" w:eastAsia="Calibri" w:hAnsi="Calibri"/>
                 <w:color w:val="111827"/>
                 <w:sz w:val="20"/>
                 <w:szCs w:val="20"/>
@@ -8210,7 +8237,7 @@
           <w:p>
             <w:r>
               <w:rPr>
-                <w:rFonts w:ascii="Arial" w:cs="Arial" w:eastAsia="Arial" w:hAnsi="Arial"/>
+                <w:rFonts w:ascii="Calibri" w:cs="Calibri" w:eastAsia="Calibri" w:hAnsi="Calibri"/>
                 <w:color w:val="111827"/>
                 <w:sz w:val="20"/>
                 <w:szCs w:val="20"/>
@@ -8241,7 +8268,7 @@
           <w:p>
             <w:r>
               <w:rPr>
-                <w:rFonts w:ascii="Arial" w:cs="Arial" w:eastAsia="Arial" w:hAnsi="Arial"/>
+                <w:rFonts w:ascii="Calibri" w:cs="Calibri" w:eastAsia="Calibri" w:hAnsi="Calibri"/>
                 <w:color w:val="111827"/>
                 <w:sz w:val="20"/>
                 <w:szCs w:val="20"/>
@@ -8270,7 +8297,7 @@
           <w:p>
             <w:r>
               <w:rPr>
-                <w:rFonts w:ascii="Arial" w:cs="Arial" w:eastAsia="Arial" w:hAnsi="Arial"/>
+                <w:rFonts w:ascii="Calibri" w:cs="Calibri" w:eastAsia="Calibri" w:hAnsi="Calibri"/>
                 <w:color w:val="111827"/>
                 <w:sz w:val="20"/>
                 <w:szCs w:val="20"/>
@@ -8299,7 +8326,7 @@
           <w:p>
             <w:r>
               <w:rPr>
-                <w:rFonts w:ascii="Arial" w:cs="Arial" w:eastAsia="Arial" w:hAnsi="Arial"/>
+                <w:rFonts w:ascii="Calibri" w:cs="Calibri" w:eastAsia="Calibri" w:hAnsi="Calibri"/>
                 <w:color w:val="111827"/>
                 <w:sz w:val="20"/>
                 <w:szCs w:val="20"/>
@@ -8328,7 +8355,7 @@
           <w:p>
             <w:r>
               <w:rPr>
-                <w:rFonts w:ascii="Arial" w:cs="Arial" w:eastAsia="Arial" w:hAnsi="Arial"/>
+                <w:rFonts w:ascii="Calibri" w:cs="Calibri" w:eastAsia="Calibri" w:hAnsi="Calibri"/>
                 <w:color w:val="111827"/>
                 <w:sz w:val="20"/>
                 <w:szCs w:val="20"/>
@@ -8346,7 +8373,7 @@
       </w:pPr>
       <w:r>
         <w:rPr>
-          <w:rFonts w:ascii="Arial" w:cs="Arial" w:eastAsia="Arial" w:hAnsi="Arial"/>
+          <w:rFonts w:ascii="Calibri" w:cs="Calibri" w:eastAsia="Calibri" w:hAnsi="Calibri"/>
           <w:b/>
           <w:bCs/>
           <w:color w:val="1E3A8A"/>
@@ -8399,7 +8426,7 @@
           <w:p>
             <w:r>
               <w:rPr>
-                <w:rFonts w:ascii="Arial" w:cs="Arial" w:eastAsia="Arial" w:hAnsi="Arial"/>
+                <w:rFonts w:ascii="Calibri" w:cs="Calibri" w:eastAsia="Calibri" w:hAnsi="Calibri"/>
                 <w:b/>
                 <w:bCs/>
                 <w:color w:val="0F172A"/>
@@ -8430,7 +8457,7 @@
           <w:p>
             <w:r>
               <w:rPr>
-                <w:rFonts w:ascii="Arial" w:cs="Arial" w:eastAsia="Arial" w:hAnsi="Arial"/>
+                <w:rFonts w:ascii="Calibri" w:cs="Calibri" w:eastAsia="Calibri" w:hAnsi="Calibri"/>
                 <w:b/>
                 <w:bCs/>
                 <w:color w:val="0F172A"/>
@@ -8461,7 +8488,7 @@
           <w:p>
             <w:r>
               <w:rPr>
-                <w:rFonts w:ascii="Arial" w:cs="Arial" w:eastAsia="Arial" w:hAnsi="Arial"/>
+                <w:rFonts w:ascii="Calibri" w:cs="Calibri" w:eastAsia="Calibri" w:hAnsi="Calibri"/>
                 <w:b/>
                 <w:bCs/>
                 <w:color w:val="0F172A"/>
@@ -8492,7 +8519,7 @@
           <w:p>
             <w:r>
               <w:rPr>
-                <w:rFonts w:ascii="Arial" w:cs="Arial" w:eastAsia="Arial" w:hAnsi="Arial"/>
+                <w:rFonts w:ascii="Calibri" w:cs="Calibri" w:eastAsia="Calibri" w:hAnsi="Calibri"/>
                 <w:b/>
                 <w:bCs/>
                 <w:color w:val="0F172A"/>
@@ -8523,7 +8550,7 @@
           <w:p>
             <w:r>
               <w:rPr>
-                <w:rFonts w:ascii="Arial" w:cs="Arial" w:eastAsia="Arial" w:hAnsi="Arial"/>
+                <w:rFonts w:ascii="Calibri" w:cs="Calibri" w:eastAsia="Calibri" w:hAnsi="Calibri"/>
                 <w:b/>
                 <w:bCs/>
                 <w:color w:val="0F172A"/>
@@ -8556,7 +8583,7 @@
           <w:p>
             <w:r>
               <w:rPr>
-                <w:rFonts w:ascii="Arial" w:cs="Arial" w:eastAsia="Arial" w:hAnsi="Arial"/>
+                <w:rFonts w:ascii="Calibri" w:cs="Calibri" w:eastAsia="Calibri" w:hAnsi="Calibri"/>
                 <w:color w:val="111827"/>
                 <w:sz w:val="20"/>
                 <w:szCs w:val="20"/>
@@ -8585,7 +8612,7 @@
           <w:p>
             <w:r>
               <w:rPr>
-                <w:rFonts w:ascii="Arial" w:cs="Arial" w:eastAsia="Arial" w:hAnsi="Arial"/>
+                <w:rFonts w:ascii="Calibri" w:cs="Calibri" w:eastAsia="Calibri" w:hAnsi="Calibri"/>
                 <w:color w:val="111827"/>
                 <w:sz w:val="20"/>
                 <w:szCs w:val="20"/>
@@ -8614,7 +8641,7 @@
           <w:p>
             <w:r>
               <w:rPr>
-                <w:rFonts w:ascii="Arial" w:cs="Arial" w:eastAsia="Arial" w:hAnsi="Arial"/>
+                <w:rFonts w:ascii="Calibri" w:cs="Calibri" w:eastAsia="Calibri" w:hAnsi="Calibri"/>
                 <w:color w:val="111827"/>
                 <w:sz w:val="20"/>
                 <w:szCs w:val="20"/>
@@ -8643,7 +8670,7 @@
           <w:p>
             <w:r>
               <w:rPr>
-                <w:rFonts w:ascii="Arial" w:cs="Arial" w:eastAsia="Arial" w:hAnsi="Arial"/>
+                <w:rFonts w:ascii="Calibri" w:cs="Calibri" w:eastAsia="Calibri" w:hAnsi="Calibri"/>
                 <w:color w:val="111827"/>
                 <w:sz w:val="20"/>
                 <w:szCs w:val="20"/>
@@ -8672,7 +8699,7 @@
           <w:p>
             <w:r>
               <w:rPr>
-                <w:rFonts w:ascii="Arial" w:cs="Arial" w:eastAsia="Arial" w:hAnsi="Arial"/>
+                <w:rFonts w:ascii="Calibri" w:cs="Calibri" w:eastAsia="Calibri" w:hAnsi="Calibri"/>
                 <w:color w:val="111827"/>
                 <w:sz w:val="20"/>
                 <w:szCs w:val="20"/>
@@ -8703,7 +8730,7 @@
           <w:p>
             <w:r>
               <w:rPr>
-                <w:rFonts w:ascii="Arial" w:cs="Arial" w:eastAsia="Arial" w:hAnsi="Arial"/>
+                <w:rFonts w:ascii="Calibri" w:cs="Calibri" w:eastAsia="Calibri" w:hAnsi="Calibri"/>
                 <w:color w:val="111827"/>
                 <w:sz w:val="20"/>
                 <w:szCs w:val="20"/>
@@ -8732,7 +8759,7 @@
           <w:p>
             <w:r>
               <w:rPr>
-                <w:rFonts w:ascii="Arial" w:cs="Arial" w:eastAsia="Arial" w:hAnsi="Arial"/>
+                <w:rFonts w:ascii="Calibri" w:cs="Calibri" w:eastAsia="Calibri" w:hAnsi="Calibri"/>
                 <w:color w:val="111827"/>
                 <w:sz w:val="20"/>
                 <w:szCs w:val="20"/>
@@ -8761,7 +8788,7 @@
           <w:p>
             <w:r>
               <w:rPr>
-                <w:rFonts w:ascii="Arial" w:cs="Arial" w:eastAsia="Arial" w:hAnsi="Arial"/>
+                <w:rFonts w:ascii="Calibri" w:cs="Calibri" w:eastAsia="Calibri" w:hAnsi="Calibri"/>
                 <w:color w:val="111827"/>
                 <w:sz w:val="20"/>
                 <w:szCs w:val="20"/>
@@ -8790,7 +8817,7 @@
           <w:p>
             <w:r>
               <w:rPr>
-                <w:rFonts w:ascii="Arial" w:cs="Arial" w:eastAsia="Arial" w:hAnsi="Arial"/>
+                <w:rFonts w:ascii="Calibri" w:cs="Calibri" w:eastAsia="Calibri" w:hAnsi="Calibri"/>
                 <w:color w:val="111827"/>
                 <w:sz w:val="20"/>
                 <w:szCs w:val="20"/>
@@ -8819,7 +8846,7 @@
           <w:p>
             <w:r>
               <w:rPr>
-                <w:rFonts w:ascii="Arial" w:cs="Arial" w:eastAsia="Arial" w:hAnsi="Arial"/>
+                <w:rFonts w:ascii="Calibri" w:cs="Calibri" w:eastAsia="Calibri" w:hAnsi="Calibri"/>
                 <w:color w:val="111827"/>
                 <w:sz w:val="20"/>
                 <w:szCs w:val="20"/>
@@ -8837,7 +8864,7 @@
       </w:pPr>
       <w:r>
         <w:rPr>
-          <w:rFonts w:ascii="Arial" w:cs="Arial" w:eastAsia="Arial" w:hAnsi="Arial"/>
+          <w:rFonts w:ascii="Calibri" w:cs="Calibri" w:eastAsia="Calibri" w:hAnsi="Calibri"/>
           <w:b/>
           <w:bCs/>
           <w:color w:val="1E3A8A"/>
@@ -8854,7 +8881,7 @@
       </w:pPr>
       <w:r>
         <w:rPr>
-          <w:rFonts w:ascii="Arial" w:cs="Arial" w:eastAsia="Arial" w:hAnsi="Arial"/>
+          <w:rFonts w:ascii="Calibri" w:cs="Calibri" w:eastAsia="Calibri" w:hAnsi="Calibri"/>
           <w:b w:val="false"/>
           <w:bCs w:val="false"/>
           <w:i w:val="false"/>
@@ -8874,7 +8901,7 @@
       </w:pPr>
       <w:r>
         <w:rPr>
-          <w:rFonts w:ascii="Arial" w:cs="Arial" w:eastAsia="Arial" w:hAnsi="Arial"/>
+          <w:rFonts w:ascii="Calibri" w:cs="Calibri" w:eastAsia="Calibri" w:hAnsi="Calibri"/>
           <w:b/>
           <w:bCs/>
           <w:color w:val="1E3A8A"/>
@@ -8891,7 +8918,7 @@
       </w:pPr>
       <w:r>
         <w:rPr>
-          <w:rFonts w:ascii="Arial" w:cs="Arial" w:eastAsia="Arial" w:hAnsi="Arial"/>
+          <w:rFonts w:ascii="Calibri" w:cs="Calibri" w:eastAsia="Calibri" w:hAnsi="Calibri"/>
           <w:b/>
           <w:bCs/>
           <w:color w:val="1E3A8A"/>
@@ -8941,7 +8968,7 @@
           <w:p>
             <w:r>
               <w:rPr>
-                <w:rFonts w:ascii="Arial" w:cs="Arial" w:eastAsia="Arial" w:hAnsi="Arial"/>
+                <w:rFonts w:ascii="Calibri" w:cs="Calibri" w:eastAsia="Calibri" w:hAnsi="Calibri"/>
                 <w:b/>
                 <w:bCs/>
                 <w:color w:val="0F172A"/>
@@ -8972,7 +8999,7 @@
           <w:p>
             <w:r>
               <w:rPr>
-                <w:rFonts w:ascii="Arial" w:cs="Arial" w:eastAsia="Arial" w:hAnsi="Arial"/>
+                <w:rFonts w:ascii="Calibri" w:cs="Calibri" w:eastAsia="Calibri" w:hAnsi="Calibri"/>
                 <w:b/>
                 <w:bCs/>
                 <w:color w:val="0F172A"/>
@@ -9005,7 +9032,7 @@
           <w:p>
             <w:r>
               <w:rPr>
-                <w:rFonts w:ascii="Arial" w:cs="Arial" w:eastAsia="Arial" w:hAnsi="Arial"/>
+                <w:rFonts w:ascii="Calibri" w:cs="Calibri" w:eastAsia="Calibri" w:hAnsi="Calibri"/>
                 <w:color w:val="111827"/>
                 <w:sz w:val="20"/>
                 <w:szCs w:val="20"/>
@@ -9034,7 +9061,7 @@
           <w:p>
             <w:r>
               <w:rPr>
-                <w:rFonts w:ascii="Arial" w:cs="Arial" w:eastAsia="Arial" w:hAnsi="Arial"/>
+                <w:rFonts w:ascii="Calibri" w:cs="Calibri" w:eastAsia="Calibri" w:hAnsi="Calibri"/>
                 <w:color w:val="111827"/>
                 <w:sz w:val="20"/>
                 <w:szCs w:val="20"/>
@@ -9065,7 +9092,7 @@
           <w:p>
             <w:r>
               <w:rPr>
-                <w:rFonts w:ascii="Arial" w:cs="Arial" w:eastAsia="Arial" w:hAnsi="Arial"/>
+                <w:rFonts w:ascii="Calibri" w:cs="Calibri" w:eastAsia="Calibri" w:hAnsi="Calibri"/>
                 <w:color w:val="111827"/>
                 <w:sz w:val="20"/>
                 <w:szCs w:val="20"/>
@@ -9094,7 +9121,7 @@
           <w:p>
             <w:r>
               <w:rPr>
-                <w:rFonts w:ascii="Arial" w:cs="Arial" w:eastAsia="Arial" w:hAnsi="Arial"/>
+                <w:rFonts w:ascii="Calibri" w:cs="Calibri" w:eastAsia="Calibri" w:hAnsi="Calibri"/>
                 <w:color w:val="111827"/>
                 <w:sz w:val="20"/>
                 <w:szCs w:val="20"/>
@@ -9125,7 +9152,7 @@
           <w:p>
             <w:r>
               <w:rPr>
-                <w:rFonts w:ascii="Arial" w:cs="Arial" w:eastAsia="Arial" w:hAnsi="Arial"/>
+                <w:rFonts w:ascii="Calibri" w:cs="Calibri" w:eastAsia="Calibri" w:hAnsi="Calibri"/>
                 <w:color w:val="111827"/>
                 <w:sz w:val="20"/>
                 <w:szCs w:val="20"/>
@@ -9154,7 +9181,7 @@
           <w:p>
             <w:r>
               <w:rPr>
-                <w:rFonts w:ascii="Arial" w:cs="Arial" w:eastAsia="Arial" w:hAnsi="Arial"/>
+                <w:rFonts w:ascii="Calibri" w:cs="Calibri" w:eastAsia="Calibri" w:hAnsi="Calibri"/>
                 <w:color w:val="111827"/>
                 <w:sz w:val="20"/>
                 <w:szCs w:val="20"/>
@@ -9185,7 +9212,7 @@
           <w:p>
             <w:r>
               <w:rPr>
-                <w:rFonts w:ascii="Arial" w:cs="Arial" w:eastAsia="Arial" w:hAnsi="Arial"/>
+                <w:rFonts w:ascii="Calibri" w:cs="Calibri" w:eastAsia="Calibri" w:hAnsi="Calibri"/>
                 <w:color w:val="111827"/>
                 <w:sz w:val="20"/>
                 <w:szCs w:val="20"/>
@@ -9214,7 +9241,7 @@
           <w:p>
             <w:r>
               <w:rPr>
-                <w:rFonts w:ascii="Arial" w:cs="Arial" w:eastAsia="Arial" w:hAnsi="Arial"/>
+                <w:rFonts w:ascii="Calibri" w:cs="Calibri" w:eastAsia="Calibri" w:hAnsi="Calibri"/>
                 <w:color w:val="111827"/>
                 <w:sz w:val="20"/>
                 <w:szCs w:val="20"/>
@@ -9245,7 +9272,7 @@
           <w:p>
             <w:r>
               <w:rPr>
-                <w:rFonts w:ascii="Arial" w:cs="Arial" w:eastAsia="Arial" w:hAnsi="Arial"/>
+                <w:rFonts w:ascii="Calibri" w:cs="Calibri" w:eastAsia="Calibri" w:hAnsi="Calibri"/>
                 <w:color w:val="111827"/>
                 <w:sz w:val="20"/>
                 <w:szCs w:val="20"/>
@@ -9274,7 +9301,7 @@
           <w:p>
             <w:r>
               <w:rPr>
-                <w:rFonts w:ascii="Arial" w:cs="Arial" w:eastAsia="Arial" w:hAnsi="Arial"/>
+                <w:rFonts w:ascii="Calibri" w:cs="Calibri" w:eastAsia="Calibri" w:hAnsi="Calibri"/>
                 <w:color w:val="111827"/>
                 <w:sz w:val="20"/>
                 <w:szCs w:val="20"/>
@@ -9305,7 +9332,7 @@
           <w:p>
             <w:r>
               <w:rPr>
-                <w:rFonts w:ascii="Arial" w:cs="Arial" w:eastAsia="Arial" w:hAnsi="Arial"/>
+                <w:rFonts w:ascii="Calibri" w:cs="Calibri" w:eastAsia="Calibri" w:hAnsi="Calibri"/>
                 <w:color w:val="111827"/>
                 <w:sz w:val="20"/>
                 <w:szCs w:val="20"/>
@@ -9334,7 +9361,7 @@
           <w:p>
             <w:r>
               <w:rPr>
-                <w:rFonts w:ascii="Arial" w:cs="Arial" w:eastAsia="Arial" w:hAnsi="Arial"/>
+                <w:rFonts w:ascii="Calibri" w:cs="Calibri" w:eastAsia="Calibri" w:hAnsi="Calibri"/>
                 <w:color w:val="111827"/>
                 <w:sz w:val="20"/>
                 <w:szCs w:val="20"/>
@@ -9365,7 +9392,7 @@
           <w:p>
             <w:r>
               <w:rPr>
-                <w:rFonts w:ascii="Arial" w:cs="Arial" w:eastAsia="Arial" w:hAnsi="Arial"/>
+                <w:rFonts w:ascii="Calibri" w:cs="Calibri" w:eastAsia="Calibri" w:hAnsi="Calibri"/>
                 <w:color w:val="111827"/>
                 <w:sz w:val="20"/>
                 <w:szCs w:val="20"/>
@@ -9394,7 +9421,7 @@
           <w:p>
             <w:r>
               <w:rPr>
-                <w:rFonts w:ascii="Arial" w:cs="Arial" w:eastAsia="Arial" w:hAnsi="Arial"/>
+                <w:rFonts w:ascii="Calibri" w:cs="Calibri" w:eastAsia="Calibri" w:hAnsi="Calibri"/>
                 <w:color w:val="111827"/>
                 <w:sz w:val="20"/>
                 <w:szCs w:val="20"/>
@@ -9425,7 +9452,7 @@
           <w:p>
             <w:r>
               <w:rPr>
-                <w:rFonts w:ascii="Arial" w:cs="Arial" w:eastAsia="Arial" w:hAnsi="Arial"/>
+                <w:rFonts w:ascii="Calibri" w:cs="Calibri" w:eastAsia="Calibri" w:hAnsi="Calibri"/>
                 <w:color w:val="111827"/>
                 <w:sz w:val="20"/>
                 <w:szCs w:val="20"/>
@@ -9454,7 +9481,7 @@
           <w:p>
             <w:r>
               <w:rPr>
-                <w:rFonts w:ascii="Arial" w:cs="Arial" w:eastAsia="Arial" w:hAnsi="Arial"/>
+                <w:rFonts w:ascii="Calibri" w:cs="Calibri" w:eastAsia="Calibri" w:hAnsi="Calibri"/>
                 <w:color w:val="111827"/>
                 <w:sz w:val="20"/>
                 <w:szCs w:val="20"/>
@@ -9472,7 +9499,7 @@
       </w:pPr>
       <w:r>
         <w:rPr>
-          <w:rFonts w:ascii="Arial" w:cs="Arial" w:eastAsia="Arial" w:hAnsi="Arial"/>
+          <w:rFonts w:ascii="Calibri" w:cs="Calibri" w:eastAsia="Calibri" w:hAnsi="Calibri"/>
           <w:b/>
           <w:bCs/>
           <w:color w:val="1E3A8A"/>
@@ -9493,12 +9520,12 @@
       </w:pPr>
       <w:r>
         <w:rPr>
-          <w:rFonts w:ascii="Arial" w:cs="Arial" w:eastAsia="Arial" w:hAnsi="Arial"/>
+          <w:rFonts w:ascii="Calibri" w:cs="Calibri" w:eastAsia="Calibri" w:hAnsi="Calibri"/>
           <w:color w:val="111827"/>
           <w:sz w:val="22"/>
           <w:szCs w:val="22"/>
         </w:rPr>
-        <w:t xml:space="preserve">EarlyStopping (monitor=val_loss, patience=6, restore_best_weights=True) — stops training once validation loss plateaus, recovering the best weights seen.</w:t>
+        <w:t xml:space="preserve">EarlyStopping (monitor=val_loss, patience=6, restore_best_weights=True) - stops training once validation loss plateaus, recovering the best weights seen.</w:t>
       </w:r>
     </w:p>
     <w:p>
@@ -9512,12 +9539,12 @@
       </w:pPr>
       <w:r>
         <w:rPr>
-          <w:rFonts w:ascii="Arial" w:cs="Arial" w:eastAsia="Arial" w:hAnsi="Arial"/>
+          <w:rFonts w:ascii="Calibri" w:cs="Calibri" w:eastAsia="Calibri" w:hAnsi="Calibri"/>
           <w:color w:val="111827"/>
           <w:sz w:val="22"/>
           <w:szCs w:val="22"/>
         </w:rPr>
-        <w:t xml:space="preserve">ReduceLROnPlateau (monitor=val_loss, patience=3, factor=0.5) — halves learning rate when validation plateaus, accelerating convergence of the final epochs.</w:t>
+        <w:t xml:space="preserve">ReduceLROnPlateau (monitor=val_loss, patience=3, factor=0.5) - halves learning rate when validation plateaus, accelerating convergence of the final epochs.</w:t>
       </w:r>
     </w:p>
     <w:p>
@@ -9527,7 +9554,7 @@
       </w:pPr>
       <w:r>
         <w:rPr>
-          <w:rFonts w:ascii="Arial" w:cs="Arial" w:eastAsia="Arial" w:hAnsi="Arial"/>
+          <w:rFonts w:ascii="Calibri" w:cs="Calibri" w:eastAsia="Calibri" w:hAnsi="Calibri"/>
           <w:b/>
           <w:bCs/>
           <w:color w:val="1E3A8A"/>
@@ -9544,7 +9571,7 @@
       </w:pPr>
       <w:r>
         <w:rPr>
-          <w:rFonts w:ascii="Arial" w:cs="Arial" w:eastAsia="Arial" w:hAnsi="Arial"/>
+          <w:rFonts w:ascii="Calibri" w:cs="Calibri" w:eastAsia="Calibri" w:hAnsi="Calibri"/>
           <w:b w:val="false"/>
           <w:bCs w:val="false"/>
           <w:i w:val="false"/>
@@ -9564,7 +9591,7 @@
       </w:pPr>
       <w:r>
         <w:rPr>
-          <w:rFonts w:ascii="Courier New" w:cs="Courier New" w:eastAsia="Courier New" w:hAnsi="Courier New"/>
+          <w:rFonts w:ascii="Consolas" w:cs="Consolas" w:eastAsia="Consolas" w:hAnsi="Consolas"/>
           <w:color w:val="0F172A"/>
           <w:sz w:val="18"/>
           <w:szCs w:val="18"/>
@@ -9579,7 +9606,7 @@
       </w:pPr>
       <w:r>
         <w:rPr>
-          <w:rFonts w:ascii="Arial" w:cs="Arial" w:eastAsia="Arial" w:hAnsi="Arial"/>
+          <w:rFonts w:ascii="Calibri" w:cs="Calibri" w:eastAsia="Calibri" w:hAnsi="Calibri"/>
           <w:b w:val="false"/>
           <w:bCs w:val="false"/>
           <w:i w:val="false"/>
@@ -9602,7 +9629,7 @@
       </w:pPr>
       <w:r>
         <w:rPr>
-          <w:rFonts w:ascii="Arial" w:cs="Arial" w:eastAsia="Arial" w:hAnsi="Arial"/>
+          <w:rFonts w:ascii="Calibri" w:cs="Calibri" w:eastAsia="Calibri" w:hAnsi="Calibri"/>
           <w:color w:val="111827"/>
           <w:sz w:val="22"/>
           <w:szCs w:val="22"/>
@@ -9621,7 +9648,7 @@
       </w:pPr>
       <w:r>
         <w:rPr>
-          <w:rFonts w:ascii="Arial" w:cs="Arial" w:eastAsia="Arial" w:hAnsi="Arial"/>
+          <w:rFonts w:ascii="Calibri" w:cs="Calibri" w:eastAsia="Calibri" w:hAnsi="Calibri"/>
           <w:color w:val="111827"/>
           <w:sz w:val="22"/>
           <w:szCs w:val="22"/>
@@ -9640,7 +9667,7 @@
       </w:pPr>
       <w:r>
         <w:rPr>
-          <w:rFonts w:ascii="Arial" w:cs="Arial" w:eastAsia="Arial" w:hAnsi="Arial"/>
+          <w:rFonts w:ascii="Calibri" w:cs="Calibri" w:eastAsia="Calibri" w:hAnsi="Calibri"/>
           <w:color w:val="111827"/>
           <w:sz w:val="22"/>
           <w:szCs w:val="22"/>
@@ -9659,7 +9686,7 @@
       </w:pPr>
       <w:r>
         <w:rPr>
-          <w:rFonts w:ascii="Arial" w:cs="Arial" w:eastAsia="Arial" w:hAnsi="Arial"/>
+          <w:rFonts w:ascii="Calibri" w:cs="Calibri" w:eastAsia="Calibri" w:hAnsi="Calibri"/>
           <w:color w:val="111827"/>
           <w:sz w:val="22"/>
           <w:szCs w:val="22"/>
@@ -9678,7 +9705,7 @@
       </w:pPr>
       <w:r>
         <w:rPr>
-          <w:rFonts w:ascii="Arial" w:cs="Arial" w:eastAsia="Arial" w:hAnsi="Arial"/>
+          <w:rFonts w:ascii="Calibri" w:cs="Calibri" w:eastAsia="Calibri" w:hAnsi="Calibri"/>
           <w:color w:val="111827"/>
           <w:sz w:val="22"/>
           <w:szCs w:val="22"/>
@@ -9697,7 +9724,7 @@
       </w:pPr>
       <w:r>
         <w:rPr>
-          <w:rFonts w:ascii="Arial" w:cs="Arial" w:eastAsia="Arial" w:hAnsi="Arial"/>
+          <w:rFonts w:ascii="Calibri" w:cs="Calibri" w:eastAsia="Calibri" w:hAnsi="Calibri"/>
           <w:color w:val="111827"/>
           <w:sz w:val="22"/>
           <w:szCs w:val="22"/>
@@ -9712,7 +9739,7 @@
       </w:pPr>
       <w:r>
         <w:rPr>
-          <w:rFonts w:ascii="Arial" w:cs="Arial" w:eastAsia="Arial" w:hAnsi="Arial"/>
+          <w:rFonts w:ascii="Calibri" w:cs="Calibri" w:eastAsia="Calibri" w:hAnsi="Calibri"/>
           <w:b/>
           <w:bCs/>
           <w:color w:val="1E3A8A"/>
@@ -9729,7 +9756,7 @@
       </w:pPr>
       <w:r>
         <w:rPr>
-          <w:rFonts w:ascii="Arial" w:cs="Arial" w:eastAsia="Arial" w:hAnsi="Arial"/>
+          <w:rFonts w:ascii="Calibri" w:cs="Calibri" w:eastAsia="Calibri" w:hAnsi="Calibri"/>
           <w:b w:val="false"/>
           <w:bCs w:val="false"/>
           <w:i w:val="false"/>
@@ -9749,7 +9776,7 @@
       </w:pPr>
       <w:r>
         <w:rPr>
-          <w:rFonts w:ascii="Arial" w:cs="Arial" w:eastAsia="Arial" w:hAnsi="Arial"/>
+          <w:rFonts w:ascii="Calibri" w:cs="Calibri" w:eastAsia="Calibri" w:hAnsi="Calibri"/>
           <w:b/>
           <w:bCs/>
           <w:color w:val="1E3A8A"/>
@@ -9766,7 +9793,7 @@
       </w:pPr>
       <w:r>
         <w:rPr>
-          <w:rFonts w:ascii="Arial" w:cs="Arial" w:eastAsia="Arial" w:hAnsi="Arial"/>
+          <w:rFonts w:ascii="Calibri" w:cs="Calibri" w:eastAsia="Calibri" w:hAnsi="Calibri"/>
           <w:b/>
           <w:bCs/>
           <w:color w:val="1E3A8A"/>
@@ -9816,7 +9843,7 @@
           <w:p>
             <w:r>
               <w:rPr>
-                <w:rFonts w:ascii="Arial" w:cs="Arial" w:eastAsia="Arial" w:hAnsi="Arial"/>
+                <w:rFonts w:ascii="Calibri" w:cs="Calibri" w:eastAsia="Calibri" w:hAnsi="Calibri"/>
                 <w:b/>
                 <w:bCs/>
                 <w:color w:val="0F172A"/>
@@ -9847,7 +9874,7 @@
           <w:p>
             <w:r>
               <w:rPr>
-                <w:rFonts w:ascii="Arial" w:cs="Arial" w:eastAsia="Arial" w:hAnsi="Arial"/>
+                <w:rFonts w:ascii="Calibri" w:cs="Calibri" w:eastAsia="Calibri" w:hAnsi="Calibri"/>
                 <w:b/>
                 <w:bCs/>
                 <w:color w:val="0F172A"/>
@@ -9880,7 +9907,7 @@
           <w:p>
             <w:r>
               <w:rPr>
-                <w:rFonts w:ascii="Arial" w:cs="Arial" w:eastAsia="Arial" w:hAnsi="Arial"/>
+                <w:rFonts w:ascii="Calibri" w:cs="Calibri" w:eastAsia="Calibri" w:hAnsi="Calibri"/>
                 <w:color w:val="111827"/>
                 <w:sz w:val="20"/>
                 <w:szCs w:val="20"/>
@@ -9909,7 +9936,7 @@
           <w:p>
             <w:r>
               <w:rPr>
-                <w:rFonts w:ascii="Arial" w:cs="Arial" w:eastAsia="Arial" w:hAnsi="Arial"/>
+                <w:rFonts w:ascii="Calibri" w:cs="Calibri" w:eastAsia="Calibri" w:hAnsi="Calibri"/>
                 <w:color w:val="111827"/>
                 <w:sz w:val="20"/>
                 <w:szCs w:val="20"/>
@@ -9940,7 +9967,7 @@
           <w:p>
             <w:r>
               <w:rPr>
-                <w:rFonts w:ascii="Arial" w:cs="Arial" w:eastAsia="Arial" w:hAnsi="Arial"/>
+                <w:rFonts w:ascii="Calibri" w:cs="Calibri" w:eastAsia="Calibri" w:hAnsi="Calibri"/>
                 <w:color w:val="111827"/>
                 <w:sz w:val="20"/>
                 <w:szCs w:val="20"/>
@@ -9969,7 +9996,7 @@
           <w:p>
             <w:r>
               <w:rPr>
-                <w:rFonts w:ascii="Arial" w:cs="Arial" w:eastAsia="Arial" w:hAnsi="Arial"/>
+                <w:rFonts w:ascii="Calibri" w:cs="Calibri" w:eastAsia="Calibri" w:hAnsi="Calibri"/>
                 <w:color w:val="111827"/>
                 <w:sz w:val="20"/>
                 <w:szCs w:val="20"/>
@@ -10000,7 +10027,7 @@
           <w:p>
             <w:r>
               <w:rPr>
-                <w:rFonts w:ascii="Arial" w:cs="Arial" w:eastAsia="Arial" w:hAnsi="Arial"/>
+                <w:rFonts w:ascii="Calibri" w:cs="Calibri" w:eastAsia="Calibri" w:hAnsi="Calibri"/>
                 <w:color w:val="111827"/>
                 <w:sz w:val="20"/>
                 <w:szCs w:val="20"/>
@@ -10029,7 +10056,7 @@
           <w:p>
             <w:r>
               <w:rPr>
-                <w:rFonts w:ascii="Arial" w:cs="Arial" w:eastAsia="Arial" w:hAnsi="Arial"/>
+                <w:rFonts w:ascii="Calibri" w:cs="Calibri" w:eastAsia="Calibri" w:hAnsi="Calibri"/>
                 <w:color w:val="111827"/>
                 <w:sz w:val="20"/>
                 <w:szCs w:val="20"/>
@@ -10060,7 +10087,7 @@
           <w:p>
             <w:r>
               <w:rPr>
-                <w:rFonts w:ascii="Arial" w:cs="Arial" w:eastAsia="Arial" w:hAnsi="Arial"/>
+                <w:rFonts w:ascii="Calibri" w:cs="Calibri" w:eastAsia="Calibri" w:hAnsi="Calibri"/>
                 <w:color w:val="111827"/>
                 <w:sz w:val="20"/>
                 <w:szCs w:val="20"/>
@@ -10089,7 +10116,7 @@
           <w:p>
             <w:r>
               <w:rPr>
-                <w:rFonts w:ascii="Arial" w:cs="Arial" w:eastAsia="Arial" w:hAnsi="Arial"/>
+                <w:rFonts w:ascii="Calibri" w:cs="Calibri" w:eastAsia="Calibri" w:hAnsi="Calibri"/>
                 <w:color w:val="111827"/>
                 <w:sz w:val="20"/>
                 <w:szCs w:val="20"/>
@@ -10120,7 +10147,7 @@
           <w:p>
             <w:r>
               <w:rPr>
-                <w:rFonts w:ascii="Arial" w:cs="Arial" w:eastAsia="Arial" w:hAnsi="Arial"/>
+                <w:rFonts w:ascii="Calibri" w:cs="Calibri" w:eastAsia="Calibri" w:hAnsi="Calibri"/>
                 <w:color w:val="111827"/>
                 <w:sz w:val="20"/>
                 <w:szCs w:val="20"/>
@@ -10149,7 +10176,7 @@
           <w:p>
             <w:r>
               <w:rPr>
-                <w:rFonts w:ascii="Arial" w:cs="Arial" w:eastAsia="Arial" w:hAnsi="Arial"/>
+                <w:rFonts w:ascii="Calibri" w:cs="Calibri" w:eastAsia="Calibri" w:hAnsi="Calibri"/>
                 <w:color w:val="111827"/>
                 <w:sz w:val="20"/>
                 <w:szCs w:val="20"/>
@@ -10180,7 +10207,7 @@
           <w:p>
             <w:r>
               <w:rPr>
-                <w:rFonts w:ascii="Arial" w:cs="Arial" w:eastAsia="Arial" w:hAnsi="Arial"/>
+                <w:rFonts w:ascii="Calibri" w:cs="Calibri" w:eastAsia="Calibri" w:hAnsi="Calibri"/>
                 <w:color w:val="111827"/>
                 <w:sz w:val="20"/>
                 <w:szCs w:val="20"/>
@@ -10209,7 +10236,7 @@
           <w:p>
             <w:r>
               <w:rPr>
-                <w:rFonts w:ascii="Arial" w:cs="Arial" w:eastAsia="Arial" w:hAnsi="Arial"/>
+                <w:rFonts w:ascii="Calibri" w:cs="Calibri" w:eastAsia="Calibri" w:hAnsi="Calibri"/>
                 <w:color w:val="111827"/>
                 <w:sz w:val="20"/>
                 <w:szCs w:val="20"/>
@@ -10240,7 +10267,7 @@
           <w:p>
             <w:r>
               <w:rPr>
-                <w:rFonts w:ascii="Arial" w:cs="Arial" w:eastAsia="Arial" w:hAnsi="Arial"/>
+                <w:rFonts w:ascii="Calibri" w:cs="Calibri" w:eastAsia="Calibri" w:hAnsi="Calibri"/>
                 <w:color w:val="111827"/>
                 <w:sz w:val="20"/>
                 <w:szCs w:val="20"/>
@@ -10269,7 +10296,7 @@
           <w:p>
             <w:r>
               <w:rPr>
-                <w:rFonts w:ascii="Arial" w:cs="Arial" w:eastAsia="Arial" w:hAnsi="Arial"/>
+                <w:rFonts w:ascii="Calibri" w:cs="Calibri" w:eastAsia="Calibri" w:hAnsi="Calibri"/>
                 <w:color w:val="111827"/>
                 <w:sz w:val="20"/>
                 <w:szCs w:val="20"/>
@@ -10300,7 +10327,7 @@
           <w:p>
             <w:r>
               <w:rPr>
-                <w:rFonts w:ascii="Arial" w:cs="Arial" w:eastAsia="Arial" w:hAnsi="Arial"/>
+                <w:rFonts w:ascii="Calibri" w:cs="Calibri" w:eastAsia="Calibri" w:hAnsi="Calibri"/>
                 <w:color w:val="111827"/>
                 <w:sz w:val="20"/>
                 <w:szCs w:val="20"/>
@@ -10329,7 +10356,7 @@
           <w:p>
             <w:r>
               <w:rPr>
-                <w:rFonts w:ascii="Arial" w:cs="Arial" w:eastAsia="Arial" w:hAnsi="Arial"/>
+                <w:rFonts w:ascii="Calibri" w:cs="Calibri" w:eastAsia="Calibri" w:hAnsi="Calibri"/>
                 <w:color w:val="111827"/>
                 <w:sz w:val="20"/>
                 <w:szCs w:val="20"/>
@@ -10347,7 +10374,7 @@
       </w:pPr>
       <w:r>
         <w:rPr>
-          <w:rFonts w:ascii="Arial" w:cs="Arial" w:eastAsia="Arial" w:hAnsi="Arial"/>
+          <w:rFonts w:ascii="Calibri" w:cs="Calibri" w:eastAsia="Calibri" w:hAnsi="Calibri"/>
           <w:b/>
           <w:bCs/>
           <w:color w:val="1E3A8A"/>
@@ -10397,7 +10424,7 @@
           <w:p>
             <w:r>
               <w:rPr>
-                <w:rFonts w:ascii="Arial" w:cs="Arial" w:eastAsia="Arial" w:hAnsi="Arial"/>
+                <w:rFonts w:ascii="Calibri" w:cs="Calibri" w:eastAsia="Calibri" w:hAnsi="Calibri"/>
                 <w:b/>
                 <w:bCs/>
                 <w:color w:val="0F172A"/>
@@ -10428,7 +10455,7 @@
           <w:p>
             <w:r>
               <w:rPr>
-                <w:rFonts w:ascii="Arial" w:cs="Arial" w:eastAsia="Arial" w:hAnsi="Arial"/>
+                <w:rFonts w:ascii="Calibri" w:cs="Calibri" w:eastAsia="Calibri" w:hAnsi="Calibri"/>
                 <w:b/>
                 <w:bCs/>
                 <w:color w:val="0F172A"/>
@@ -10461,7 +10488,7 @@
           <w:p>
             <w:r>
               <w:rPr>
-                <w:rFonts w:ascii="Arial" w:cs="Arial" w:eastAsia="Arial" w:hAnsi="Arial"/>
+                <w:rFonts w:ascii="Calibri" w:cs="Calibri" w:eastAsia="Calibri" w:hAnsi="Calibri"/>
                 <w:color w:val="111827"/>
                 <w:sz w:val="20"/>
                 <w:szCs w:val="20"/>
@@ -10490,7 +10517,7 @@
           <w:p>
             <w:r>
               <w:rPr>
-                <w:rFonts w:ascii="Arial" w:cs="Arial" w:eastAsia="Arial" w:hAnsi="Arial"/>
+                <w:rFonts w:ascii="Calibri" w:cs="Calibri" w:eastAsia="Calibri" w:hAnsi="Calibri"/>
                 <w:color w:val="111827"/>
                 <w:sz w:val="20"/>
                 <w:szCs w:val="20"/>
@@ -10521,7 +10548,7 @@
           <w:p>
             <w:r>
               <w:rPr>
-                <w:rFonts w:ascii="Arial" w:cs="Arial" w:eastAsia="Arial" w:hAnsi="Arial"/>
+                <w:rFonts w:ascii="Calibri" w:cs="Calibri" w:eastAsia="Calibri" w:hAnsi="Calibri"/>
                 <w:color w:val="111827"/>
                 <w:sz w:val="20"/>
                 <w:szCs w:val="20"/>
@@ -10550,7 +10577,7 @@
           <w:p>
             <w:r>
               <w:rPr>
-                <w:rFonts w:ascii="Arial" w:cs="Arial" w:eastAsia="Arial" w:hAnsi="Arial"/>
+                <w:rFonts w:ascii="Calibri" w:cs="Calibri" w:eastAsia="Calibri" w:hAnsi="Calibri"/>
                 <w:color w:val="111827"/>
                 <w:sz w:val="20"/>
                 <w:szCs w:val="20"/>
@@ -10581,7 +10608,7 @@
           <w:p>
             <w:r>
               <w:rPr>
-                <w:rFonts w:ascii="Arial" w:cs="Arial" w:eastAsia="Arial" w:hAnsi="Arial"/>
+                <w:rFonts w:ascii="Calibri" w:cs="Calibri" w:eastAsia="Calibri" w:hAnsi="Calibri"/>
                 <w:color w:val="111827"/>
                 <w:sz w:val="20"/>
                 <w:szCs w:val="20"/>
@@ -10610,12 +10637,12 @@
           <w:p>
             <w:r>
               <w:rPr>
-                <w:rFonts w:ascii="Arial" w:cs="Arial" w:eastAsia="Arial" w:hAnsi="Arial"/>
-                <w:color w:val="111827"/>
-                <w:sz w:val="20"/>
-                <w:szCs w:val="20"/>
-              </w:rPr>
-              <w:t xml:space="preserve">Healthy (87.5 %) — mostly confused with low-severity ataxic</w:t>
+                <w:rFonts w:ascii="Calibri" w:cs="Calibri" w:eastAsia="Calibri" w:hAnsi="Calibri"/>
+                <w:color w:val="111827"/>
+                <w:sz w:val="20"/>
+                <w:szCs w:val="20"/>
+              </w:rPr>
+              <w:t xml:space="preserve">Healthy (87.5 %) - mostly confused with low-severity ataxic</w:t>
             </w:r>
           </w:p>
         </w:tc>
@@ -10641,7 +10668,7 @@
           <w:p>
             <w:r>
               <w:rPr>
-                <w:rFonts w:ascii="Arial" w:cs="Arial" w:eastAsia="Arial" w:hAnsi="Arial"/>
+                <w:rFonts w:ascii="Calibri" w:cs="Calibri" w:eastAsia="Calibri" w:hAnsi="Calibri"/>
                 <w:color w:val="111827"/>
                 <w:sz w:val="20"/>
                 <w:szCs w:val="20"/>
@@ -10670,7 +10697,7 @@
           <w:p>
             <w:r>
               <w:rPr>
-                <w:rFonts w:ascii="Arial" w:cs="Arial" w:eastAsia="Arial" w:hAnsi="Arial"/>
+                <w:rFonts w:ascii="Calibri" w:cs="Calibri" w:eastAsia="Calibri" w:hAnsi="Calibri"/>
                 <w:color w:val="111827"/>
                 <w:sz w:val="20"/>
                 <w:szCs w:val="20"/>
@@ -10688,7 +10715,7 @@
       </w:pPr>
       <w:r>
         <w:rPr>
-          <w:rFonts w:ascii="Arial" w:cs="Arial" w:eastAsia="Arial" w:hAnsi="Arial"/>
+          <w:rFonts w:ascii="Calibri" w:cs="Calibri" w:eastAsia="Calibri" w:hAnsi="Calibri"/>
           <w:b w:val="false"/>
           <w:bCs w:val="false"/>
           <w:i w:val="false"/>
@@ -10697,7 +10724,7 @@
           <w:sz w:val="22"/>
           <w:szCs w:val="22"/>
         </w:rPr>
-        <w:t xml:space="preserve">The healthy &lt;-&gt; ataxic confusion is biologically expected: low-severity cerebellar ataxia is dominated by stride-to-stride variability that, at small magnitudes, is statistically indistinguishable from healthy IMU noise. Clinically this is not a critical failure mode — it errs on the side of calling early/mild ataxia "healthy", which is exactly the regime in which a screener is least clinically useful anyway. A confirmatory in-clinic exam is always required.</w:t>
+        <w:t xml:space="preserve">The healthy &lt;-&gt; ataxic confusion is biologically expected: low-severity cerebellar ataxia is dominated by stride-to-stride variability that, at small magnitudes, is statistically indistinguishable from healthy IMU noise. Clinically this is not a critical failure mode - it errs on the side of calling early/mild ataxia "healthy", which is exactly the regime in which a screener is least clinically useful anyway. A confirmatory in-clinic exam is always required.</w:t>
       </w:r>
     </w:p>
     <w:p>
@@ -10708,7 +10735,7 @@
       </w:pPr>
       <w:r>
         <w:rPr>
-          <w:rFonts w:ascii="Arial" w:cs="Arial" w:eastAsia="Arial" w:hAnsi="Arial"/>
+          <w:rFonts w:ascii="Calibri" w:cs="Calibri" w:eastAsia="Calibri" w:hAnsi="Calibri"/>
           <w:b/>
           <w:bCs/>
           <w:color w:val="1E3A8A"/>
@@ -10725,7 +10752,7 @@
       </w:pPr>
       <w:r>
         <w:rPr>
-          <w:rFonts w:ascii="Arial" w:cs="Arial" w:eastAsia="Arial" w:hAnsi="Arial"/>
+          <w:rFonts w:ascii="Calibri" w:cs="Calibri" w:eastAsia="Calibri" w:hAnsi="Calibri"/>
           <w:b/>
           <w:bCs/>
           <w:color w:val="1E3A8A"/>
@@ -10742,7 +10769,7 @@
       </w:pPr>
       <w:r>
         <w:rPr>
-          <w:rFonts w:ascii="Arial" w:cs="Arial" w:eastAsia="Arial" w:hAnsi="Arial"/>
+          <w:rFonts w:ascii="Calibri" w:cs="Calibri" w:eastAsia="Calibri" w:hAnsi="Calibri"/>
           <w:b w:val="false"/>
           <w:bCs w:val="false"/>
           <w:i w:val="false"/>
@@ -10761,7 +10788,7 @@
       </w:pPr>
       <w:r>
         <w:rPr>
-          <w:rFonts w:ascii="Arial" w:cs="Arial" w:eastAsia="Arial" w:hAnsi="Arial"/>
+          <w:rFonts w:ascii="Calibri" w:cs="Calibri" w:eastAsia="Calibri" w:hAnsi="Calibri"/>
           <w:b/>
           <w:bCs/>
           <w:color w:val="1E3A8A"/>
@@ -10778,7 +10805,7 @@
       </w:pPr>
       <w:r>
         <w:rPr>
-          <w:rFonts w:ascii="Arial" w:cs="Arial" w:eastAsia="Arial" w:hAnsi="Arial"/>
+          <w:rFonts w:ascii="Calibri" w:cs="Calibri" w:eastAsia="Calibri" w:hAnsi="Calibri"/>
           <w:b w:val="false"/>
           <w:bCs w:val="false"/>
           <w:i w:val="false"/>
@@ -10787,7 +10814,7 @@
           <w:sz w:val="22"/>
           <w:szCs w:val="22"/>
         </w:rPr>
-        <w:t xml:space="preserve">A single window above the P(abnormal) threshold is not enough to fire an alert — that would be flickery and false-alarm-prone. Motion-AI uses a 3-of-3 debounce: an alert fires only when P(abnormal) &gt; 0.5 for three consecutive windows, i.e. ~0.23 s of sustained evidence. This is implemented in scenarios.alert_frame().</w:t>
+        <w:t xml:space="preserve">A single window above the P(abnormal) threshold is not enough to fire an alert - that would be flickery and false-alarm-prone. Motion-AI uses a 3-of-3 debounce: an alert fires only when P(abnormal) &gt; 0.5 for three consecutive windows, i.e. ~0.23 s of sustained evidence. This is implemented in scenarios.alert_frame().</w:t>
       </w:r>
     </w:p>
     <w:p>
@@ -10797,7 +10824,7 @@
       </w:pPr>
       <w:r>
         <w:rPr>
-          <w:rFonts w:ascii="Arial" w:cs="Arial" w:eastAsia="Arial" w:hAnsi="Arial"/>
+          <w:rFonts w:ascii="Calibri" w:cs="Calibri" w:eastAsia="Calibri" w:hAnsi="Calibri"/>
           <w:b w:val="false"/>
           <w:bCs w:val="false"/>
           <w:i w:val="false"/>
@@ -10816,7 +10843,7 @@
       </w:pPr>
       <w:r>
         <w:rPr>
-          <w:rFonts w:ascii="Arial" w:cs="Arial" w:eastAsia="Arial" w:hAnsi="Arial"/>
+          <w:rFonts w:ascii="Calibri" w:cs="Calibri" w:eastAsia="Calibri" w:hAnsi="Calibri"/>
           <w:b/>
           <w:bCs/>
           <w:color w:val="1E3A8A"/>
@@ -10866,7 +10893,7 @@
           <w:p>
             <w:r>
               <w:rPr>
-                <w:rFonts w:ascii="Arial" w:cs="Arial" w:eastAsia="Arial" w:hAnsi="Arial"/>
+                <w:rFonts w:ascii="Calibri" w:cs="Calibri" w:eastAsia="Calibri" w:hAnsi="Calibri"/>
                 <w:b/>
                 <w:bCs/>
                 <w:color w:val="0F172A"/>
@@ -10897,7 +10924,7 @@
           <w:p>
             <w:r>
               <w:rPr>
-                <w:rFonts w:ascii="Arial" w:cs="Arial" w:eastAsia="Arial" w:hAnsi="Arial"/>
+                <w:rFonts w:ascii="Calibri" w:cs="Calibri" w:eastAsia="Calibri" w:hAnsi="Calibri"/>
                 <w:b/>
                 <w:bCs/>
                 <w:color w:val="0F172A"/>
@@ -10930,7 +10957,7 @@
           <w:p>
             <w:r>
               <w:rPr>
-                <w:rFonts w:ascii="Arial" w:cs="Arial" w:eastAsia="Arial" w:hAnsi="Arial"/>
+                <w:rFonts w:ascii="Calibri" w:cs="Calibri" w:eastAsia="Calibri" w:hAnsi="Calibri"/>
                 <w:color w:val="111827"/>
                 <w:sz w:val="20"/>
                 <w:szCs w:val="20"/>
@@ -10959,7 +10986,7 @@
           <w:p>
             <w:r>
               <w:rPr>
-                <w:rFonts w:ascii="Arial" w:cs="Arial" w:eastAsia="Arial" w:hAnsi="Arial"/>
+                <w:rFonts w:ascii="Calibri" w:cs="Calibri" w:eastAsia="Calibri" w:hAnsi="Calibri"/>
                 <w:color w:val="111827"/>
                 <w:sz w:val="20"/>
                 <w:szCs w:val="20"/>
@@ -10990,7 +11017,7 @@
           <w:p>
             <w:r>
               <w:rPr>
-                <w:rFonts w:ascii="Arial" w:cs="Arial" w:eastAsia="Arial" w:hAnsi="Arial"/>
+                <w:rFonts w:ascii="Calibri" w:cs="Calibri" w:eastAsia="Calibri" w:hAnsi="Calibri"/>
                 <w:color w:val="111827"/>
                 <w:sz w:val="20"/>
                 <w:szCs w:val="20"/>
@@ -11019,7 +11046,7 @@
           <w:p>
             <w:r>
               <w:rPr>
-                <w:rFonts w:ascii="Arial" w:cs="Arial" w:eastAsia="Arial" w:hAnsi="Arial"/>
+                <w:rFonts w:ascii="Calibri" w:cs="Calibri" w:eastAsia="Calibri" w:hAnsi="Calibri"/>
                 <w:color w:val="111827"/>
                 <w:sz w:val="20"/>
                 <w:szCs w:val="20"/>
@@ -11050,7 +11077,7 @@
           <w:p>
             <w:r>
               <w:rPr>
-                <w:rFonts w:ascii="Arial" w:cs="Arial" w:eastAsia="Arial" w:hAnsi="Arial"/>
+                <w:rFonts w:ascii="Calibri" w:cs="Calibri" w:eastAsia="Calibri" w:hAnsi="Calibri"/>
                 <w:color w:val="111827"/>
                 <w:sz w:val="20"/>
                 <w:szCs w:val="20"/>
@@ -11079,7 +11106,7 @@
           <w:p>
             <w:r>
               <w:rPr>
-                <w:rFonts w:ascii="Arial" w:cs="Arial" w:eastAsia="Arial" w:hAnsi="Arial"/>
+                <w:rFonts w:ascii="Calibri" w:cs="Calibri" w:eastAsia="Calibri" w:hAnsi="Calibri"/>
                 <w:color w:val="111827"/>
                 <w:sz w:val="20"/>
                 <w:szCs w:val="20"/>
@@ -11110,7 +11137,7 @@
           <w:p>
             <w:r>
               <w:rPr>
-                <w:rFonts w:ascii="Arial" w:cs="Arial" w:eastAsia="Arial" w:hAnsi="Arial"/>
+                <w:rFonts w:ascii="Calibri" w:cs="Calibri" w:eastAsia="Calibri" w:hAnsi="Calibri"/>
                 <w:color w:val="111827"/>
                 <w:sz w:val="20"/>
                 <w:szCs w:val="20"/>
@@ -11139,7 +11166,7 @@
           <w:p>
             <w:r>
               <w:rPr>
-                <w:rFonts w:ascii="Arial" w:cs="Arial" w:eastAsia="Arial" w:hAnsi="Arial"/>
+                <w:rFonts w:ascii="Calibri" w:cs="Calibri" w:eastAsia="Calibri" w:hAnsi="Calibri"/>
                 <w:color w:val="111827"/>
                 <w:sz w:val="20"/>
                 <w:szCs w:val="20"/>
@@ -11170,7 +11197,7 @@
           <w:p>
             <w:r>
               <w:rPr>
-                <w:rFonts w:ascii="Arial" w:cs="Arial" w:eastAsia="Arial" w:hAnsi="Arial"/>
+                <w:rFonts w:ascii="Calibri" w:cs="Calibri" w:eastAsia="Calibri" w:hAnsi="Calibri"/>
                 <w:color w:val="111827"/>
                 <w:sz w:val="20"/>
                 <w:szCs w:val="20"/>
@@ -11199,7 +11226,7 @@
           <w:p>
             <w:r>
               <w:rPr>
-                <w:rFonts w:ascii="Arial" w:cs="Arial" w:eastAsia="Arial" w:hAnsi="Arial"/>
+                <w:rFonts w:ascii="Calibri" w:cs="Calibri" w:eastAsia="Calibri" w:hAnsi="Calibri"/>
                 <w:color w:val="111827"/>
                 <w:sz w:val="20"/>
                 <w:szCs w:val="20"/>
@@ -11230,7 +11257,7 @@
           <w:p>
             <w:r>
               <w:rPr>
-                <w:rFonts w:ascii="Arial" w:cs="Arial" w:eastAsia="Arial" w:hAnsi="Arial"/>
+                <w:rFonts w:ascii="Calibri" w:cs="Calibri" w:eastAsia="Calibri" w:hAnsi="Calibri"/>
                 <w:color w:val="111827"/>
                 <w:sz w:val="20"/>
                 <w:szCs w:val="20"/>
@@ -11259,7 +11286,7 @@
           <w:p>
             <w:r>
               <w:rPr>
-                <w:rFonts w:ascii="Arial" w:cs="Arial" w:eastAsia="Arial" w:hAnsi="Arial"/>
+                <w:rFonts w:ascii="Calibri" w:cs="Calibri" w:eastAsia="Calibri" w:hAnsi="Calibri"/>
                 <w:color w:val="111827"/>
                 <w:sz w:val="20"/>
                 <w:szCs w:val="20"/>
@@ -11278,7 +11305,7 @@
       </w:pPr>
       <w:r>
         <w:rPr>
-          <w:rFonts w:ascii="Arial" w:cs="Arial" w:eastAsia="Arial" w:hAnsi="Arial"/>
+          <w:rFonts w:ascii="Calibri" w:cs="Calibri" w:eastAsia="Calibri" w:hAnsi="Calibri"/>
           <w:b/>
           <w:bCs/>
           <w:color w:val="1E3A8A"/>
@@ -11295,7 +11322,7 @@
       </w:pPr>
       <w:r>
         <w:rPr>
-          <w:rFonts w:ascii="Arial" w:cs="Arial" w:eastAsia="Arial" w:hAnsi="Arial"/>
+          <w:rFonts w:ascii="Calibri" w:cs="Calibri" w:eastAsia="Calibri" w:hAnsi="Calibri"/>
           <w:b w:val="false"/>
           <w:bCs w:val="false"/>
           <w:i w:val="false"/>
@@ -11314,7 +11341,7 @@
       </w:pPr>
       <w:r>
         <w:rPr>
-          <w:rFonts w:ascii="Arial" w:cs="Arial" w:eastAsia="Arial" w:hAnsi="Arial"/>
+          <w:rFonts w:ascii="Calibri" w:cs="Calibri" w:eastAsia="Calibri" w:hAnsi="Calibri"/>
           <w:b/>
           <w:bCs/>
           <w:color w:val="1E3A8A"/>
@@ -11365,7 +11392,7 @@
           <w:p>
             <w:r>
               <w:rPr>
-                <w:rFonts w:ascii="Arial" w:cs="Arial" w:eastAsia="Arial" w:hAnsi="Arial"/>
+                <w:rFonts w:ascii="Calibri" w:cs="Calibri" w:eastAsia="Calibri" w:hAnsi="Calibri"/>
                 <w:b/>
                 <w:bCs/>
                 <w:color w:val="0F172A"/>
@@ -11396,7 +11423,7 @@
           <w:p>
             <w:r>
               <w:rPr>
-                <w:rFonts w:ascii="Arial" w:cs="Arial" w:eastAsia="Arial" w:hAnsi="Arial"/>
+                <w:rFonts w:ascii="Calibri" w:cs="Calibri" w:eastAsia="Calibri" w:hAnsi="Calibri"/>
                 <w:b/>
                 <w:bCs/>
                 <w:color w:val="0F172A"/>
@@ -11427,7 +11454,7 @@
           <w:p>
             <w:r>
               <w:rPr>
-                <w:rFonts w:ascii="Arial" w:cs="Arial" w:eastAsia="Arial" w:hAnsi="Arial"/>
+                <w:rFonts w:ascii="Calibri" w:cs="Calibri" w:eastAsia="Calibri" w:hAnsi="Calibri"/>
                 <w:b/>
                 <w:bCs/>
                 <w:color w:val="0F172A"/>
@@ -11460,7 +11487,7 @@
           <w:p>
             <w:r>
               <w:rPr>
-                <w:rFonts w:ascii="Arial" w:cs="Arial" w:eastAsia="Arial" w:hAnsi="Arial"/>
+                <w:rFonts w:ascii="Calibri" w:cs="Calibri" w:eastAsia="Calibri" w:hAnsi="Calibri"/>
                 <w:color w:val="111827"/>
                 <w:sz w:val="20"/>
                 <w:szCs w:val="20"/>
@@ -11489,7 +11516,7 @@
           <w:p>
             <w:r>
               <w:rPr>
-                <w:rFonts w:ascii="Arial" w:cs="Arial" w:eastAsia="Arial" w:hAnsi="Arial"/>
+                <w:rFonts w:ascii="Calibri" w:cs="Calibri" w:eastAsia="Calibri" w:hAnsi="Calibri"/>
                 <w:color w:val="111827"/>
                 <w:sz w:val="20"/>
                 <w:szCs w:val="20"/>
@@ -11518,7 +11545,7 @@
           <w:p>
             <w:r>
               <w:rPr>
-                <w:rFonts w:ascii="Arial" w:cs="Arial" w:eastAsia="Arial" w:hAnsi="Arial"/>
+                <w:rFonts w:ascii="Calibri" w:cs="Calibri" w:eastAsia="Calibri" w:hAnsi="Calibri"/>
                 <w:color w:val="111827"/>
                 <w:sz w:val="20"/>
                 <w:szCs w:val="20"/>
@@ -11549,7 +11576,7 @@
           <w:p>
             <w:r>
               <w:rPr>
-                <w:rFonts w:ascii="Arial" w:cs="Arial" w:eastAsia="Arial" w:hAnsi="Arial"/>
+                <w:rFonts w:ascii="Calibri" w:cs="Calibri" w:eastAsia="Calibri" w:hAnsi="Calibri"/>
                 <w:color w:val="111827"/>
                 <w:sz w:val="20"/>
                 <w:szCs w:val="20"/>
@@ -11578,7 +11605,7 @@
           <w:p>
             <w:r>
               <w:rPr>
-                <w:rFonts w:ascii="Arial" w:cs="Arial" w:eastAsia="Arial" w:hAnsi="Arial"/>
+                <w:rFonts w:ascii="Calibri" w:cs="Calibri" w:eastAsia="Calibri" w:hAnsi="Calibri"/>
                 <w:color w:val="111827"/>
                 <w:sz w:val="20"/>
                 <w:szCs w:val="20"/>
@@ -11607,7 +11634,7 @@
           <w:p>
             <w:r>
               <w:rPr>
-                <w:rFonts w:ascii="Arial" w:cs="Arial" w:eastAsia="Arial" w:hAnsi="Arial"/>
+                <w:rFonts w:ascii="Calibri" w:cs="Calibri" w:eastAsia="Calibri" w:hAnsi="Calibri"/>
                 <w:color w:val="111827"/>
                 <w:sz w:val="20"/>
                 <w:szCs w:val="20"/>
@@ -11638,7 +11665,7 @@
           <w:p>
             <w:r>
               <w:rPr>
-                <w:rFonts w:ascii="Arial" w:cs="Arial" w:eastAsia="Arial" w:hAnsi="Arial"/>
+                <w:rFonts w:ascii="Calibri" w:cs="Calibri" w:eastAsia="Calibri" w:hAnsi="Calibri"/>
                 <w:color w:val="111827"/>
                 <w:sz w:val="20"/>
                 <w:szCs w:val="20"/>
@@ -11667,7 +11694,7 @@
           <w:p>
             <w:r>
               <w:rPr>
-                <w:rFonts w:ascii="Arial" w:cs="Arial" w:eastAsia="Arial" w:hAnsi="Arial"/>
+                <w:rFonts w:ascii="Calibri" w:cs="Calibri" w:eastAsia="Calibri" w:hAnsi="Calibri"/>
                 <w:color w:val="111827"/>
                 <w:sz w:val="20"/>
                 <w:szCs w:val="20"/>
@@ -11696,7 +11723,7 @@
           <w:p>
             <w:r>
               <w:rPr>
-                <w:rFonts w:ascii="Arial" w:cs="Arial" w:eastAsia="Arial" w:hAnsi="Arial"/>
+                <w:rFonts w:ascii="Calibri" w:cs="Calibri" w:eastAsia="Calibri" w:hAnsi="Calibri"/>
                 <w:color w:val="111827"/>
                 <w:sz w:val="20"/>
                 <w:szCs w:val="20"/>
@@ -11714,7 +11741,7 @@
       </w:pPr>
       <w:r>
         <w:rPr>
-          <w:rFonts w:ascii="Arial" w:cs="Arial" w:eastAsia="Arial" w:hAnsi="Arial"/>
+          <w:rFonts w:ascii="Calibri" w:cs="Calibri" w:eastAsia="Calibri" w:hAnsi="Calibri"/>
           <w:b/>
           <w:bCs/>
           <w:color w:val="1E3A8A"/>
@@ -11731,7 +11758,7 @@
       </w:pPr>
       <w:r>
         <w:rPr>
-          <w:rFonts w:ascii="Arial" w:cs="Arial" w:eastAsia="Arial" w:hAnsi="Arial"/>
+          <w:rFonts w:ascii="Calibri" w:cs="Calibri" w:eastAsia="Calibri" w:hAnsi="Calibri"/>
           <w:b w:val="false"/>
           <w:bCs w:val="false"/>
           <w:i w:val="false"/>
@@ -11751,7 +11778,7 @@
       </w:pPr>
       <w:r>
         <w:rPr>
-          <w:rFonts w:ascii="Courier New" w:cs="Courier New" w:eastAsia="Courier New" w:hAnsi="Courier New"/>
+          <w:rFonts w:ascii="Consolas" w:cs="Consolas" w:eastAsia="Consolas" w:hAnsi="Consolas"/>
           <w:color w:val="0F172A"/>
           <w:sz w:val="18"/>
           <w:szCs w:val="18"/>
@@ -11766,7 +11793,7 @@
       </w:pPr>
       <w:r>
         <w:rPr>
-          <w:rFonts w:ascii="Arial" w:cs="Arial" w:eastAsia="Arial" w:hAnsi="Arial"/>
+          <w:rFonts w:ascii="Calibri" w:cs="Calibri" w:eastAsia="Calibri" w:hAnsi="Calibri"/>
           <w:b w:val="false"/>
           <w:bCs w:val="false"/>
           <w:i w:val="false"/>
@@ -11789,7 +11816,7 @@
       </w:pPr>
       <w:r>
         <w:rPr>
-          <w:rFonts w:ascii="Arial" w:cs="Arial" w:eastAsia="Arial" w:hAnsi="Arial"/>
+          <w:rFonts w:ascii="Calibri" w:cs="Calibri" w:eastAsia="Calibri" w:hAnsi="Calibri"/>
           <w:color w:val="111827"/>
           <w:sz w:val="22"/>
           <w:szCs w:val="22"/>
@@ -11808,7 +11835,7 @@
       </w:pPr>
       <w:r>
         <w:rPr>
-          <w:rFonts w:ascii="Arial" w:cs="Arial" w:eastAsia="Arial" w:hAnsi="Arial"/>
+          <w:rFonts w:ascii="Calibri" w:cs="Calibri" w:eastAsia="Calibri" w:hAnsi="Calibri"/>
           <w:color w:val="111827"/>
           <w:sz w:val="22"/>
           <w:szCs w:val="22"/>
@@ -11827,7 +11854,7 @@
       </w:pPr>
       <w:r>
         <w:rPr>
-          <w:rFonts w:ascii="Arial" w:cs="Arial" w:eastAsia="Arial" w:hAnsi="Arial"/>
+          <w:rFonts w:ascii="Calibri" w:cs="Calibri" w:eastAsia="Calibri" w:hAnsi="Calibri"/>
           <w:color w:val="111827"/>
           <w:sz w:val="22"/>
           <w:szCs w:val="22"/>
@@ -11846,7 +11873,7 @@
       </w:pPr>
       <w:r>
         <w:rPr>
-          <w:rFonts w:ascii="Arial" w:cs="Arial" w:eastAsia="Arial" w:hAnsi="Arial"/>
+          <w:rFonts w:ascii="Calibri" w:cs="Calibri" w:eastAsia="Calibri" w:hAnsi="Calibri"/>
           <w:color w:val="111827"/>
           <w:sz w:val="22"/>
           <w:szCs w:val="22"/>
@@ -11861,7 +11888,7 @@
       </w:pPr>
       <w:r>
         <w:rPr>
-          <w:rFonts w:ascii="Arial" w:cs="Arial" w:eastAsia="Arial" w:hAnsi="Arial"/>
+          <w:rFonts w:ascii="Calibri" w:cs="Calibri" w:eastAsia="Calibri" w:hAnsi="Calibri"/>
           <w:b w:val="false"/>
           <w:bCs w:val="false"/>
           <w:i w:val="false"/>
@@ -11880,7 +11907,7 @@
       </w:pPr>
       <w:r>
         <w:rPr>
-          <w:rFonts w:ascii="Arial" w:cs="Arial" w:eastAsia="Arial" w:hAnsi="Arial"/>
+          <w:rFonts w:ascii="Calibri" w:cs="Calibri" w:eastAsia="Calibri" w:hAnsi="Calibri"/>
           <w:b/>
           <w:bCs/>
           <w:color w:val="1E3A8A"/>
@@ -11897,7 +11924,7 @@
       </w:pPr>
       <w:r>
         <w:rPr>
-          <w:rFonts w:ascii="Arial" w:cs="Arial" w:eastAsia="Arial" w:hAnsi="Arial"/>
+          <w:rFonts w:ascii="Calibri" w:cs="Calibri" w:eastAsia="Calibri" w:hAnsi="Calibri"/>
           <w:b w:val="false"/>
           <w:bCs w:val="false"/>
           <w:i w:val="false"/>
@@ -11916,7 +11943,7 @@
       </w:pPr>
       <w:r>
         <w:rPr>
-          <w:rFonts w:ascii="Arial" w:cs="Arial" w:eastAsia="Arial" w:hAnsi="Arial"/>
+          <w:rFonts w:ascii="Calibri" w:cs="Calibri" w:eastAsia="Calibri" w:hAnsi="Calibri"/>
           <w:b/>
           <w:bCs/>
           <w:color w:val="1E3A8A"/>
@@ -11933,7 +11960,7 @@
       </w:pPr>
       <w:r>
         <w:rPr>
-          <w:rFonts w:ascii="Arial" w:cs="Arial" w:eastAsia="Arial" w:hAnsi="Arial"/>
+          <w:rFonts w:ascii="Calibri" w:cs="Calibri" w:eastAsia="Calibri" w:hAnsi="Calibri"/>
           <w:b w:val="false"/>
           <w:bCs w:val="false"/>
           <w:i w:val="false"/>
@@ -11953,7 +11980,7 @@
       </w:pPr>
       <w:r>
         <w:rPr>
-          <w:rFonts w:ascii="Arial" w:cs="Arial" w:eastAsia="Arial" w:hAnsi="Arial"/>
+          <w:rFonts w:ascii="Calibri" w:cs="Calibri" w:eastAsia="Calibri" w:hAnsi="Calibri"/>
           <w:b/>
           <w:bCs/>
           <w:color w:val="1E3A8A"/>
@@ -11970,7 +11997,7 @@
       </w:pPr>
       <w:r>
         <w:rPr>
-          <w:rFonts w:ascii="Arial" w:cs="Arial" w:eastAsia="Arial" w:hAnsi="Arial"/>
+          <w:rFonts w:ascii="Calibri" w:cs="Calibri" w:eastAsia="Calibri" w:hAnsi="Calibri"/>
           <w:b/>
           <w:bCs/>
           <w:color w:val="1E3A8A"/>
@@ -11987,7 +12014,7 @@
       </w:pPr>
       <w:r>
         <w:rPr>
-          <w:rFonts w:ascii="Arial" w:cs="Arial" w:eastAsia="Arial" w:hAnsi="Arial"/>
+          <w:rFonts w:ascii="Calibri" w:cs="Calibri" w:eastAsia="Calibri" w:hAnsi="Calibri"/>
           <w:b w:val="false"/>
           <w:bCs w:val="false"/>
           <w:i w:val="false"/>
@@ -11996,7 +12023,7 @@
           <w:sz w:val="22"/>
           <w:szCs w:val="22"/>
         </w:rPr>
-        <w:t xml:space="preserve">For every patient simulation, a second simulation is run with the same subject_seed but profile="healthy" and no pathology. The two skeletons walk in parallel lanes in the visualizer — the patient on the right, the green "digital twin" on the left, both with identical anthropometrics and gait phase. The deviation between them *is* the deficit, and is immediately visible without needing to know what "normal" looks like in the abstract.</w:t>
+        <w:t xml:space="preserve">For every patient simulation, a second simulation is run with the same subject_seed but profile="healthy" and no pathology. The two skeletons walk in parallel lanes in the visualizer - the patient on the right, the green "digital twin" on the left, both with identical anthropometrics and gait phase. The deviation between them *is* the deficit, and is immediately visible without needing to know what "normal" looks like in the abstract.</w:t>
       </w:r>
     </w:p>
     <w:p>
@@ -12006,7 +12033,7 @@
       </w:pPr>
       <w:r>
         <w:rPr>
-          <w:rFonts w:ascii="Arial" w:cs="Arial" w:eastAsia="Arial" w:hAnsi="Arial"/>
+          <w:rFonts w:ascii="Calibri" w:cs="Calibri" w:eastAsia="Calibri" w:hAnsi="Calibri"/>
           <w:b w:val="false"/>
           <w:bCs w:val="false"/>
           <w:i w:val="false"/>
@@ -12025,7 +12052,7 @@
       </w:pPr>
       <w:r>
         <w:rPr>
-          <w:rFonts w:ascii="Arial" w:cs="Arial" w:eastAsia="Arial" w:hAnsi="Arial"/>
+          <w:rFonts w:ascii="Calibri" w:cs="Calibri" w:eastAsia="Calibri" w:hAnsi="Calibri"/>
           <w:b/>
           <w:bCs/>
           <w:color w:val="1E3A8A"/>
@@ -12042,7 +12069,7 @@
       </w:pPr>
       <w:r>
         <w:rPr>
-          <w:rFonts w:ascii="Arial" w:cs="Arial" w:eastAsia="Arial" w:hAnsi="Arial"/>
+          <w:rFonts w:ascii="Calibri" w:cs="Calibri" w:eastAsia="Calibri" w:hAnsi="Calibri"/>
           <w:b w:val="false"/>
           <w:bCs w:val="false"/>
           <w:i w:val="false"/>
@@ -12051,7 +12078,7 @@
           <w:sz w:val="22"/>
           <w:szCs w:val="22"/>
         </w:rPr>
-        <w:t xml:space="preserve">When an alert fires, Motion-AI runs scenarios.compute_saliency() — a TensorFlow GradientTape pass that computes |dP(abn)/dx| for every scaled biomarker channel, then aggregates per-sensor importance from the channels that touch each sensor. The resulting four-element saliency vector drives a yellow pulsing glow ring around the limbs the model relied on, visible in the cinematic renderer. For hemi-L cases this consistently lights up the left wrist and left ankle, matching the ground-truth signature.</w:t>
+        <w:t xml:space="preserve">When an alert fires, Motion-AI runs scenarios.compute_saliency() - a TensorFlow GradientTape pass that computes |dP(abn)/dx| for every scaled biomarker channel, then aggregates per-sensor importance from the channels that touch each sensor. The resulting four-element saliency vector drives a yellow pulsing glow ring around the limbs the model relied on, visible in the cinematic renderer. For hemi-L cases this consistently lights up the left wrist and left ankle, matching the ground-truth signature.</w:t>
       </w:r>
     </w:p>
     <w:p>
@@ -12061,7 +12088,7 @@
       </w:pPr>
       <w:r>
         <w:rPr>
-          <w:rFonts w:ascii="Arial" w:cs="Arial" w:eastAsia="Arial" w:hAnsi="Arial"/>
+          <w:rFonts w:ascii="Calibri" w:cs="Calibri" w:eastAsia="Calibri" w:hAnsi="Calibri"/>
           <w:b/>
           <w:bCs/>
           <w:color w:val="1E3A8A"/>
@@ -12078,7 +12105,7 @@
       </w:pPr>
       <w:r>
         <w:rPr>
-          <w:rFonts w:ascii="Arial" w:cs="Arial" w:eastAsia="Arial" w:hAnsi="Arial"/>
+          <w:rFonts w:ascii="Calibri" w:cs="Calibri" w:eastAsia="Calibri" w:hAnsi="Calibri"/>
           <w:b w:val="false"/>
           <w:bCs w:val="false"/>
           <w:i w:val="false"/>
@@ -12087,7 +12114,7 @@
           <w:sz w:val="22"/>
           <w:szCs w:val="22"/>
         </w:rPr>
-        <w:t xml:space="preserve">The second-to-last Dense(32) layer of the binary head is a learned embedding of "gait pattern". Motion-AI builds a 300-element index of embeddings — one per scenario in the pre-generated cohort — and for every new query window retrieves the 5 nearest neighbours via L2 distance. These are rendered as a row of "most similar prior cases" cards with their profiles, severities, and similarity percentages.</w:t>
+        <w:t xml:space="preserve">The second-to-last Dense(32) layer of the binary head is a learned embedding of "gait pattern". Motion-AI builds a 300-element index of embeddings - one per scenario in the pre-generated cohort - and for every new query window retrieves the 5 nearest neighbours via L2 distance. These are rendered as a row of "most similar prior cases" cards with their profiles, severities, and similarity percentages.</w:t>
       </w:r>
     </w:p>
     <w:p>
@@ -12097,7 +12124,7 @@
       </w:pPr>
       <w:r>
         <w:rPr>
-          <w:rFonts w:ascii="Arial" w:cs="Arial" w:eastAsia="Arial" w:hAnsi="Arial"/>
+          <w:rFonts w:ascii="Calibri" w:cs="Calibri" w:eastAsia="Calibri" w:hAnsi="Calibri"/>
           <w:b w:val="false"/>
           <w:bCs w:val="false"/>
           <w:i w:val="false"/>
@@ -12106,7 +12133,7 @@
           <w:sz w:val="22"/>
           <w:szCs w:val="22"/>
         </w:rPr>
-        <w:t xml:space="preserve">This is the same principle as case-based reasoning in radiology / pathology CDSS: "patients whose signature looked like this were diagnosed as X with outcome Y". It also turns the model from a black box into an auditable one — clinicians can see which precedents the model considered most similar before making any therapeutic decision.</w:t>
+        <w:t xml:space="preserve">This is the same principle as case-based reasoning in radiology / pathology CDSS: "patients whose signature looked like this were diagnosed as X with outcome Y". It also turns the model from a black box into an auditable one - clinicians can see which precedents the model considered most similar before making any therapeutic decision.</w:t>
       </w:r>
     </w:p>
     <w:p>
@@ -12116,7 +12143,7 @@
       </w:pPr>
       <w:r>
         <w:rPr>
-          <w:rFonts w:ascii="Arial" w:cs="Arial" w:eastAsia="Arial" w:hAnsi="Arial"/>
+          <w:rFonts w:ascii="Calibri" w:cs="Calibri" w:eastAsia="Calibri" w:hAnsi="Calibri"/>
           <w:b/>
           <w:bCs/>
           <w:color w:val="1E3A8A"/>
@@ -12133,7 +12160,7 @@
       </w:pPr>
       <w:r>
         <w:rPr>
-          <w:rFonts w:ascii="Arial" w:cs="Arial" w:eastAsia="Arial" w:hAnsi="Arial"/>
+          <w:rFonts w:ascii="Calibri" w:cs="Calibri" w:eastAsia="Calibri" w:hAnsi="Calibri"/>
           <w:b w:val="false"/>
           <w:bCs w:val="false"/>
           <w:i w:val="false"/>
@@ -12142,7 +12169,7 @@
           <w:sz w:val="22"/>
           <w:szCs w:val="22"/>
         </w:rPr>
-        <w:t xml:space="preserve">From Saver JL, "Time is brain — quantified", Stroke 2006: untreated ischemic stroke destroys approximately 1.9 million neurons per minute, or ~32,000 neurons per second of delayed reperfusion. Motion-AI translates the AI detection lag (alert_frame - onset_frame, in seconds) into avoided neuronal loss against a 30 s bystander recognition baseline:</w:t>
+        <w:t xml:space="preserve">From Saver JL, "Time is brain - quantified", Stroke 2006: untreated ischemic stroke destroys approximately 1.9 million neurons per minute, or ~32,000 neurons per second of delayed reperfusion. Motion-AI translates the AI detection lag (alert_frame - onset_frame, in seconds) into avoided neuronal loss against a 30 s bystander recognition baseline:</w:t>
       </w:r>
     </w:p>
     <w:p>
@@ -12153,7 +12180,7 @@
       </w:pPr>
       <w:r>
         <w:rPr>
-          <w:rFonts w:ascii="Courier New" w:cs="Courier New" w:eastAsia="Courier New" w:hAnsi="Courier New"/>
+          <w:rFonts w:ascii="Consolas" w:cs="Consolas" w:eastAsia="Consolas" w:hAnsi="Consolas"/>
           <w:color w:val="0F172A"/>
           <w:sz w:val="18"/>
           <w:szCs w:val="18"/>
@@ -12168,7 +12195,7 @@
       </w:pPr>
       <w:r>
         <w:rPr>
-          <w:rFonts w:ascii="Arial" w:cs="Arial" w:eastAsia="Arial" w:hAnsi="Arial"/>
+          <w:rFonts w:ascii="Calibri" w:cs="Calibri" w:eastAsia="Calibri" w:hAnsi="Calibri"/>
           <w:b w:val="false"/>
           <w:bCs w:val="false"/>
           <w:i w:val="false"/>
@@ -12177,7 +12204,7 @@
           <w:sz w:val="22"/>
           <w:szCs w:val="22"/>
         </w:rPr>
-        <w:t xml:space="preserve">For typical scenarios with sub-second detection lag, this card displays ~940,000 neurons saved per alert — putting the AI latency advantage in terms a stroke neurologist actually cares about.</w:t>
+        <w:t xml:space="preserve">For typical scenarios with sub-second detection lag, this card displays ~940,000 neurons saved per alert - putting the AI latency advantage in terms a stroke neurologist actually cares about.</w:t>
       </w:r>
     </w:p>
     <w:p>
@@ -12188,14 +12215,14 @@
       </w:pPr>
       <w:r>
         <w:rPr>
-          <w:rFonts w:ascii="Arial" w:cs="Arial" w:eastAsia="Arial" w:hAnsi="Arial"/>
+          <w:rFonts w:ascii="Calibri" w:cs="Calibri" w:eastAsia="Calibri" w:hAnsi="Calibri"/>
           <w:b/>
           <w:bCs/>
           <w:color w:val="1E3A8A"/>
           <w:sz w:val="36"/>
           <w:szCs w:val="36"/>
         </w:rPr>
-        <w:t xml:space="preserve">14. Visualization System — Cinematic Sagittal Renderer</w:t>
+        <w:t xml:space="preserve">14. Visualization System - Cinematic Sagittal Renderer</w:t>
       </w:r>
     </w:p>
     <w:p>
@@ -12205,7 +12232,7 @@
       </w:pPr>
       <w:r>
         <w:rPr>
-          <w:rFonts w:ascii="Arial" w:cs="Arial" w:eastAsia="Arial" w:hAnsi="Arial"/>
+          <w:rFonts w:ascii="Calibri" w:cs="Calibri" w:eastAsia="Calibri" w:hAnsi="Calibri"/>
           <w:b w:val="false"/>
           <w:bCs w:val="false"/>
           <w:i w:val="false"/>
@@ -12224,7 +12251,7 @@
       </w:pPr>
       <w:r>
         <w:rPr>
-          <w:rFonts w:ascii="Arial" w:cs="Arial" w:eastAsia="Arial" w:hAnsi="Arial"/>
+          <w:rFonts w:ascii="Calibri" w:cs="Calibri" w:eastAsia="Calibri" w:hAnsi="Calibri"/>
           <w:b/>
           <w:bCs/>
           <w:color w:val="1E3A8A"/>
@@ -12241,7 +12268,7 @@
       </w:pPr>
       <w:r>
         <w:rPr>
-          <w:rFonts w:ascii="Arial" w:cs="Arial" w:eastAsia="Arial" w:hAnsi="Arial"/>
+          <w:rFonts w:ascii="Calibri" w:cs="Calibri" w:eastAsia="Calibri" w:hAnsi="Calibri"/>
           <w:b w:val="false"/>
           <w:bCs w:val="false"/>
           <w:i w:val="false"/>
@@ -12261,7 +12288,7 @@
       </w:pPr>
       <w:r>
         <w:rPr>
-          <w:rFonts w:ascii="Courier New" w:cs="Courier New" w:eastAsia="Courier New" w:hAnsi="Courier New"/>
+          <w:rFonts w:ascii="Consolas" w:cs="Consolas" w:eastAsia="Consolas" w:hAnsi="Consolas"/>
           <w:color w:val="0F172A"/>
           <w:sz w:val="18"/>
           <w:szCs w:val="18"/>
@@ -12277,7 +12304,7 @@
       </w:pPr>
       <w:r>
         <w:rPr>
-          <w:rFonts w:ascii="Courier New" w:cs="Courier New" w:eastAsia="Courier New" w:hAnsi="Courier New"/>
+          <w:rFonts w:ascii="Consolas" w:cs="Consolas" w:eastAsia="Consolas" w:hAnsi="Consolas"/>
           <w:color w:val="0F172A"/>
           <w:sz w:val="18"/>
           <w:szCs w:val="18"/>
@@ -12292,7 +12319,7 @@
       </w:pPr>
       <w:r>
         <w:rPr>
-          <w:rFonts w:ascii="Arial" w:cs="Arial" w:eastAsia="Arial" w:hAnsi="Arial"/>
+          <w:rFonts w:ascii="Calibri" w:cs="Calibri" w:eastAsia="Calibri" w:hAnsi="Calibri"/>
           <w:b w:val="false"/>
           <w:bCs w:val="false"/>
           <w:i w:val="false"/>
@@ -12311,7 +12338,7 @@
       </w:pPr>
       <w:r>
         <w:rPr>
-          <w:rFonts w:ascii="Arial" w:cs="Arial" w:eastAsia="Arial" w:hAnsi="Arial"/>
+          <w:rFonts w:ascii="Calibri" w:cs="Calibri" w:eastAsia="Calibri" w:hAnsi="Calibri"/>
           <w:b/>
           <w:bCs/>
           <w:color w:val="1E3A8A"/>
@@ -12328,7 +12355,7 @@
       </w:pPr>
       <w:r>
         <w:rPr>
-          <w:rFonts w:ascii="Arial" w:cs="Arial" w:eastAsia="Arial" w:hAnsi="Arial"/>
+          <w:rFonts w:ascii="Calibri" w:cs="Calibri" w:eastAsia="Calibri" w:hAnsi="Calibri"/>
           <w:b w:val="false"/>
           <w:bCs w:val="false"/>
           <w:i w:val="false"/>
@@ -12351,7 +12378,7 @@
       </w:pPr>
       <w:r>
         <w:rPr>
-          <w:rFonts w:ascii="Arial" w:cs="Arial" w:eastAsia="Arial" w:hAnsi="Arial"/>
+          <w:rFonts w:ascii="Calibri" w:cs="Calibri" w:eastAsia="Calibri" w:hAnsi="Calibri"/>
           <w:color w:val="111827"/>
           <w:sz w:val="22"/>
           <w:szCs w:val="22"/>
@@ -12370,7 +12397,7 @@
       </w:pPr>
       <w:r>
         <w:rPr>
-          <w:rFonts w:ascii="Arial" w:cs="Arial" w:eastAsia="Arial" w:hAnsi="Arial"/>
+          <w:rFonts w:ascii="Calibri" w:cs="Calibri" w:eastAsia="Calibri" w:hAnsi="Calibri"/>
           <w:color w:val="111827"/>
           <w:sz w:val="22"/>
           <w:szCs w:val="22"/>
@@ -12389,7 +12416,7 @@
       </w:pPr>
       <w:r>
         <w:rPr>
-          <w:rFonts w:ascii="Arial" w:cs="Arial" w:eastAsia="Arial" w:hAnsi="Arial"/>
+          <w:rFonts w:ascii="Calibri" w:cs="Calibri" w:eastAsia="Calibri" w:hAnsi="Calibri"/>
           <w:color w:val="111827"/>
           <w:sz w:val="22"/>
           <w:szCs w:val="22"/>
@@ -12408,7 +12435,7 @@
       </w:pPr>
       <w:r>
         <w:rPr>
-          <w:rFonts w:ascii="Arial" w:cs="Arial" w:eastAsia="Arial" w:hAnsi="Arial"/>
+          <w:rFonts w:ascii="Calibri" w:cs="Calibri" w:eastAsia="Calibri" w:hAnsi="Calibri"/>
           <w:color w:val="111827"/>
           <w:sz w:val="22"/>
           <w:szCs w:val="22"/>
@@ -12427,7 +12454,7 @@
       </w:pPr>
       <w:r>
         <w:rPr>
-          <w:rFonts w:ascii="Arial" w:cs="Arial" w:eastAsia="Arial" w:hAnsi="Arial"/>
+          <w:rFonts w:ascii="Calibri" w:cs="Calibri" w:eastAsia="Calibri" w:hAnsi="Calibri"/>
           <w:color w:val="111827"/>
           <w:sz w:val="22"/>
           <w:szCs w:val="22"/>
@@ -12446,7 +12473,7 @@
       </w:pPr>
       <w:r>
         <w:rPr>
-          <w:rFonts w:ascii="Arial" w:cs="Arial" w:eastAsia="Arial" w:hAnsi="Arial"/>
+          <w:rFonts w:ascii="Calibri" w:cs="Calibri" w:eastAsia="Calibri" w:hAnsi="Calibri"/>
           <w:color w:val="111827"/>
           <w:sz w:val="22"/>
           <w:szCs w:val="22"/>
@@ -12465,7 +12492,7 @@
       </w:pPr>
       <w:r>
         <w:rPr>
-          <w:rFonts w:ascii="Arial" w:cs="Arial" w:eastAsia="Arial" w:hAnsi="Arial"/>
+          <w:rFonts w:ascii="Calibri" w:cs="Calibri" w:eastAsia="Calibri" w:hAnsi="Calibri"/>
           <w:color w:val="111827"/>
           <w:sz w:val="22"/>
           <w:szCs w:val="22"/>
@@ -12480,7 +12507,7 @@
       </w:pPr>
       <w:r>
         <w:rPr>
-          <w:rFonts w:ascii="Arial" w:cs="Arial" w:eastAsia="Arial" w:hAnsi="Arial"/>
+          <w:rFonts w:ascii="Calibri" w:cs="Calibri" w:eastAsia="Calibri" w:hAnsi="Calibri"/>
           <w:b/>
           <w:bCs/>
           <w:color w:val="1E3A8A"/>
@@ -12497,7 +12524,7 @@
       </w:pPr>
       <w:r>
         <w:rPr>
-          <w:rFonts w:ascii="Arial" w:cs="Arial" w:eastAsia="Arial" w:hAnsi="Arial"/>
+          <w:rFonts w:ascii="Calibri" w:cs="Calibri" w:eastAsia="Calibri" w:hAnsi="Calibri"/>
           <w:b w:val="false"/>
           <w:bCs w:val="false"/>
           <w:i w:val="false"/>
@@ -12520,7 +12547,7 @@
       </w:pPr>
       <w:r>
         <w:rPr>
-          <w:rFonts w:ascii="Arial" w:cs="Arial" w:eastAsia="Arial" w:hAnsi="Arial"/>
+          <w:rFonts w:ascii="Calibri" w:cs="Calibri" w:eastAsia="Calibri" w:hAnsi="Calibri"/>
           <w:color w:val="111827"/>
           <w:sz w:val="22"/>
           <w:szCs w:val="22"/>
@@ -12539,7 +12566,7 @@
       </w:pPr>
       <w:r>
         <w:rPr>
-          <w:rFonts w:ascii="Arial" w:cs="Arial" w:eastAsia="Arial" w:hAnsi="Arial"/>
+          <w:rFonts w:ascii="Calibri" w:cs="Calibri" w:eastAsia="Calibri" w:hAnsi="Calibri"/>
           <w:color w:val="111827"/>
           <w:sz w:val="22"/>
           <w:szCs w:val="22"/>
@@ -12558,7 +12585,7 @@
       </w:pPr>
       <w:r>
         <w:rPr>
-          <w:rFonts w:ascii="Arial" w:cs="Arial" w:eastAsia="Arial" w:hAnsi="Arial"/>
+          <w:rFonts w:ascii="Calibri" w:cs="Calibri" w:eastAsia="Calibri" w:hAnsi="Calibri"/>
           <w:color w:val="111827"/>
           <w:sz w:val="22"/>
           <w:szCs w:val="22"/>
@@ -12573,7 +12600,7 @@
       </w:pPr>
       <w:r>
         <w:rPr>
-          <w:rFonts w:ascii="Arial" w:cs="Arial" w:eastAsia="Arial" w:hAnsi="Arial"/>
+          <w:rFonts w:ascii="Calibri" w:cs="Calibri" w:eastAsia="Calibri" w:hAnsi="Calibri"/>
           <w:b/>
           <w:bCs/>
           <w:color w:val="1E3A8A"/>
@@ -12594,7 +12621,7 @@
       </w:pPr>
       <w:r>
         <w:rPr>
-          <w:rFonts w:ascii="Arial" w:cs="Arial" w:eastAsia="Arial" w:hAnsi="Arial"/>
+          <w:rFonts w:ascii="Calibri" w:cs="Calibri" w:eastAsia="Calibri" w:hAnsi="Calibri"/>
           <w:color w:val="111827"/>
           <w:sz w:val="22"/>
           <w:szCs w:val="22"/>
@@ -12613,7 +12640,7 @@
       </w:pPr>
       <w:r>
         <w:rPr>
-          <w:rFonts w:ascii="Arial" w:cs="Arial" w:eastAsia="Arial" w:hAnsi="Arial"/>
+          <w:rFonts w:ascii="Calibri" w:cs="Calibri" w:eastAsia="Calibri" w:hAnsi="Calibri"/>
           <w:color w:val="111827"/>
           <w:sz w:val="22"/>
           <w:szCs w:val="22"/>
@@ -12632,7 +12659,7 @@
       </w:pPr>
       <w:r>
         <w:rPr>
-          <w:rFonts w:ascii="Arial" w:cs="Arial" w:eastAsia="Arial" w:hAnsi="Arial"/>
+          <w:rFonts w:ascii="Calibri" w:cs="Calibri" w:eastAsia="Calibri" w:hAnsi="Calibri"/>
           <w:color w:val="111827"/>
           <w:sz w:val="22"/>
           <w:szCs w:val="22"/>
@@ -12651,7 +12678,7 @@
       </w:pPr>
       <w:r>
         <w:rPr>
-          <w:rFonts w:ascii="Arial" w:cs="Arial" w:eastAsia="Arial" w:hAnsi="Arial"/>
+          <w:rFonts w:ascii="Calibri" w:cs="Calibri" w:eastAsia="Calibri" w:hAnsi="Calibri"/>
           <w:color w:val="111827"/>
           <w:sz w:val="22"/>
           <w:szCs w:val="22"/>
@@ -12670,7 +12697,7 @@
       </w:pPr>
       <w:r>
         <w:rPr>
-          <w:rFonts w:ascii="Arial" w:cs="Arial" w:eastAsia="Arial" w:hAnsi="Arial"/>
+          <w:rFonts w:ascii="Calibri" w:cs="Calibri" w:eastAsia="Calibri" w:hAnsi="Calibri"/>
           <w:color w:val="111827"/>
           <w:sz w:val="22"/>
           <w:szCs w:val="22"/>
@@ -12685,7 +12712,7 @@
       </w:pPr>
       <w:r>
         <w:rPr>
-          <w:rFonts w:ascii="Arial" w:cs="Arial" w:eastAsia="Arial" w:hAnsi="Arial"/>
+          <w:rFonts w:ascii="Calibri" w:cs="Calibri" w:eastAsia="Calibri" w:hAnsi="Calibri"/>
           <w:b/>
           <w:bCs/>
           <w:color w:val="1E3A8A"/>
@@ -12702,7 +12729,7 @@
       </w:pPr>
       <w:r>
         <w:rPr>
-          <w:rFonts w:ascii="Arial" w:cs="Arial" w:eastAsia="Arial" w:hAnsi="Arial"/>
+          <w:rFonts w:ascii="Calibri" w:cs="Calibri" w:eastAsia="Calibri" w:hAnsi="Calibri"/>
           <w:b w:val="false"/>
           <w:bCs w:val="false"/>
           <w:i w:val="false"/>
@@ -12722,7 +12749,7 @@
       </w:pPr>
       <w:r>
         <w:rPr>
-          <w:rFonts w:ascii="Arial" w:cs="Arial" w:eastAsia="Arial" w:hAnsi="Arial"/>
+          <w:rFonts w:ascii="Calibri" w:cs="Calibri" w:eastAsia="Calibri" w:hAnsi="Calibri"/>
           <w:b/>
           <w:bCs/>
           <w:color w:val="1E3A8A"/>
@@ -12739,7 +12766,7 @@
       </w:pPr>
       <w:r>
         <w:rPr>
-          <w:rFonts w:ascii="Arial" w:cs="Arial" w:eastAsia="Arial" w:hAnsi="Arial"/>
+          <w:rFonts w:ascii="Calibri" w:cs="Calibri" w:eastAsia="Calibri" w:hAnsi="Calibri"/>
           <w:b w:val="false"/>
           <w:bCs w:val="false"/>
           <w:i w:val="false"/>
@@ -12758,14 +12785,14 @@
       </w:pPr>
       <w:r>
         <w:rPr>
-          <w:rFonts w:ascii="Arial" w:cs="Arial" w:eastAsia="Arial" w:hAnsi="Arial"/>
+          <w:rFonts w:ascii="Calibri" w:cs="Calibri" w:eastAsia="Calibri" w:hAnsi="Calibri"/>
           <w:b/>
           <w:bCs/>
           <w:color w:val="1E3A8A"/>
           <w:sz w:val="28"/>
           <w:szCs w:val="28"/>
         </w:rPr>
-        <w:t xml:space="preserve">15.1 Sandbox — hand-crafted deficits</w:t>
+        <w:t xml:space="preserve">15.1 Sandbox - hand-crafted deficits</w:t>
       </w:r>
     </w:p>
     <w:p>
@@ -12775,7 +12802,7 @@
       </w:pPr>
       <w:r>
         <w:rPr>
-          <w:rFonts w:ascii="Arial" w:cs="Arial" w:eastAsia="Arial" w:hAnsi="Arial"/>
+          <w:rFonts w:ascii="Calibri" w:cs="Calibri" w:eastAsia="Calibri" w:hAnsi="Calibri"/>
           <w:b w:val="false"/>
           <w:bCs w:val="false"/>
           <w:i w:val="false"/>
@@ -12798,7 +12825,7 @@
       </w:pPr>
       <w:r>
         <w:rPr>
-          <w:rFonts w:ascii="Arial" w:cs="Arial" w:eastAsia="Arial" w:hAnsi="Arial"/>
+          <w:rFonts w:ascii="Calibri" w:cs="Calibri" w:eastAsia="Calibri" w:hAnsi="Calibri"/>
           <w:color w:val="111827"/>
           <w:sz w:val="22"/>
           <w:szCs w:val="22"/>
@@ -12817,7 +12844,7 @@
       </w:pPr>
       <w:r>
         <w:rPr>
-          <w:rFonts w:ascii="Arial" w:cs="Arial" w:eastAsia="Arial" w:hAnsi="Arial"/>
+          <w:rFonts w:ascii="Calibri" w:cs="Calibri" w:eastAsia="Calibri" w:hAnsi="Calibri"/>
           <w:color w:val="111827"/>
           <w:sz w:val="22"/>
           <w:szCs w:val="22"/>
@@ -12836,7 +12863,7 @@
       </w:pPr>
       <w:r>
         <w:rPr>
-          <w:rFonts w:ascii="Arial" w:cs="Arial" w:eastAsia="Arial" w:hAnsi="Arial"/>
+          <w:rFonts w:ascii="Calibri" w:cs="Calibri" w:eastAsia="Calibri" w:hAnsi="Calibri"/>
           <w:color w:val="111827"/>
           <w:sz w:val="22"/>
           <w:szCs w:val="22"/>
@@ -12855,7 +12882,7 @@
       </w:pPr>
       <w:r>
         <w:rPr>
-          <w:rFonts w:ascii="Arial" w:cs="Arial" w:eastAsia="Arial" w:hAnsi="Arial"/>
+          <w:rFonts w:ascii="Calibri" w:cs="Calibri" w:eastAsia="Calibri" w:hAnsi="Calibri"/>
           <w:color w:val="111827"/>
           <w:sz w:val="22"/>
           <w:szCs w:val="22"/>
@@ -12874,7 +12901,7 @@
       </w:pPr>
       <w:r>
         <w:rPr>
-          <w:rFonts w:ascii="Arial" w:cs="Arial" w:eastAsia="Arial" w:hAnsi="Arial"/>
+          <w:rFonts w:ascii="Calibri" w:cs="Calibri" w:eastAsia="Calibri" w:hAnsi="Calibri"/>
           <w:color w:val="111827"/>
           <w:sz w:val="22"/>
           <w:szCs w:val="22"/>
@@ -12893,7 +12920,7 @@
       </w:pPr>
       <w:r>
         <w:rPr>
-          <w:rFonts w:ascii="Arial" w:cs="Arial" w:eastAsia="Arial" w:hAnsi="Arial"/>
+          <w:rFonts w:ascii="Calibri" w:cs="Calibri" w:eastAsia="Calibri" w:hAnsi="Calibri"/>
           <w:color w:val="111827"/>
           <w:sz w:val="22"/>
           <w:szCs w:val="22"/>
@@ -12912,7 +12939,7 @@
       </w:pPr>
       <w:r>
         <w:rPr>
-          <w:rFonts w:ascii="Arial" w:cs="Arial" w:eastAsia="Arial" w:hAnsi="Arial"/>
+          <w:rFonts w:ascii="Calibri" w:cs="Calibri" w:eastAsia="Calibri" w:hAnsi="Calibri"/>
           <w:color w:val="111827"/>
           <w:sz w:val="22"/>
           <w:szCs w:val="22"/>
@@ -12927,7 +12954,7 @@
       </w:pPr>
       <w:r>
         <w:rPr>
-          <w:rFonts w:ascii="Arial" w:cs="Arial" w:eastAsia="Arial" w:hAnsi="Arial"/>
+          <w:rFonts w:ascii="Calibri" w:cs="Calibri" w:eastAsia="Calibri" w:hAnsi="Calibri"/>
           <w:b w:val="false"/>
           <w:bCs w:val="false"/>
           <w:i w:val="false"/>
@@ -12936,7 +12963,7 @@
           <w:sz w:val="22"/>
           <w:szCs w:val="22"/>
         </w:rPr>
-        <w:t xml:space="preserve">The AI verdict + 6-class differential + a mini-skeleton snapshot update instantly as the user drags sliders. Useful for finding exact decision boundaries — e.g. the model fires reliably when left arm swing drops below ~0.10 m.</w:t>
+        <w:t xml:space="preserve">The AI verdict + 6-class differential + a mini-skeleton snapshot update instantly as the user drags sliders. Useful for finding exact decision boundaries - e.g. the model fires reliably when left arm swing drops below ~0.10 m.</w:t>
       </w:r>
     </w:p>
     <w:p>
@@ -12946,7 +12973,7 @@
       </w:pPr>
       <w:r>
         <w:rPr>
-          <w:rFonts w:ascii="Arial" w:cs="Arial" w:eastAsia="Arial" w:hAnsi="Arial"/>
+          <w:rFonts w:ascii="Calibri" w:cs="Calibri" w:eastAsia="Calibri" w:hAnsi="Calibri"/>
           <w:b/>
           <w:bCs/>
           <w:color w:val="1E3A8A"/>
@@ -12963,7 +12990,7 @@
       </w:pPr>
       <w:r>
         <w:rPr>
-          <w:rFonts w:ascii="Arial" w:cs="Arial" w:eastAsia="Arial" w:hAnsi="Arial"/>
+          <w:rFonts w:ascii="Calibri" w:cs="Calibri" w:eastAsia="Calibri" w:hAnsi="Calibri"/>
           <w:b w:val="false"/>
           <w:bCs w:val="false"/>
           <w:i w:val="false"/>
@@ -12982,7 +13009,7 @@
       </w:pPr>
       <w:r>
         <w:rPr>
-          <w:rFonts w:ascii="Arial" w:cs="Arial" w:eastAsia="Arial" w:hAnsi="Arial"/>
+          <w:rFonts w:ascii="Calibri" w:cs="Calibri" w:eastAsia="Calibri" w:hAnsi="Calibri"/>
           <w:b/>
           <w:bCs/>
           <w:color w:val="1E3A8A"/>
@@ -12999,7 +13026,7 @@
       </w:pPr>
       <w:r>
         <w:rPr>
-          <w:rFonts w:ascii="Arial" w:cs="Arial" w:eastAsia="Arial" w:hAnsi="Arial"/>
+          <w:rFonts w:ascii="Calibri" w:cs="Calibri" w:eastAsia="Calibri" w:hAnsi="Calibri"/>
           <w:b w:val="false"/>
           <w:bCs w:val="false"/>
           <w:i w:val="false"/>
@@ -13022,7 +13049,7 @@
       </w:pPr>
       <w:r>
         <w:rPr>
-          <w:rFonts w:ascii="Arial" w:cs="Arial" w:eastAsia="Arial" w:hAnsi="Arial"/>
+          <w:rFonts w:ascii="Calibri" w:cs="Calibri" w:eastAsia="Calibri" w:hAnsi="Calibri"/>
           <w:color w:val="111827"/>
           <w:sz w:val="22"/>
           <w:szCs w:val="22"/>
@@ -13041,7 +13068,7 @@
       </w:pPr>
       <w:r>
         <w:rPr>
-          <w:rFonts w:ascii="Arial" w:cs="Arial" w:eastAsia="Arial" w:hAnsi="Arial"/>
+          <w:rFonts w:ascii="Calibri" w:cs="Calibri" w:eastAsia="Calibri" w:hAnsi="Calibri"/>
           <w:color w:val="111827"/>
           <w:sz w:val="22"/>
           <w:szCs w:val="22"/>
@@ -13060,7 +13087,7 @@
       </w:pPr>
       <w:r>
         <w:rPr>
-          <w:rFonts w:ascii="Arial" w:cs="Arial" w:eastAsia="Arial" w:hAnsi="Arial"/>
+          <w:rFonts w:ascii="Calibri" w:cs="Calibri" w:eastAsia="Calibri" w:hAnsi="Calibri"/>
           <w:color w:val="111827"/>
           <w:sz w:val="22"/>
           <w:szCs w:val="22"/>
@@ -13079,7 +13106,7 @@
       </w:pPr>
       <w:r>
         <w:rPr>
-          <w:rFonts w:ascii="Arial" w:cs="Arial" w:eastAsia="Arial" w:hAnsi="Arial"/>
+          <w:rFonts w:ascii="Calibri" w:cs="Calibri" w:eastAsia="Calibri" w:hAnsi="Calibri"/>
           <w:color w:val="111827"/>
           <w:sz w:val="22"/>
           <w:szCs w:val="22"/>
@@ -13094,7 +13121,7 @@
       </w:pPr>
       <w:r>
         <w:rPr>
-          <w:rFonts w:ascii="Arial" w:cs="Arial" w:eastAsia="Arial" w:hAnsi="Arial"/>
+          <w:rFonts w:ascii="Calibri" w:cs="Calibri" w:eastAsia="Calibri" w:hAnsi="Calibri"/>
           <w:b w:val="false"/>
           <w:bCs w:val="false"/>
           <w:i w:val="false"/>
@@ -13114,7 +13141,7 @@
       </w:pPr>
       <w:r>
         <w:rPr>
-          <w:rFonts w:ascii="Arial" w:cs="Arial" w:eastAsia="Arial" w:hAnsi="Arial"/>
+          <w:rFonts w:ascii="Calibri" w:cs="Calibri" w:eastAsia="Calibri" w:hAnsi="Calibri"/>
           <w:b/>
           <w:bCs/>
           <w:color w:val="1E3A8A"/>
@@ -13131,7 +13158,7 @@
       </w:pPr>
       <w:r>
         <w:rPr>
-          <w:rFonts w:ascii="Arial" w:cs="Arial" w:eastAsia="Arial" w:hAnsi="Arial"/>
+          <w:rFonts w:ascii="Calibri" w:cs="Calibri" w:eastAsia="Calibri" w:hAnsi="Calibri"/>
           <w:b w:val="false"/>
           <w:bCs w:val="false"/>
           <w:i w:val="false"/>
@@ -13151,7 +13178,7 @@
       </w:pPr>
       <w:r>
         <w:rPr>
-          <w:rFonts w:ascii="Courier New" w:cs="Courier New" w:eastAsia="Courier New" w:hAnsi="Courier New"/>
+          <w:rFonts w:ascii="Consolas" w:cs="Consolas" w:eastAsia="Consolas" w:hAnsi="Consolas"/>
           <w:color w:val="0F172A"/>
           <w:sz w:val="18"/>
           <w:szCs w:val="18"/>
@@ -13166,7 +13193,7 @@
       </w:pPr>
       <w:r>
         <w:rPr>
-          <w:rFonts w:ascii="Arial" w:cs="Arial" w:eastAsia="Arial" w:hAnsi="Arial"/>
+          <w:rFonts w:ascii="Calibri" w:cs="Calibri" w:eastAsia="Calibri" w:hAnsi="Calibri"/>
           <w:b/>
           <w:bCs/>
           <w:color w:val="1E3A8A"/>
@@ -13183,7 +13210,7 @@
       </w:pPr>
       <w:r>
         <w:rPr>
-          <w:rFonts w:ascii="Arial" w:cs="Arial" w:eastAsia="Arial" w:hAnsi="Arial"/>
+          <w:rFonts w:ascii="Calibri" w:cs="Calibri" w:eastAsia="Calibri" w:hAnsi="Calibri"/>
           <w:b w:val="false"/>
           <w:bCs w:val="false"/>
           <w:i w:val="false"/>
@@ -13202,7 +13229,7 @@
       </w:pPr>
       <w:r>
         <w:rPr>
-          <w:rFonts w:ascii="Arial" w:cs="Arial" w:eastAsia="Arial" w:hAnsi="Arial"/>
+          <w:rFonts w:ascii="Calibri" w:cs="Calibri" w:eastAsia="Calibri" w:hAnsi="Calibri"/>
           <w:b/>
           <w:bCs/>
           <w:color w:val="1E3A8A"/>
@@ -13219,7 +13246,7 @@
       </w:pPr>
       <w:r>
         <w:rPr>
-          <w:rFonts w:ascii="Arial" w:cs="Arial" w:eastAsia="Arial" w:hAnsi="Arial"/>
+          <w:rFonts w:ascii="Calibri" w:cs="Calibri" w:eastAsia="Calibri" w:hAnsi="Calibri"/>
           <w:b w:val="false"/>
           <w:bCs w:val="false"/>
           <w:i w:val="false"/>
@@ -13238,7 +13265,7 @@
       </w:pPr>
       <w:r>
         <w:rPr>
-          <w:rFonts w:ascii="Arial" w:cs="Arial" w:eastAsia="Arial" w:hAnsi="Arial"/>
+          <w:rFonts w:ascii="Calibri" w:cs="Calibri" w:eastAsia="Calibri" w:hAnsi="Calibri"/>
           <w:b/>
           <w:bCs/>
           <w:color w:val="1E3A8A"/>
@@ -13255,7 +13282,7 @@
       </w:pPr>
       <w:r>
         <w:rPr>
-          <w:rFonts w:ascii="Arial" w:cs="Arial" w:eastAsia="Arial" w:hAnsi="Arial"/>
+          <w:rFonts w:ascii="Calibri" w:cs="Calibri" w:eastAsia="Calibri" w:hAnsi="Calibri"/>
           <w:b w:val="false"/>
           <w:bCs w:val="false"/>
           <w:i w:val="false"/>
@@ -13274,7 +13301,7 @@
       </w:pPr>
       <w:r>
         <w:rPr>
-          <w:rFonts w:ascii="Arial" w:cs="Arial" w:eastAsia="Arial" w:hAnsi="Arial"/>
+          <w:rFonts w:ascii="Calibri" w:cs="Calibri" w:eastAsia="Calibri" w:hAnsi="Calibri"/>
           <w:b/>
           <w:bCs/>
           <w:color w:val="1E3A8A"/>
@@ -13291,7 +13318,7 @@
       </w:pPr>
       <w:r>
         <w:rPr>
-          <w:rFonts w:ascii="Arial" w:cs="Arial" w:eastAsia="Arial" w:hAnsi="Arial"/>
+          <w:rFonts w:ascii="Calibri" w:cs="Calibri" w:eastAsia="Calibri" w:hAnsi="Calibri"/>
           <w:b w:val="false"/>
           <w:bCs w:val="false"/>
           <w:i w:val="false"/>
@@ -13310,7 +13337,7 @@
       </w:pPr>
       <w:r>
         <w:rPr>
-          <w:rFonts w:ascii="Arial" w:cs="Arial" w:eastAsia="Arial" w:hAnsi="Arial"/>
+          <w:rFonts w:ascii="Calibri" w:cs="Calibri" w:eastAsia="Calibri" w:hAnsi="Calibri"/>
           <w:b/>
           <w:bCs/>
           <w:color w:val="1E3A8A"/>
@@ -13327,7 +13354,7 @@
       </w:pPr>
       <w:r>
         <w:rPr>
-          <w:rFonts w:ascii="Arial" w:cs="Arial" w:eastAsia="Arial" w:hAnsi="Arial"/>
+          <w:rFonts w:ascii="Calibri" w:cs="Calibri" w:eastAsia="Calibri" w:hAnsi="Calibri"/>
           <w:b w:val="false"/>
           <w:bCs w:val="false"/>
           <w:i w:val="false"/>
@@ -13347,7 +13374,7 @@
       </w:pPr>
       <w:r>
         <w:rPr>
-          <w:rFonts w:ascii="Arial" w:cs="Arial" w:eastAsia="Arial" w:hAnsi="Arial"/>
+          <w:rFonts w:ascii="Calibri" w:cs="Calibri" w:eastAsia="Calibri" w:hAnsi="Calibri"/>
           <w:b/>
           <w:bCs/>
           <w:color w:val="1E3A8A"/>
@@ -13397,7 +13424,7 @@
           <w:p>
             <w:r>
               <w:rPr>
-                <w:rFonts w:ascii="Arial" w:cs="Arial" w:eastAsia="Arial" w:hAnsi="Arial"/>
+                <w:rFonts w:ascii="Calibri" w:cs="Calibri" w:eastAsia="Calibri" w:hAnsi="Calibri"/>
                 <w:b/>
                 <w:bCs/>
                 <w:color w:val="0F172A"/>
@@ -13428,7 +13455,7 @@
           <w:p>
             <w:r>
               <w:rPr>
-                <w:rFonts w:ascii="Arial" w:cs="Arial" w:eastAsia="Arial" w:hAnsi="Arial"/>
+                <w:rFonts w:ascii="Calibri" w:cs="Calibri" w:eastAsia="Calibri" w:hAnsi="Calibri"/>
                 <w:b/>
                 <w:bCs/>
                 <w:color w:val="0F172A"/>
@@ -13461,7 +13488,7 @@
           <w:p>
             <w:r>
               <w:rPr>
-                <w:rFonts w:ascii="Arial" w:cs="Arial" w:eastAsia="Arial" w:hAnsi="Arial"/>
+                <w:rFonts w:ascii="Calibri" w:cs="Calibri" w:eastAsia="Calibri" w:hAnsi="Calibri"/>
                 <w:color w:val="111827"/>
                 <w:sz w:val="20"/>
                 <w:szCs w:val="20"/>
@@ -13490,7 +13517,7 @@
           <w:p>
             <w:r>
               <w:rPr>
-                <w:rFonts w:ascii="Arial" w:cs="Arial" w:eastAsia="Arial" w:hAnsi="Arial"/>
+                <w:rFonts w:ascii="Calibri" w:cs="Calibri" w:eastAsia="Calibri" w:hAnsi="Calibri"/>
                 <w:color w:val="111827"/>
                 <w:sz w:val="20"/>
                 <w:szCs w:val="20"/>
@@ -13521,7 +13548,7 @@
           <w:p>
             <w:r>
               <w:rPr>
-                <w:rFonts w:ascii="Arial" w:cs="Arial" w:eastAsia="Arial" w:hAnsi="Arial"/>
+                <w:rFonts w:ascii="Calibri" w:cs="Calibri" w:eastAsia="Calibri" w:hAnsi="Calibri"/>
                 <w:color w:val="111827"/>
                 <w:sz w:val="20"/>
                 <w:szCs w:val="20"/>
@@ -13550,7 +13577,7 @@
           <w:p>
             <w:r>
               <w:rPr>
-                <w:rFonts w:ascii="Arial" w:cs="Arial" w:eastAsia="Arial" w:hAnsi="Arial"/>
+                <w:rFonts w:ascii="Calibri" w:cs="Calibri" w:eastAsia="Calibri" w:hAnsi="Calibri"/>
                 <w:color w:val="111827"/>
                 <w:sz w:val="20"/>
                 <w:szCs w:val="20"/>
@@ -13581,7 +13608,7 @@
           <w:p>
             <w:r>
               <w:rPr>
-                <w:rFonts w:ascii="Arial" w:cs="Arial" w:eastAsia="Arial" w:hAnsi="Arial"/>
+                <w:rFonts w:ascii="Calibri" w:cs="Calibri" w:eastAsia="Calibri" w:hAnsi="Calibri"/>
                 <w:color w:val="111827"/>
                 <w:sz w:val="20"/>
                 <w:szCs w:val="20"/>
@@ -13610,7 +13637,7 @@
           <w:p>
             <w:r>
               <w:rPr>
-                <w:rFonts w:ascii="Arial" w:cs="Arial" w:eastAsia="Arial" w:hAnsi="Arial"/>
+                <w:rFonts w:ascii="Calibri" w:cs="Calibri" w:eastAsia="Calibri" w:hAnsi="Calibri"/>
                 <w:color w:val="111827"/>
                 <w:sz w:val="20"/>
                 <w:szCs w:val="20"/>
@@ -13641,7 +13668,7 @@
           <w:p>
             <w:r>
               <w:rPr>
-                <w:rFonts w:ascii="Arial" w:cs="Arial" w:eastAsia="Arial" w:hAnsi="Arial"/>
+                <w:rFonts w:ascii="Calibri" w:cs="Calibri" w:eastAsia="Calibri" w:hAnsi="Calibri"/>
                 <w:color w:val="111827"/>
                 <w:sz w:val="20"/>
                 <w:szCs w:val="20"/>
@@ -13670,7 +13697,7 @@
           <w:p>
             <w:r>
               <w:rPr>
-                <w:rFonts w:ascii="Arial" w:cs="Arial" w:eastAsia="Arial" w:hAnsi="Arial"/>
+                <w:rFonts w:ascii="Calibri" w:cs="Calibri" w:eastAsia="Calibri" w:hAnsi="Calibri"/>
                 <w:color w:val="111827"/>
                 <w:sz w:val="20"/>
                 <w:szCs w:val="20"/>
@@ -13701,7 +13728,7 @@
           <w:p>
             <w:r>
               <w:rPr>
-                <w:rFonts w:ascii="Arial" w:cs="Arial" w:eastAsia="Arial" w:hAnsi="Arial"/>
+                <w:rFonts w:ascii="Calibri" w:cs="Calibri" w:eastAsia="Calibri" w:hAnsi="Calibri"/>
                 <w:color w:val="111827"/>
                 <w:sz w:val="20"/>
                 <w:szCs w:val="20"/>
@@ -13730,7 +13757,7 @@
           <w:p>
             <w:r>
               <w:rPr>
-                <w:rFonts w:ascii="Arial" w:cs="Arial" w:eastAsia="Arial" w:hAnsi="Arial"/>
+                <w:rFonts w:ascii="Calibri" w:cs="Calibri" w:eastAsia="Calibri" w:hAnsi="Calibri"/>
                 <w:color w:val="111827"/>
                 <w:sz w:val="20"/>
                 <w:szCs w:val="20"/>
@@ -13761,7 +13788,7 @@
           <w:p>
             <w:r>
               <w:rPr>
-                <w:rFonts w:ascii="Arial" w:cs="Arial" w:eastAsia="Arial" w:hAnsi="Arial"/>
+                <w:rFonts w:ascii="Calibri" w:cs="Calibri" w:eastAsia="Calibri" w:hAnsi="Calibri"/>
                 <w:color w:val="111827"/>
                 <w:sz w:val="20"/>
                 <w:szCs w:val="20"/>
@@ -13790,7 +13817,7 @@
           <w:p>
             <w:r>
               <w:rPr>
-                <w:rFonts w:ascii="Arial" w:cs="Arial" w:eastAsia="Arial" w:hAnsi="Arial"/>
+                <w:rFonts w:ascii="Calibri" w:cs="Calibri" w:eastAsia="Calibri" w:hAnsi="Calibri"/>
                 <w:color w:val="111827"/>
                 <w:sz w:val="20"/>
                 <w:szCs w:val="20"/>
@@ -13821,7 +13848,7 @@
           <w:p>
             <w:r>
               <w:rPr>
-                <w:rFonts w:ascii="Arial" w:cs="Arial" w:eastAsia="Arial" w:hAnsi="Arial"/>
+                <w:rFonts w:ascii="Calibri" w:cs="Calibri" w:eastAsia="Calibri" w:hAnsi="Calibri"/>
                 <w:color w:val="111827"/>
                 <w:sz w:val="20"/>
                 <w:szCs w:val="20"/>
@@ -13850,7 +13877,7 @@
           <w:p>
             <w:r>
               <w:rPr>
-                <w:rFonts w:ascii="Arial" w:cs="Arial" w:eastAsia="Arial" w:hAnsi="Arial"/>
+                <w:rFonts w:ascii="Calibri" w:cs="Calibri" w:eastAsia="Calibri" w:hAnsi="Calibri"/>
                 <w:color w:val="111827"/>
                 <w:sz w:val="20"/>
                 <w:szCs w:val="20"/>
@@ -13881,7 +13908,7 @@
           <w:p>
             <w:r>
               <w:rPr>
-                <w:rFonts w:ascii="Arial" w:cs="Arial" w:eastAsia="Arial" w:hAnsi="Arial"/>
+                <w:rFonts w:ascii="Calibri" w:cs="Calibri" w:eastAsia="Calibri" w:hAnsi="Calibri"/>
                 <w:color w:val="111827"/>
                 <w:sz w:val="20"/>
                 <w:szCs w:val="20"/>
@@ -13910,7 +13937,7 @@
           <w:p>
             <w:r>
               <w:rPr>
-                <w:rFonts w:ascii="Arial" w:cs="Arial" w:eastAsia="Arial" w:hAnsi="Arial"/>
+                <w:rFonts w:ascii="Calibri" w:cs="Calibri" w:eastAsia="Calibri" w:hAnsi="Calibri"/>
                 <w:color w:val="111827"/>
                 <w:sz w:val="20"/>
                 <w:szCs w:val="20"/>
@@ -13929,7 +13956,7 @@
       </w:pPr>
       <w:r>
         <w:rPr>
-          <w:rFonts w:ascii="Arial" w:cs="Arial" w:eastAsia="Arial" w:hAnsi="Arial"/>
+          <w:rFonts w:ascii="Calibri" w:cs="Calibri" w:eastAsia="Calibri" w:hAnsi="Calibri"/>
           <w:b/>
           <w:bCs/>
           <w:color w:val="1E3A8A"/>
@@ -13946,7 +13973,7 @@
       </w:pPr>
       <w:r>
         <w:rPr>
-          <w:rFonts w:ascii="Arial" w:cs="Arial" w:eastAsia="Arial" w:hAnsi="Arial"/>
+          <w:rFonts w:ascii="Calibri" w:cs="Calibri" w:eastAsia="Calibri" w:hAnsi="Calibri"/>
           <w:b/>
           <w:bCs/>
           <w:color w:val="1E3A8A"/>
@@ -13963,7 +13990,7 @@
       </w:pPr>
       <w:r>
         <w:rPr>
-          <w:rFonts w:ascii="Arial" w:cs="Arial" w:eastAsia="Arial" w:hAnsi="Arial"/>
+          <w:rFonts w:ascii="Calibri" w:cs="Calibri" w:eastAsia="Calibri" w:hAnsi="Calibri"/>
           <w:b w:val="false"/>
           <w:bCs w:val="false"/>
           <w:i w:val="false"/>
@@ -13986,7 +14013,7 @@
       </w:pPr>
       <w:r>
         <w:rPr>
-          <w:rFonts w:ascii="Arial" w:cs="Arial" w:eastAsia="Arial" w:hAnsi="Arial"/>
+          <w:rFonts w:ascii="Calibri" w:cs="Calibri" w:eastAsia="Calibri" w:hAnsi="Calibri"/>
           <w:color w:val="111827"/>
           <w:sz w:val="22"/>
           <w:szCs w:val="22"/>
@@ -14005,7 +14032,7 @@
       </w:pPr>
       <w:r>
         <w:rPr>
-          <w:rFonts w:ascii="Arial" w:cs="Arial" w:eastAsia="Arial" w:hAnsi="Arial"/>
+          <w:rFonts w:ascii="Calibri" w:cs="Calibri" w:eastAsia="Calibri" w:hAnsi="Calibri"/>
           <w:color w:val="111827"/>
           <w:sz w:val="22"/>
           <w:szCs w:val="22"/>
@@ -14024,7 +14051,7 @@
       </w:pPr>
       <w:r>
         <w:rPr>
-          <w:rFonts w:ascii="Arial" w:cs="Arial" w:eastAsia="Arial" w:hAnsi="Arial"/>
+          <w:rFonts w:ascii="Calibri" w:cs="Calibri" w:eastAsia="Calibri" w:hAnsi="Calibri"/>
           <w:color w:val="111827"/>
           <w:sz w:val="22"/>
           <w:szCs w:val="22"/>
@@ -14043,7 +14070,7 @@
       </w:pPr>
       <w:r>
         <w:rPr>
-          <w:rFonts w:ascii="Arial" w:cs="Arial" w:eastAsia="Arial" w:hAnsi="Arial"/>
+          <w:rFonts w:ascii="Calibri" w:cs="Calibri" w:eastAsia="Calibri" w:hAnsi="Calibri"/>
           <w:color w:val="111827"/>
           <w:sz w:val="22"/>
           <w:szCs w:val="22"/>
@@ -14062,7 +14089,7 @@
       </w:pPr>
       <w:r>
         <w:rPr>
-          <w:rFonts w:ascii="Arial" w:cs="Arial" w:eastAsia="Arial" w:hAnsi="Arial"/>
+          <w:rFonts w:ascii="Calibri" w:cs="Calibri" w:eastAsia="Calibri" w:hAnsi="Calibri"/>
           <w:color w:val="111827"/>
           <w:sz w:val="22"/>
           <w:szCs w:val="22"/>
@@ -14077,7 +14104,7 @@
       </w:pPr>
       <w:r>
         <w:rPr>
-          <w:rFonts w:ascii="Arial" w:cs="Arial" w:eastAsia="Arial" w:hAnsi="Arial"/>
+          <w:rFonts w:ascii="Calibri" w:cs="Calibri" w:eastAsia="Calibri" w:hAnsi="Calibri"/>
           <w:b/>
           <w:bCs/>
           <w:color w:val="1E3A8A"/>
@@ -14094,7 +14121,7 @@
       </w:pPr>
       <w:r>
         <w:rPr>
-          <w:rFonts w:ascii="Arial" w:cs="Arial" w:eastAsia="Arial" w:hAnsi="Arial"/>
+          <w:rFonts w:ascii="Calibri" w:cs="Calibri" w:eastAsia="Calibri" w:hAnsi="Calibri"/>
           <w:b w:val="false"/>
           <w:bCs w:val="false"/>
           <w:i w:val="false"/>
@@ -14117,7 +14144,7 @@
       </w:pPr>
       <w:r>
         <w:rPr>
-          <w:rFonts w:ascii="Arial" w:cs="Arial" w:eastAsia="Arial" w:hAnsi="Arial"/>
+          <w:rFonts w:ascii="Calibri" w:cs="Calibri" w:eastAsia="Calibri" w:hAnsi="Calibri"/>
           <w:color w:val="111827"/>
           <w:sz w:val="22"/>
           <w:szCs w:val="22"/>
@@ -14136,12 +14163,12 @@
       </w:pPr>
       <w:r>
         <w:rPr>
-          <w:rFonts w:ascii="Arial" w:cs="Arial" w:eastAsia="Arial" w:hAnsi="Arial"/>
+          <w:rFonts w:ascii="Calibri" w:cs="Calibri" w:eastAsia="Calibri" w:hAnsi="Calibri"/>
           <w:color w:val="111827"/>
           <w:sz w:val="22"/>
           <w:szCs w:val="22"/>
         </w:rPr>
-        <w:t xml:space="preserve">Replace the dataset with a real corpus — recommended starting points: PhysioNet "Gait in Neurodegenerative Disease Database" (Parkinson, Huntington, ALS); Daphnet "Freezing of Gait" dataset; or institutional gait-lab IMU recordings.</w:t>
+        <w:t xml:space="preserve">Replace the dataset with a real corpus - recommended starting points: PhysioNet "Gait in Neurodegenerative Disease Database" (Parkinson, Huntington, ALS); Daphnet "Freezing of Gait" dataset; or institutional gait-lab IMU recordings.</w:t>
       </w:r>
     </w:p>
     <w:p>
@@ -14155,7 +14182,7 @@
       </w:pPr>
       <w:r>
         <w:rPr>
-          <w:rFonts w:ascii="Arial" w:cs="Arial" w:eastAsia="Arial" w:hAnsi="Arial"/>
+          <w:rFonts w:ascii="Calibri" w:cs="Calibri" w:eastAsia="Calibri" w:hAnsi="Calibri"/>
           <w:color w:val="111827"/>
           <w:sz w:val="22"/>
           <w:szCs w:val="22"/>
@@ -14174,7 +14201,7 @@
       </w:pPr>
       <w:r>
         <w:rPr>
-          <w:rFonts w:ascii="Arial" w:cs="Arial" w:eastAsia="Arial" w:hAnsi="Arial"/>
+          <w:rFonts w:ascii="Calibri" w:cs="Calibri" w:eastAsia="Calibri" w:hAnsi="Calibri"/>
           <w:color w:val="111827"/>
           <w:sz w:val="22"/>
           <w:szCs w:val="22"/>
@@ -14189,7 +14216,7 @@
       </w:pPr>
       <w:r>
         <w:rPr>
-          <w:rFonts w:ascii="Arial" w:cs="Arial" w:eastAsia="Arial" w:hAnsi="Arial"/>
+          <w:rFonts w:ascii="Calibri" w:cs="Calibri" w:eastAsia="Calibri" w:hAnsi="Calibri"/>
           <w:b/>
           <w:bCs/>
           <w:color w:val="1E3A8A"/>
@@ -14206,7 +14233,7 @@
       </w:pPr>
       <w:r>
         <w:rPr>
-          <w:rFonts w:ascii="Arial" w:cs="Arial" w:eastAsia="Arial" w:hAnsi="Arial"/>
+          <w:rFonts w:ascii="Calibri" w:cs="Calibri" w:eastAsia="Calibri" w:hAnsi="Calibri"/>
           <w:b w:val="false"/>
           <w:bCs w:val="false"/>
           <w:i w:val="false"/>
@@ -14225,7 +14252,7 @@
       </w:pPr>
       <w:r>
         <w:rPr>
-          <w:rFonts w:ascii="Arial" w:cs="Arial" w:eastAsia="Arial" w:hAnsi="Arial"/>
+          <w:rFonts w:ascii="Calibri" w:cs="Calibri" w:eastAsia="Calibri" w:hAnsi="Calibri"/>
           <w:b/>
           <w:bCs/>
           <w:color w:val="1E3A8A"/>
@@ -14246,7 +14273,7 @@
       </w:pPr>
       <w:r>
         <w:rPr>
-          <w:rFonts w:ascii="Arial" w:cs="Arial" w:eastAsia="Arial" w:hAnsi="Arial"/>
+          <w:rFonts w:ascii="Calibri" w:cs="Calibri" w:eastAsia="Calibri" w:hAnsi="Calibri"/>
           <w:color w:val="111827"/>
           <w:sz w:val="22"/>
           <w:szCs w:val="22"/>
@@ -14265,7 +14292,7 @@
       </w:pPr>
       <w:r>
         <w:rPr>
-          <w:rFonts w:ascii="Arial" w:cs="Arial" w:eastAsia="Arial" w:hAnsi="Arial"/>
+          <w:rFonts w:ascii="Calibri" w:cs="Calibri" w:eastAsia="Calibri" w:hAnsi="Calibri"/>
           <w:color w:val="111827"/>
           <w:sz w:val="22"/>
           <w:szCs w:val="22"/>
@@ -14284,7 +14311,7 @@
       </w:pPr>
       <w:r>
         <w:rPr>
-          <w:rFonts w:ascii="Arial" w:cs="Arial" w:eastAsia="Arial" w:hAnsi="Arial"/>
+          <w:rFonts w:ascii="Calibri" w:cs="Calibri" w:eastAsia="Calibri" w:hAnsi="Calibri"/>
           <w:color w:val="111827"/>
           <w:sz w:val="22"/>
           <w:szCs w:val="22"/>
@@ -14303,7 +14330,7 @@
       </w:pPr>
       <w:r>
         <w:rPr>
-          <w:rFonts w:ascii="Arial" w:cs="Arial" w:eastAsia="Arial" w:hAnsi="Arial"/>
+          <w:rFonts w:ascii="Calibri" w:cs="Calibri" w:eastAsia="Calibri" w:hAnsi="Calibri"/>
           <w:color w:val="111827"/>
           <w:sz w:val="22"/>
           <w:szCs w:val="22"/>
@@ -14319,7 +14346,7 @@
       </w:pPr>
       <w:r>
         <w:rPr>
-          <w:rFonts w:ascii="Arial" w:cs="Arial" w:eastAsia="Arial" w:hAnsi="Arial"/>
+          <w:rFonts w:ascii="Calibri" w:cs="Calibri" w:eastAsia="Calibri" w:hAnsi="Calibri"/>
           <w:b/>
           <w:bCs/>
           <w:color w:val="1E3A8A"/>
@@ -14340,12 +14367,12 @@
       </w:pPr>
       <w:r>
         <w:rPr>
-          <w:rFonts w:ascii="Arial" w:cs="Arial" w:eastAsia="Arial" w:hAnsi="Arial"/>
+          <w:rFonts w:ascii="Calibri" w:cs="Calibri" w:eastAsia="Calibri" w:hAnsi="Calibri"/>
           <w:color w:val="111827"/>
           <w:sz w:val="22"/>
           <w:szCs w:val="22"/>
         </w:rPr>
-        <w:t xml:space="preserve">Saver JL. "Time is brain — quantified." Stroke. 2006;37(1):263-266.</w:t>
+        <w:t xml:space="preserve">Saver JL. "Time is brain - quantified." Stroke. 2006;37(1):263-266.</w:t>
       </w:r>
     </w:p>
     <w:p>
@@ -14359,7 +14386,7 @@
       </w:pPr>
       <w:r>
         <w:rPr>
-          <w:rFonts w:ascii="Arial" w:cs="Arial" w:eastAsia="Arial" w:hAnsi="Arial"/>
+          <w:rFonts w:ascii="Calibri" w:cs="Calibri" w:eastAsia="Calibri" w:hAnsi="Calibri"/>
           <w:color w:val="111827"/>
           <w:sz w:val="22"/>
           <w:szCs w:val="22"/>
@@ -14378,7 +14405,7 @@
       </w:pPr>
       <w:r>
         <w:rPr>
-          <w:rFonts w:ascii="Arial" w:cs="Arial" w:eastAsia="Arial" w:hAnsi="Arial"/>
+          <w:rFonts w:ascii="Calibri" w:cs="Calibri" w:eastAsia="Calibri" w:hAnsi="Calibri"/>
           <w:color w:val="111827"/>
           <w:sz w:val="22"/>
           <w:szCs w:val="22"/>
@@ -14397,7 +14424,7 @@
       </w:pPr>
       <w:r>
         <w:rPr>
-          <w:rFonts w:ascii="Arial" w:cs="Arial" w:eastAsia="Arial" w:hAnsi="Arial"/>
+          <w:rFonts w:ascii="Calibri" w:cs="Calibri" w:eastAsia="Calibri" w:hAnsi="Calibri"/>
           <w:color w:val="111827"/>
           <w:sz w:val="22"/>
           <w:szCs w:val="22"/>
@@ -14416,7 +14443,7 @@
       </w:pPr>
       <w:r>
         <w:rPr>
-          <w:rFonts w:ascii="Arial" w:cs="Arial" w:eastAsia="Arial" w:hAnsi="Arial"/>
+          <w:rFonts w:ascii="Calibri" w:cs="Calibri" w:eastAsia="Calibri" w:hAnsi="Calibri"/>
           <w:color w:val="111827"/>
           <w:sz w:val="22"/>
           <w:szCs w:val="22"/>
@@ -14435,7 +14462,7 @@
       </w:pPr>
       <w:r>
         <w:rPr>
-          <w:rFonts w:ascii="Arial" w:cs="Arial" w:eastAsia="Arial" w:hAnsi="Arial"/>
+          <w:rFonts w:ascii="Calibri" w:cs="Calibri" w:eastAsia="Calibri" w:hAnsi="Calibri"/>
           <w:color w:val="111827"/>
           <w:sz w:val="22"/>
           <w:szCs w:val="22"/>
@@ -14454,7 +14481,7 @@
       </w:pPr>
       <w:r>
         <w:rPr>
-          <w:rFonts w:ascii="Arial" w:cs="Arial" w:eastAsia="Arial" w:hAnsi="Arial"/>
+          <w:rFonts w:ascii="Calibri" w:cs="Calibri" w:eastAsia="Calibri" w:hAnsi="Calibri"/>
           <w:color w:val="111827"/>
           <w:sz w:val="22"/>
           <w:szCs w:val="22"/>
@@ -14523,7 +14550,7 @@
     </w:pPr>
     <w:r>
       <w:rPr>
-        <w:rFonts w:ascii="Arial" w:cs="Arial" w:eastAsia="Arial" w:hAnsi="Arial"/>
+        <w:rFonts w:ascii="Calibri" w:cs="Calibri" w:eastAsia="Calibri" w:hAnsi="Calibri"/>
         <w:color w:val="4B5563"/>
         <w:sz w:val="18"/>
         <w:szCs w:val="18"/>
@@ -14532,7 +14559,7 @@
     </w:r>
     <w:r>
       <w:rPr>
-        <w:rFonts w:ascii="Arial" w:cs="Arial" w:eastAsia="Arial" w:hAnsi="Arial"/>
+        <w:rFonts w:ascii="Calibri" w:cs="Calibri" w:eastAsia="Calibri" w:hAnsi="Calibri"/>
         <w:color w:val="4B5563"/>
         <w:sz w:val="18"/>
         <w:szCs w:val="18"/>
@@ -14591,7 +14618,7 @@
     </w:pPr>
     <w:r>
       <w:rPr>
-        <w:rFonts w:ascii="Arial" w:cs="Arial" w:eastAsia="Arial" w:hAnsi="Arial"/>
+        <w:rFonts w:ascii="Calibri" w:cs="Calibri" w:eastAsia="Calibri" w:hAnsi="Calibri"/>
         <w:i/>
         <w:iCs/>
         <w:color w:val="4B5563"/>
@@ -14749,7 +14776,7 @@
   <w:docDefaults>
     <w:rPrDefault>
       <w:rPr>
-        <w:rFonts w:ascii="Arial" w:cs="Arial" w:eastAsia="Arial" w:hAnsi="Arial"/>
+        <w:rFonts w:ascii="Calibri" w:cs="Calibri" w:eastAsia="Calibri" w:hAnsi="Calibri"/>
         <w:sz w:val="22"/>
         <w:szCs w:val="22"/>
       </w:rPr>
@@ -14937,7 +14964,7 @@
       <w:outlineLvl w:val="0"/>
     </w:pPr>
     <w:rPr>
-      <w:rFonts w:ascii="Arial" w:cs="Arial" w:eastAsia="Arial" w:hAnsi="Arial"/>
+      <w:rFonts w:ascii="Calibri" w:cs="Calibri" w:eastAsia="Calibri" w:hAnsi="Calibri"/>
       <w:b/>
       <w:bCs/>
       <w:color w:val="1E3A8A"/>
@@ -14955,7 +14982,7 @@
       <w:outlineLvl w:val="1"/>
     </w:pPr>
     <w:rPr>
-      <w:rFonts w:ascii="Arial" w:cs="Arial" w:eastAsia="Arial" w:hAnsi="Arial"/>
+      <w:rFonts w:ascii="Calibri" w:cs="Calibri" w:eastAsia="Calibri" w:hAnsi="Calibri"/>
       <w:b/>
       <w:bCs/>
       <w:color w:val="1E3A8A"/>
@@ -14973,7 +15000,7 @@
       <w:outlineLvl w:val="2"/>
     </w:pPr>
     <w:rPr>
-      <w:rFonts w:ascii="Arial" w:cs="Arial" w:eastAsia="Arial" w:hAnsi="Arial"/>
+      <w:rFonts w:ascii="Calibri" w:cs="Calibri" w:eastAsia="Calibri" w:hAnsi="Calibri"/>
       <w:b/>
       <w:bCs/>
       <w:color w:val="1F2937"/>
